--- a/CO3-AT1/Question_21/Report/CO3 AT1 (192524184).docx
+++ b/CO3-AT1/Question_21/Report/CO3 AT1 (192524184).docx
@@ -754,12 +754,6561 @@
       </w:r>
     </w:p>
     <w:p>
+      <w:pPr>
+        <w:rPr>
+          <w:b/>
+          <w:sz w:val="32"/>
+          <w:szCs w:val="32"/>
+        </w:rPr>
+      </w:pPr>
+      <w:r>
+        <w:rPr>
+          <w:b/>
+          <w:sz w:val="32"/>
+          <w:szCs w:val="32"/>
+        </w:rPr>
+        <w:lastRenderedPageBreak/>
+        <w:t>SOURCE CODE:</w:t>
+      </w:r>
+    </w:p>
+    <w:p>
+      <w:pPr>
+        <w:shd w:val="clear" w:color="auto" w:fill="121314"/>
+        <w:spacing w:line="228" w:lineRule="atLeast"/>
+        <w:rPr>
+          <w:rFonts w:ascii="Consolas" w:hAnsi="Consolas"/>
+          <w:color w:val="BBBEBF"/>
+          <w:sz w:val="17"/>
+          <w:szCs w:val="17"/>
+        </w:rPr>
+      </w:pPr>
+      <w:r>
+        <w:rPr>
+          <w:rFonts w:ascii="Consolas" w:hAnsi="Consolas"/>
+          <w:color w:val="C586C0"/>
+          <w:sz w:val="17"/>
+          <w:szCs w:val="17"/>
+        </w:rPr>
+        <w:t>#include</w:t>
+      </w:r>
+      <w:r>
+        <w:rPr>
+          <w:rFonts w:ascii="Consolas" w:hAnsi="Consolas"/>
+          <w:color w:val="569CD6"/>
+          <w:sz w:val="17"/>
+          <w:szCs w:val="17"/>
+        </w:rPr>
+        <w:t xml:space="preserve"> </w:t>
+      </w:r>
+      <w:r>
+        <w:rPr>
+          <w:rFonts w:ascii="Consolas" w:hAnsi="Consolas"/>
+          <w:color w:val="A5D6FF"/>
+          <w:sz w:val="17"/>
+          <w:szCs w:val="17"/>
+        </w:rPr>
+        <w:t>&lt;</w:t>
+      </w:r>
+      <w:proofErr w:type="spellStart"/>
+      <w:r>
+        <w:rPr>
+          <w:rFonts w:ascii="Consolas" w:hAnsi="Consolas"/>
+          <w:color w:val="A5D6FF"/>
+          <w:sz w:val="17"/>
+          <w:szCs w:val="17"/>
+        </w:rPr>
+        <w:t>stdio.h</w:t>
+      </w:r>
+      <w:proofErr w:type="spellEnd"/>
+      <w:r>
+        <w:rPr>
+          <w:rFonts w:ascii="Consolas" w:hAnsi="Consolas"/>
+          <w:color w:val="A5D6FF"/>
+          <w:sz w:val="17"/>
+          <w:szCs w:val="17"/>
+        </w:rPr>
+        <w:t>&gt;</w:t>
+      </w:r>
+    </w:p>
+    <w:p>
+      <w:pPr>
+        <w:shd w:val="clear" w:color="auto" w:fill="121314"/>
+        <w:spacing w:line="228" w:lineRule="atLeast"/>
+        <w:rPr>
+          <w:rFonts w:ascii="Consolas" w:hAnsi="Consolas"/>
+          <w:color w:val="BBBEBF"/>
+          <w:sz w:val="17"/>
+          <w:szCs w:val="17"/>
+        </w:rPr>
+      </w:pPr>
+      <w:r>
+        <w:rPr>
+          <w:rFonts w:ascii="Consolas" w:hAnsi="Consolas"/>
+          <w:color w:val="C586C0"/>
+          <w:sz w:val="17"/>
+          <w:szCs w:val="17"/>
+        </w:rPr>
+        <w:t>#include</w:t>
+      </w:r>
+      <w:r>
+        <w:rPr>
+          <w:rFonts w:ascii="Consolas" w:hAnsi="Consolas"/>
+          <w:color w:val="569CD6"/>
+          <w:sz w:val="17"/>
+          <w:szCs w:val="17"/>
+        </w:rPr>
+        <w:t xml:space="preserve"> </w:t>
+      </w:r>
+      <w:r>
+        <w:rPr>
+          <w:rFonts w:ascii="Consolas" w:hAnsi="Consolas"/>
+          <w:color w:val="A5D6FF"/>
+          <w:sz w:val="17"/>
+          <w:szCs w:val="17"/>
+        </w:rPr>
+        <w:t>&lt;</w:t>
+      </w:r>
+      <w:proofErr w:type="spellStart"/>
+      <w:r>
+        <w:rPr>
+          <w:rFonts w:ascii="Consolas" w:hAnsi="Consolas"/>
+          <w:color w:val="A5D6FF"/>
+          <w:sz w:val="17"/>
+          <w:szCs w:val="17"/>
+        </w:rPr>
+        <w:t>stdlib.h</w:t>
+      </w:r>
+      <w:proofErr w:type="spellEnd"/>
+      <w:r>
+        <w:rPr>
+          <w:rFonts w:ascii="Consolas" w:hAnsi="Consolas"/>
+          <w:color w:val="A5D6FF"/>
+          <w:sz w:val="17"/>
+          <w:szCs w:val="17"/>
+        </w:rPr>
+        <w:t>&gt;</w:t>
+      </w:r>
+    </w:p>
+    <w:p>
+      <w:pPr>
+        <w:shd w:val="clear" w:color="auto" w:fill="121314"/>
+        <w:spacing w:line="228" w:lineRule="atLeast"/>
+        <w:rPr>
+          <w:rFonts w:ascii="Consolas" w:hAnsi="Consolas"/>
+          <w:color w:val="BBBEBF"/>
+          <w:sz w:val="17"/>
+          <w:szCs w:val="17"/>
+        </w:rPr>
+      </w:pPr>
+      <w:r>
+        <w:rPr>
+          <w:rFonts w:ascii="Consolas" w:hAnsi="Consolas"/>
+          <w:color w:val="C586C0"/>
+          <w:sz w:val="17"/>
+          <w:szCs w:val="17"/>
+        </w:rPr>
+        <w:t>#include</w:t>
+      </w:r>
+      <w:r>
+        <w:rPr>
+          <w:rFonts w:ascii="Consolas" w:hAnsi="Consolas"/>
+          <w:color w:val="569CD6"/>
+          <w:sz w:val="17"/>
+          <w:szCs w:val="17"/>
+        </w:rPr>
+        <w:t xml:space="preserve"> </w:t>
+      </w:r>
+      <w:r>
+        <w:rPr>
+          <w:rFonts w:ascii="Consolas" w:hAnsi="Consolas"/>
+          <w:color w:val="A5D6FF"/>
+          <w:sz w:val="17"/>
+          <w:szCs w:val="17"/>
+        </w:rPr>
+        <w:t>&lt;</w:t>
+      </w:r>
+      <w:proofErr w:type="spellStart"/>
+      <w:r>
+        <w:rPr>
+          <w:rFonts w:ascii="Consolas" w:hAnsi="Consolas"/>
+          <w:color w:val="A5D6FF"/>
+          <w:sz w:val="17"/>
+          <w:szCs w:val="17"/>
+        </w:rPr>
+        <w:t>pthread.h</w:t>
+      </w:r>
+      <w:proofErr w:type="spellEnd"/>
+      <w:r>
+        <w:rPr>
+          <w:rFonts w:ascii="Consolas" w:hAnsi="Consolas"/>
+          <w:color w:val="A5D6FF"/>
+          <w:sz w:val="17"/>
+          <w:szCs w:val="17"/>
+        </w:rPr>
+        <w:t>&gt;</w:t>
+      </w:r>
+    </w:p>
+    <w:p>
+      <w:pPr>
+        <w:shd w:val="clear" w:color="auto" w:fill="121314"/>
+        <w:spacing w:line="228" w:lineRule="atLeast"/>
+        <w:rPr>
+          <w:rFonts w:ascii="Consolas" w:hAnsi="Consolas"/>
+          <w:color w:val="BBBEBF"/>
+          <w:sz w:val="17"/>
+          <w:szCs w:val="17"/>
+        </w:rPr>
+      </w:pPr>
+      <w:r>
+        <w:rPr>
+          <w:rFonts w:ascii="Consolas" w:hAnsi="Consolas"/>
+          <w:color w:val="C586C0"/>
+          <w:sz w:val="17"/>
+          <w:szCs w:val="17"/>
+        </w:rPr>
+        <w:t>#include</w:t>
+      </w:r>
+      <w:r>
+        <w:rPr>
+          <w:rFonts w:ascii="Consolas" w:hAnsi="Consolas"/>
+          <w:color w:val="569CD6"/>
+          <w:sz w:val="17"/>
+          <w:szCs w:val="17"/>
+        </w:rPr>
+        <w:t xml:space="preserve"> </w:t>
+      </w:r>
+      <w:r>
+        <w:rPr>
+          <w:rFonts w:ascii="Consolas" w:hAnsi="Consolas"/>
+          <w:color w:val="A5D6FF"/>
+          <w:sz w:val="17"/>
+          <w:szCs w:val="17"/>
+        </w:rPr>
+        <w:t>&lt;</w:t>
+      </w:r>
+      <w:proofErr w:type="spellStart"/>
+      <w:r>
+        <w:rPr>
+          <w:rFonts w:ascii="Consolas" w:hAnsi="Consolas"/>
+          <w:color w:val="A5D6FF"/>
+          <w:sz w:val="17"/>
+          <w:szCs w:val="17"/>
+        </w:rPr>
+        <w:t>time.h</w:t>
+      </w:r>
+      <w:proofErr w:type="spellEnd"/>
+      <w:r>
+        <w:rPr>
+          <w:rFonts w:ascii="Consolas" w:hAnsi="Consolas"/>
+          <w:color w:val="A5D6FF"/>
+          <w:sz w:val="17"/>
+          <w:szCs w:val="17"/>
+        </w:rPr>
+        <w:t>&gt;</w:t>
+      </w:r>
+    </w:p>
+    <w:p>
+      <w:pPr>
+        <w:shd w:val="clear" w:color="auto" w:fill="121314"/>
+        <w:spacing w:line="228" w:lineRule="atLeast"/>
+        <w:rPr>
+          <w:rFonts w:ascii="Consolas" w:hAnsi="Consolas"/>
+          <w:color w:val="BBBEBF"/>
+          <w:sz w:val="17"/>
+          <w:szCs w:val="17"/>
+        </w:rPr>
+      </w:pPr>
+    </w:p>
+    <w:p>
+      <w:pPr>
+        <w:shd w:val="clear" w:color="auto" w:fill="121314"/>
+        <w:spacing w:line="228" w:lineRule="atLeast"/>
+        <w:rPr>
+          <w:rFonts w:ascii="Consolas" w:hAnsi="Consolas"/>
+          <w:color w:val="BBBEBF"/>
+          <w:sz w:val="17"/>
+          <w:szCs w:val="17"/>
+        </w:rPr>
+      </w:pPr>
+      <w:r>
+        <w:rPr>
+          <w:rFonts w:ascii="Consolas" w:hAnsi="Consolas"/>
+          <w:color w:val="C586C0"/>
+          <w:sz w:val="17"/>
+          <w:szCs w:val="17"/>
+        </w:rPr>
+        <w:t>#define</w:t>
+      </w:r>
+      <w:r>
+        <w:rPr>
+          <w:rFonts w:ascii="Consolas" w:hAnsi="Consolas"/>
+          <w:color w:val="569CD6"/>
+          <w:sz w:val="17"/>
+          <w:szCs w:val="17"/>
+        </w:rPr>
+        <w:t xml:space="preserve"> SIZE </w:t>
+      </w:r>
+      <w:r>
+        <w:rPr>
+          <w:rFonts w:ascii="Consolas" w:hAnsi="Consolas"/>
+          <w:color w:val="B5CEA8"/>
+          <w:sz w:val="17"/>
+          <w:szCs w:val="17"/>
+        </w:rPr>
+        <w:t>100000</w:t>
+      </w:r>
+    </w:p>
+    <w:p>
+      <w:pPr>
+        <w:shd w:val="clear" w:color="auto" w:fill="121314"/>
+        <w:spacing w:line="228" w:lineRule="atLeast"/>
+        <w:rPr>
+          <w:rFonts w:ascii="Consolas" w:hAnsi="Consolas"/>
+          <w:color w:val="BBBEBF"/>
+          <w:sz w:val="17"/>
+          <w:szCs w:val="17"/>
+        </w:rPr>
+      </w:pPr>
+    </w:p>
+    <w:p>
+      <w:pPr>
+        <w:shd w:val="clear" w:color="auto" w:fill="121314"/>
+        <w:spacing w:line="228" w:lineRule="atLeast"/>
+        <w:rPr>
+          <w:rFonts w:ascii="Consolas" w:hAnsi="Consolas"/>
+          <w:color w:val="BBBEBF"/>
+          <w:sz w:val="17"/>
+          <w:szCs w:val="17"/>
+        </w:rPr>
+      </w:pPr>
+      <w:proofErr w:type="spellStart"/>
+      <w:proofErr w:type="gramStart"/>
+      <w:r>
+        <w:rPr>
+          <w:rFonts w:ascii="Consolas" w:hAnsi="Consolas"/>
+          <w:color w:val="FF7B72"/>
+          <w:sz w:val="17"/>
+          <w:szCs w:val="17"/>
+        </w:rPr>
+        <w:t>int</w:t>
+      </w:r>
+      <w:proofErr w:type="spellEnd"/>
+      <w:proofErr w:type="gramEnd"/>
+      <w:r>
+        <w:rPr>
+          <w:rFonts w:ascii="Consolas" w:hAnsi="Consolas"/>
+          <w:color w:val="BBBEBF"/>
+          <w:sz w:val="17"/>
+          <w:szCs w:val="17"/>
+        </w:rPr>
+        <w:t xml:space="preserve"> </w:t>
+      </w:r>
+      <w:proofErr w:type="spellStart"/>
+      <w:r>
+        <w:rPr>
+          <w:rFonts w:ascii="Consolas" w:hAnsi="Consolas"/>
+          <w:color w:val="C9D1D9"/>
+          <w:sz w:val="17"/>
+          <w:szCs w:val="17"/>
+        </w:rPr>
+        <w:t>arr</w:t>
+      </w:r>
+      <w:proofErr w:type="spellEnd"/>
+      <w:r>
+        <w:rPr>
+          <w:rFonts w:ascii="Consolas" w:hAnsi="Consolas"/>
+          <w:color w:val="BBBEBF"/>
+          <w:sz w:val="17"/>
+          <w:szCs w:val="17"/>
+        </w:rPr>
+        <w:t>[</w:t>
+      </w:r>
+      <w:r>
+        <w:rPr>
+          <w:rFonts w:ascii="Consolas" w:hAnsi="Consolas"/>
+          <w:color w:val="569CD6"/>
+          <w:sz w:val="17"/>
+          <w:szCs w:val="17"/>
+        </w:rPr>
+        <w:t>SIZE</w:t>
+      </w:r>
+      <w:r>
+        <w:rPr>
+          <w:rFonts w:ascii="Consolas" w:hAnsi="Consolas"/>
+          <w:color w:val="BBBEBF"/>
+          <w:sz w:val="17"/>
+          <w:szCs w:val="17"/>
+        </w:rPr>
+        <w:t>];</w:t>
+      </w:r>
+    </w:p>
+    <w:p>
+      <w:pPr>
+        <w:shd w:val="clear" w:color="auto" w:fill="121314"/>
+        <w:spacing w:line="228" w:lineRule="atLeast"/>
+        <w:rPr>
+          <w:rFonts w:ascii="Consolas" w:hAnsi="Consolas"/>
+          <w:color w:val="BBBEBF"/>
+          <w:sz w:val="17"/>
+          <w:szCs w:val="17"/>
+        </w:rPr>
+      </w:pPr>
+    </w:p>
+    <w:p>
+      <w:pPr>
+        <w:shd w:val="clear" w:color="auto" w:fill="121314"/>
+        <w:spacing w:line="228" w:lineRule="atLeast"/>
+        <w:rPr>
+          <w:rFonts w:ascii="Consolas" w:hAnsi="Consolas"/>
+          <w:color w:val="BBBEBF"/>
+          <w:sz w:val="17"/>
+          <w:szCs w:val="17"/>
+        </w:rPr>
+      </w:pPr>
+      <w:proofErr w:type="spellStart"/>
+      <w:proofErr w:type="gramStart"/>
+      <w:r>
+        <w:rPr>
+          <w:rFonts w:ascii="Consolas" w:hAnsi="Consolas"/>
+          <w:color w:val="FF7B72"/>
+          <w:sz w:val="17"/>
+          <w:szCs w:val="17"/>
+        </w:rPr>
+        <w:t>typedef</w:t>
+      </w:r>
+      <w:proofErr w:type="spellEnd"/>
+      <w:proofErr w:type="gramEnd"/>
+      <w:r>
+        <w:rPr>
+          <w:rFonts w:ascii="Consolas" w:hAnsi="Consolas"/>
+          <w:color w:val="BBBEBF"/>
+          <w:sz w:val="17"/>
+          <w:szCs w:val="17"/>
+        </w:rPr>
+        <w:t xml:space="preserve"> </w:t>
+      </w:r>
+      <w:proofErr w:type="spellStart"/>
+      <w:r>
+        <w:rPr>
+          <w:rFonts w:ascii="Consolas" w:hAnsi="Consolas"/>
+          <w:color w:val="FF7B72"/>
+          <w:sz w:val="17"/>
+          <w:szCs w:val="17"/>
+        </w:rPr>
+        <w:t>struct</w:t>
+      </w:r>
+      <w:proofErr w:type="spellEnd"/>
+      <w:r>
+        <w:rPr>
+          <w:rFonts w:ascii="Consolas" w:hAnsi="Consolas"/>
+          <w:color w:val="BBBEBF"/>
+          <w:sz w:val="17"/>
+          <w:szCs w:val="17"/>
+        </w:rPr>
+        <w:t xml:space="preserve"> </w:t>
+      </w:r>
+      <w:r>
+        <w:rPr>
+          <w:rFonts w:ascii="Consolas" w:hAnsi="Consolas"/>
+          <w:color w:val="C9D1D9"/>
+          <w:sz w:val="17"/>
+          <w:szCs w:val="17"/>
+        </w:rPr>
+        <w:t>{</w:t>
+      </w:r>
+    </w:p>
+    <w:p>
+      <w:pPr>
+        <w:shd w:val="clear" w:color="auto" w:fill="121314"/>
+        <w:spacing w:line="228" w:lineRule="atLeast"/>
+        <w:rPr>
+          <w:rFonts w:ascii="Consolas" w:hAnsi="Consolas"/>
+          <w:color w:val="BBBEBF"/>
+          <w:sz w:val="17"/>
+          <w:szCs w:val="17"/>
+        </w:rPr>
+      </w:pPr>
+      <w:r>
+        <w:rPr>
+          <w:rFonts w:ascii="Consolas" w:hAnsi="Consolas"/>
+          <w:color w:val="C9D1D9"/>
+          <w:sz w:val="17"/>
+          <w:szCs w:val="17"/>
+        </w:rPr>
+        <w:t xml:space="preserve">    </w:t>
+      </w:r>
+      <w:proofErr w:type="spellStart"/>
+      <w:proofErr w:type="gramStart"/>
+      <w:r>
+        <w:rPr>
+          <w:rFonts w:ascii="Consolas" w:hAnsi="Consolas"/>
+          <w:color w:val="FF7B72"/>
+          <w:sz w:val="17"/>
+          <w:szCs w:val="17"/>
+        </w:rPr>
+        <w:t>int</w:t>
+      </w:r>
+      <w:proofErr w:type="spellEnd"/>
+      <w:proofErr w:type="gramEnd"/>
+      <w:r>
+        <w:rPr>
+          <w:rFonts w:ascii="Consolas" w:hAnsi="Consolas"/>
+          <w:color w:val="C9D1D9"/>
+          <w:sz w:val="17"/>
+          <w:szCs w:val="17"/>
+        </w:rPr>
+        <w:t xml:space="preserve"> left;</w:t>
+      </w:r>
+    </w:p>
+    <w:p>
+      <w:pPr>
+        <w:shd w:val="clear" w:color="auto" w:fill="121314"/>
+        <w:spacing w:line="228" w:lineRule="atLeast"/>
+        <w:rPr>
+          <w:rFonts w:ascii="Consolas" w:hAnsi="Consolas"/>
+          <w:color w:val="BBBEBF"/>
+          <w:sz w:val="17"/>
+          <w:szCs w:val="17"/>
+        </w:rPr>
+      </w:pPr>
+      <w:r>
+        <w:rPr>
+          <w:rFonts w:ascii="Consolas" w:hAnsi="Consolas"/>
+          <w:color w:val="C9D1D9"/>
+          <w:sz w:val="17"/>
+          <w:szCs w:val="17"/>
+        </w:rPr>
+        <w:t xml:space="preserve">    </w:t>
+      </w:r>
+      <w:proofErr w:type="spellStart"/>
+      <w:proofErr w:type="gramStart"/>
+      <w:r>
+        <w:rPr>
+          <w:rFonts w:ascii="Consolas" w:hAnsi="Consolas"/>
+          <w:color w:val="FF7B72"/>
+          <w:sz w:val="17"/>
+          <w:szCs w:val="17"/>
+        </w:rPr>
+        <w:t>int</w:t>
+      </w:r>
+      <w:proofErr w:type="spellEnd"/>
+      <w:proofErr w:type="gramEnd"/>
+      <w:r>
+        <w:rPr>
+          <w:rFonts w:ascii="Consolas" w:hAnsi="Consolas"/>
+          <w:color w:val="C9D1D9"/>
+          <w:sz w:val="17"/>
+          <w:szCs w:val="17"/>
+        </w:rPr>
+        <w:t xml:space="preserve"> right;</w:t>
+      </w:r>
+    </w:p>
+    <w:p>
+      <w:pPr>
+        <w:shd w:val="clear" w:color="auto" w:fill="121314"/>
+        <w:spacing w:line="228" w:lineRule="atLeast"/>
+        <w:rPr>
+          <w:rFonts w:ascii="Consolas" w:hAnsi="Consolas"/>
+          <w:color w:val="BBBEBF"/>
+          <w:sz w:val="17"/>
+          <w:szCs w:val="17"/>
+        </w:rPr>
+      </w:pPr>
+      <w:r>
+        <w:rPr>
+          <w:rFonts w:ascii="Consolas" w:hAnsi="Consolas"/>
+          <w:color w:val="C9D1D9"/>
+          <w:sz w:val="17"/>
+          <w:szCs w:val="17"/>
+        </w:rPr>
+        <w:t>}</w:t>
+      </w:r>
+      <w:r>
+        <w:rPr>
+          <w:rFonts w:ascii="Consolas" w:hAnsi="Consolas"/>
+          <w:color w:val="BBBEBF"/>
+          <w:sz w:val="17"/>
+          <w:szCs w:val="17"/>
+        </w:rPr>
+        <w:t xml:space="preserve"> </w:t>
+      </w:r>
+      <w:proofErr w:type="spellStart"/>
+      <w:r>
+        <w:rPr>
+          <w:rFonts w:ascii="Consolas" w:hAnsi="Consolas"/>
+          <w:color w:val="4EC9B0"/>
+          <w:sz w:val="17"/>
+          <w:szCs w:val="17"/>
+        </w:rPr>
+        <w:t>ThreadData</w:t>
+      </w:r>
+      <w:proofErr w:type="spellEnd"/>
+      <w:r>
+        <w:rPr>
+          <w:rFonts w:ascii="Consolas" w:hAnsi="Consolas"/>
+          <w:color w:val="BBBEBF"/>
+          <w:sz w:val="17"/>
+          <w:szCs w:val="17"/>
+        </w:rPr>
+        <w:t>;</w:t>
+      </w:r>
+    </w:p>
+    <w:p>
+      <w:pPr>
+        <w:shd w:val="clear" w:color="auto" w:fill="121314"/>
+        <w:spacing w:line="228" w:lineRule="atLeast"/>
+        <w:rPr>
+          <w:rFonts w:ascii="Consolas" w:hAnsi="Consolas"/>
+          <w:color w:val="BBBEBF"/>
+          <w:sz w:val="17"/>
+          <w:szCs w:val="17"/>
+        </w:rPr>
+      </w:pPr>
+    </w:p>
+    <w:p>
+      <w:pPr>
+        <w:shd w:val="clear" w:color="auto" w:fill="121314"/>
+        <w:spacing w:line="228" w:lineRule="atLeast"/>
+        <w:rPr>
+          <w:rFonts w:ascii="Consolas" w:hAnsi="Consolas"/>
+          <w:color w:val="BBBEBF"/>
+          <w:sz w:val="17"/>
+          <w:szCs w:val="17"/>
+        </w:rPr>
+      </w:pPr>
+      <w:proofErr w:type="gramStart"/>
+      <w:r>
+        <w:rPr>
+          <w:rFonts w:ascii="Consolas" w:hAnsi="Consolas"/>
+          <w:color w:val="FF7B72"/>
+          <w:sz w:val="17"/>
+          <w:szCs w:val="17"/>
+        </w:rPr>
+        <w:t>void</w:t>
+      </w:r>
+      <w:proofErr w:type="gramEnd"/>
+      <w:r>
+        <w:rPr>
+          <w:rFonts w:ascii="Consolas" w:hAnsi="Consolas"/>
+          <w:color w:val="BBBEBF"/>
+          <w:sz w:val="17"/>
+          <w:szCs w:val="17"/>
+        </w:rPr>
+        <w:t xml:space="preserve"> </w:t>
+      </w:r>
+      <w:r>
+        <w:rPr>
+          <w:rFonts w:ascii="Consolas" w:hAnsi="Consolas"/>
+          <w:color w:val="D2A8FF"/>
+          <w:sz w:val="17"/>
+          <w:szCs w:val="17"/>
+        </w:rPr>
+        <w:t>merge</w:t>
+      </w:r>
+      <w:r>
+        <w:rPr>
+          <w:rFonts w:ascii="Consolas" w:hAnsi="Consolas"/>
+          <w:color w:val="BBBEBF"/>
+          <w:sz w:val="17"/>
+          <w:szCs w:val="17"/>
+        </w:rPr>
+        <w:t>(</w:t>
+      </w:r>
+      <w:proofErr w:type="spellStart"/>
+      <w:r>
+        <w:rPr>
+          <w:rFonts w:ascii="Consolas" w:hAnsi="Consolas"/>
+          <w:color w:val="FF7B72"/>
+          <w:sz w:val="17"/>
+          <w:szCs w:val="17"/>
+        </w:rPr>
+        <w:t>int</w:t>
+      </w:r>
+      <w:proofErr w:type="spellEnd"/>
+      <w:r>
+        <w:rPr>
+          <w:rFonts w:ascii="Consolas" w:hAnsi="Consolas"/>
+          <w:color w:val="BBBEBF"/>
+          <w:sz w:val="17"/>
+          <w:szCs w:val="17"/>
+        </w:rPr>
+        <w:t xml:space="preserve"> </w:t>
+      </w:r>
+      <w:r>
+        <w:rPr>
+          <w:rFonts w:ascii="Consolas" w:hAnsi="Consolas"/>
+          <w:color w:val="FFA657"/>
+          <w:sz w:val="17"/>
+          <w:szCs w:val="17"/>
+        </w:rPr>
+        <w:t>left</w:t>
+      </w:r>
+      <w:r>
+        <w:rPr>
+          <w:rFonts w:ascii="Consolas" w:hAnsi="Consolas"/>
+          <w:color w:val="BBBEBF"/>
+          <w:sz w:val="17"/>
+          <w:szCs w:val="17"/>
+        </w:rPr>
+        <w:t xml:space="preserve">, </w:t>
+      </w:r>
+      <w:proofErr w:type="spellStart"/>
+      <w:r>
+        <w:rPr>
+          <w:rFonts w:ascii="Consolas" w:hAnsi="Consolas"/>
+          <w:color w:val="FF7B72"/>
+          <w:sz w:val="17"/>
+          <w:szCs w:val="17"/>
+        </w:rPr>
+        <w:t>int</w:t>
+      </w:r>
+      <w:proofErr w:type="spellEnd"/>
+      <w:r>
+        <w:rPr>
+          <w:rFonts w:ascii="Consolas" w:hAnsi="Consolas"/>
+          <w:color w:val="BBBEBF"/>
+          <w:sz w:val="17"/>
+          <w:szCs w:val="17"/>
+        </w:rPr>
+        <w:t xml:space="preserve"> </w:t>
+      </w:r>
+      <w:r>
+        <w:rPr>
+          <w:rFonts w:ascii="Consolas" w:hAnsi="Consolas"/>
+          <w:color w:val="FFA657"/>
+          <w:sz w:val="17"/>
+          <w:szCs w:val="17"/>
+        </w:rPr>
+        <w:t>mid</w:t>
+      </w:r>
+      <w:r>
+        <w:rPr>
+          <w:rFonts w:ascii="Consolas" w:hAnsi="Consolas"/>
+          <w:color w:val="BBBEBF"/>
+          <w:sz w:val="17"/>
+          <w:szCs w:val="17"/>
+        </w:rPr>
+        <w:t xml:space="preserve">, </w:t>
+      </w:r>
+      <w:proofErr w:type="spellStart"/>
+      <w:r>
+        <w:rPr>
+          <w:rFonts w:ascii="Consolas" w:hAnsi="Consolas"/>
+          <w:color w:val="FF7B72"/>
+          <w:sz w:val="17"/>
+          <w:szCs w:val="17"/>
+        </w:rPr>
+        <w:t>int</w:t>
+      </w:r>
+      <w:proofErr w:type="spellEnd"/>
+      <w:r>
+        <w:rPr>
+          <w:rFonts w:ascii="Consolas" w:hAnsi="Consolas"/>
+          <w:color w:val="BBBEBF"/>
+          <w:sz w:val="17"/>
+          <w:szCs w:val="17"/>
+        </w:rPr>
+        <w:t xml:space="preserve"> </w:t>
+      </w:r>
+      <w:r>
+        <w:rPr>
+          <w:rFonts w:ascii="Consolas" w:hAnsi="Consolas"/>
+          <w:color w:val="FFA657"/>
+          <w:sz w:val="17"/>
+          <w:szCs w:val="17"/>
+        </w:rPr>
+        <w:t>right</w:t>
+      </w:r>
+      <w:r>
+        <w:rPr>
+          <w:rFonts w:ascii="Consolas" w:hAnsi="Consolas"/>
+          <w:color w:val="BBBEBF"/>
+          <w:sz w:val="17"/>
+          <w:szCs w:val="17"/>
+        </w:rPr>
+        <w:t xml:space="preserve">) </w:t>
+      </w:r>
+      <w:r>
+        <w:rPr>
+          <w:rFonts w:ascii="Consolas" w:hAnsi="Consolas"/>
+          <w:color w:val="C9D1D9"/>
+          <w:sz w:val="17"/>
+          <w:szCs w:val="17"/>
+        </w:rPr>
+        <w:t>{</w:t>
+      </w:r>
+    </w:p>
+    <w:p>
+      <w:pPr>
+        <w:shd w:val="clear" w:color="auto" w:fill="121314"/>
+        <w:spacing w:line="228" w:lineRule="atLeast"/>
+        <w:rPr>
+          <w:rFonts w:ascii="Consolas" w:hAnsi="Consolas"/>
+          <w:color w:val="BBBEBF"/>
+          <w:sz w:val="17"/>
+          <w:szCs w:val="17"/>
+        </w:rPr>
+      </w:pPr>
+      <w:r>
+        <w:rPr>
+          <w:rFonts w:ascii="Consolas" w:hAnsi="Consolas"/>
+          <w:color w:val="C9D1D9"/>
+          <w:sz w:val="17"/>
+          <w:szCs w:val="17"/>
+        </w:rPr>
+        <w:t xml:space="preserve">    </w:t>
+      </w:r>
+      <w:proofErr w:type="spellStart"/>
+      <w:proofErr w:type="gramStart"/>
+      <w:r>
+        <w:rPr>
+          <w:rFonts w:ascii="Consolas" w:hAnsi="Consolas"/>
+          <w:color w:val="FF7B72"/>
+          <w:sz w:val="17"/>
+          <w:szCs w:val="17"/>
+        </w:rPr>
+        <w:t>int</w:t>
+      </w:r>
+      <w:proofErr w:type="spellEnd"/>
+      <w:proofErr w:type="gramEnd"/>
+      <w:r>
+        <w:rPr>
+          <w:rFonts w:ascii="Consolas" w:hAnsi="Consolas"/>
+          <w:color w:val="C9D1D9"/>
+          <w:sz w:val="17"/>
+          <w:szCs w:val="17"/>
+        </w:rPr>
+        <w:t xml:space="preserve"> n1 </w:t>
+      </w:r>
+      <w:r>
+        <w:rPr>
+          <w:rFonts w:ascii="Consolas" w:hAnsi="Consolas"/>
+          <w:color w:val="D4D4D4"/>
+          <w:sz w:val="17"/>
+          <w:szCs w:val="17"/>
+        </w:rPr>
+        <w:t>=</w:t>
+      </w:r>
+      <w:r>
+        <w:rPr>
+          <w:rFonts w:ascii="Consolas" w:hAnsi="Consolas"/>
+          <w:color w:val="C9D1D9"/>
+          <w:sz w:val="17"/>
+          <w:szCs w:val="17"/>
+        </w:rPr>
+        <w:t xml:space="preserve"> </w:t>
+      </w:r>
+      <w:r>
+        <w:rPr>
+          <w:rFonts w:ascii="Consolas" w:hAnsi="Consolas"/>
+          <w:color w:val="FFA657"/>
+          <w:sz w:val="17"/>
+          <w:szCs w:val="17"/>
+        </w:rPr>
+        <w:t>mid</w:t>
+      </w:r>
+      <w:r>
+        <w:rPr>
+          <w:rFonts w:ascii="Consolas" w:hAnsi="Consolas"/>
+          <w:color w:val="C9D1D9"/>
+          <w:sz w:val="17"/>
+          <w:szCs w:val="17"/>
+        </w:rPr>
+        <w:t xml:space="preserve"> </w:t>
+      </w:r>
+      <w:r>
+        <w:rPr>
+          <w:rFonts w:ascii="Consolas" w:hAnsi="Consolas"/>
+          <w:color w:val="D4D4D4"/>
+          <w:sz w:val="17"/>
+          <w:szCs w:val="17"/>
+        </w:rPr>
+        <w:t>-</w:t>
+      </w:r>
+      <w:r>
+        <w:rPr>
+          <w:rFonts w:ascii="Consolas" w:hAnsi="Consolas"/>
+          <w:color w:val="C9D1D9"/>
+          <w:sz w:val="17"/>
+          <w:szCs w:val="17"/>
+        </w:rPr>
+        <w:t xml:space="preserve"> </w:t>
+      </w:r>
+      <w:r>
+        <w:rPr>
+          <w:rFonts w:ascii="Consolas" w:hAnsi="Consolas"/>
+          <w:color w:val="FFA657"/>
+          <w:sz w:val="17"/>
+          <w:szCs w:val="17"/>
+        </w:rPr>
+        <w:t>left</w:t>
+      </w:r>
+      <w:r>
+        <w:rPr>
+          <w:rFonts w:ascii="Consolas" w:hAnsi="Consolas"/>
+          <w:color w:val="C9D1D9"/>
+          <w:sz w:val="17"/>
+          <w:szCs w:val="17"/>
+        </w:rPr>
+        <w:t xml:space="preserve"> </w:t>
+      </w:r>
+      <w:r>
+        <w:rPr>
+          <w:rFonts w:ascii="Consolas" w:hAnsi="Consolas"/>
+          <w:color w:val="D4D4D4"/>
+          <w:sz w:val="17"/>
+          <w:szCs w:val="17"/>
+        </w:rPr>
+        <w:t>+</w:t>
+      </w:r>
+      <w:r>
+        <w:rPr>
+          <w:rFonts w:ascii="Consolas" w:hAnsi="Consolas"/>
+          <w:color w:val="C9D1D9"/>
+          <w:sz w:val="17"/>
+          <w:szCs w:val="17"/>
+        </w:rPr>
+        <w:t xml:space="preserve"> </w:t>
+      </w:r>
+      <w:r>
+        <w:rPr>
+          <w:rFonts w:ascii="Consolas" w:hAnsi="Consolas"/>
+          <w:color w:val="B5CEA8"/>
+          <w:sz w:val="17"/>
+          <w:szCs w:val="17"/>
+        </w:rPr>
+        <w:t>1</w:t>
+      </w:r>
+      <w:r>
+        <w:rPr>
+          <w:rFonts w:ascii="Consolas" w:hAnsi="Consolas"/>
+          <w:color w:val="C9D1D9"/>
+          <w:sz w:val="17"/>
+          <w:szCs w:val="17"/>
+        </w:rPr>
+        <w:t>;</w:t>
+      </w:r>
+    </w:p>
+    <w:p>
+      <w:pPr>
+        <w:shd w:val="clear" w:color="auto" w:fill="121314"/>
+        <w:spacing w:line="228" w:lineRule="atLeast"/>
+        <w:rPr>
+          <w:rFonts w:ascii="Consolas" w:hAnsi="Consolas"/>
+          <w:color w:val="BBBEBF"/>
+          <w:sz w:val="17"/>
+          <w:szCs w:val="17"/>
+        </w:rPr>
+      </w:pPr>
+      <w:r>
+        <w:rPr>
+          <w:rFonts w:ascii="Consolas" w:hAnsi="Consolas"/>
+          <w:color w:val="C9D1D9"/>
+          <w:sz w:val="17"/>
+          <w:szCs w:val="17"/>
+        </w:rPr>
+        <w:t xml:space="preserve">    </w:t>
+      </w:r>
+      <w:proofErr w:type="spellStart"/>
+      <w:proofErr w:type="gramStart"/>
+      <w:r>
+        <w:rPr>
+          <w:rFonts w:ascii="Consolas" w:hAnsi="Consolas"/>
+          <w:color w:val="FF7B72"/>
+          <w:sz w:val="17"/>
+          <w:szCs w:val="17"/>
+        </w:rPr>
+        <w:t>int</w:t>
+      </w:r>
+      <w:proofErr w:type="spellEnd"/>
+      <w:proofErr w:type="gramEnd"/>
+      <w:r>
+        <w:rPr>
+          <w:rFonts w:ascii="Consolas" w:hAnsi="Consolas"/>
+          <w:color w:val="C9D1D9"/>
+          <w:sz w:val="17"/>
+          <w:szCs w:val="17"/>
+        </w:rPr>
+        <w:t xml:space="preserve"> n2 </w:t>
+      </w:r>
+      <w:r>
+        <w:rPr>
+          <w:rFonts w:ascii="Consolas" w:hAnsi="Consolas"/>
+          <w:color w:val="D4D4D4"/>
+          <w:sz w:val="17"/>
+          <w:szCs w:val="17"/>
+        </w:rPr>
+        <w:t>=</w:t>
+      </w:r>
+      <w:r>
+        <w:rPr>
+          <w:rFonts w:ascii="Consolas" w:hAnsi="Consolas"/>
+          <w:color w:val="C9D1D9"/>
+          <w:sz w:val="17"/>
+          <w:szCs w:val="17"/>
+        </w:rPr>
+        <w:t xml:space="preserve"> </w:t>
+      </w:r>
+      <w:r>
+        <w:rPr>
+          <w:rFonts w:ascii="Consolas" w:hAnsi="Consolas"/>
+          <w:color w:val="FFA657"/>
+          <w:sz w:val="17"/>
+          <w:szCs w:val="17"/>
+        </w:rPr>
+        <w:t>right</w:t>
+      </w:r>
+      <w:r>
+        <w:rPr>
+          <w:rFonts w:ascii="Consolas" w:hAnsi="Consolas"/>
+          <w:color w:val="C9D1D9"/>
+          <w:sz w:val="17"/>
+          <w:szCs w:val="17"/>
+        </w:rPr>
+        <w:t xml:space="preserve"> </w:t>
+      </w:r>
+      <w:r>
+        <w:rPr>
+          <w:rFonts w:ascii="Consolas" w:hAnsi="Consolas"/>
+          <w:color w:val="D4D4D4"/>
+          <w:sz w:val="17"/>
+          <w:szCs w:val="17"/>
+        </w:rPr>
+        <w:t>-</w:t>
+      </w:r>
+      <w:r>
+        <w:rPr>
+          <w:rFonts w:ascii="Consolas" w:hAnsi="Consolas"/>
+          <w:color w:val="C9D1D9"/>
+          <w:sz w:val="17"/>
+          <w:szCs w:val="17"/>
+        </w:rPr>
+        <w:t xml:space="preserve"> </w:t>
+      </w:r>
+      <w:r>
+        <w:rPr>
+          <w:rFonts w:ascii="Consolas" w:hAnsi="Consolas"/>
+          <w:color w:val="FFA657"/>
+          <w:sz w:val="17"/>
+          <w:szCs w:val="17"/>
+        </w:rPr>
+        <w:t>mid</w:t>
+      </w:r>
+      <w:r>
+        <w:rPr>
+          <w:rFonts w:ascii="Consolas" w:hAnsi="Consolas"/>
+          <w:color w:val="C9D1D9"/>
+          <w:sz w:val="17"/>
+          <w:szCs w:val="17"/>
+        </w:rPr>
+        <w:t>;</w:t>
+      </w:r>
+    </w:p>
+    <w:p>
+      <w:pPr>
+        <w:shd w:val="clear" w:color="auto" w:fill="121314"/>
+        <w:spacing w:line="228" w:lineRule="atLeast"/>
+        <w:rPr>
+          <w:rFonts w:ascii="Consolas" w:hAnsi="Consolas"/>
+          <w:color w:val="BBBEBF"/>
+          <w:sz w:val="17"/>
+          <w:szCs w:val="17"/>
+        </w:rPr>
+      </w:pPr>
+    </w:p>
+    <w:p>
+      <w:pPr>
+        <w:shd w:val="clear" w:color="auto" w:fill="121314"/>
+        <w:spacing w:line="228" w:lineRule="atLeast"/>
+        <w:rPr>
+          <w:rFonts w:ascii="Consolas" w:hAnsi="Consolas"/>
+          <w:color w:val="BBBEBF"/>
+          <w:sz w:val="17"/>
+          <w:szCs w:val="17"/>
+        </w:rPr>
+      </w:pPr>
+      <w:r>
+        <w:rPr>
+          <w:rFonts w:ascii="Consolas" w:hAnsi="Consolas"/>
+          <w:color w:val="C9D1D9"/>
+          <w:sz w:val="17"/>
+          <w:szCs w:val="17"/>
+        </w:rPr>
+        <w:t xml:space="preserve">    </w:t>
+      </w:r>
+      <w:proofErr w:type="spellStart"/>
+      <w:proofErr w:type="gramStart"/>
+      <w:r>
+        <w:rPr>
+          <w:rFonts w:ascii="Consolas" w:hAnsi="Consolas"/>
+          <w:color w:val="FF7B72"/>
+          <w:sz w:val="17"/>
+          <w:szCs w:val="17"/>
+        </w:rPr>
+        <w:t>int</w:t>
+      </w:r>
+      <w:proofErr w:type="spellEnd"/>
+      <w:proofErr w:type="gramEnd"/>
+      <w:r>
+        <w:rPr>
+          <w:rFonts w:ascii="Consolas" w:hAnsi="Consolas"/>
+          <w:color w:val="C9D1D9"/>
+          <w:sz w:val="17"/>
+          <w:szCs w:val="17"/>
+        </w:rPr>
+        <w:t xml:space="preserve"> </w:t>
+      </w:r>
+      <w:r>
+        <w:rPr>
+          <w:rFonts w:ascii="Consolas" w:hAnsi="Consolas"/>
+          <w:color w:val="D4D4D4"/>
+          <w:sz w:val="17"/>
+          <w:szCs w:val="17"/>
+        </w:rPr>
+        <w:t>*</w:t>
+      </w:r>
+      <w:r>
+        <w:rPr>
+          <w:rFonts w:ascii="Consolas" w:hAnsi="Consolas"/>
+          <w:color w:val="C9D1D9"/>
+          <w:sz w:val="17"/>
+          <w:szCs w:val="17"/>
+        </w:rPr>
+        <w:t xml:space="preserve">L </w:t>
+      </w:r>
+      <w:r>
+        <w:rPr>
+          <w:rFonts w:ascii="Consolas" w:hAnsi="Consolas"/>
+          <w:color w:val="D4D4D4"/>
+          <w:sz w:val="17"/>
+          <w:szCs w:val="17"/>
+        </w:rPr>
+        <w:t>=</w:t>
+      </w:r>
+      <w:r>
+        <w:rPr>
+          <w:rFonts w:ascii="Consolas" w:hAnsi="Consolas"/>
+          <w:color w:val="C9D1D9"/>
+          <w:sz w:val="17"/>
+          <w:szCs w:val="17"/>
+        </w:rPr>
+        <w:t xml:space="preserve"> (</w:t>
+      </w:r>
+      <w:proofErr w:type="spellStart"/>
+      <w:r>
+        <w:rPr>
+          <w:rFonts w:ascii="Consolas" w:hAnsi="Consolas"/>
+          <w:color w:val="FF7B72"/>
+          <w:sz w:val="17"/>
+          <w:szCs w:val="17"/>
+        </w:rPr>
+        <w:t>int</w:t>
+      </w:r>
+      <w:proofErr w:type="spellEnd"/>
+      <w:r>
+        <w:rPr>
+          <w:rFonts w:ascii="Consolas" w:hAnsi="Consolas"/>
+          <w:color w:val="C9D1D9"/>
+          <w:sz w:val="17"/>
+          <w:szCs w:val="17"/>
+        </w:rPr>
+        <w:t xml:space="preserve"> </w:t>
+      </w:r>
+      <w:r>
+        <w:rPr>
+          <w:rFonts w:ascii="Consolas" w:hAnsi="Consolas"/>
+          <w:color w:val="D4D4D4"/>
+          <w:sz w:val="17"/>
+          <w:szCs w:val="17"/>
+        </w:rPr>
+        <w:t>*</w:t>
+      </w:r>
+      <w:r>
+        <w:rPr>
+          <w:rFonts w:ascii="Consolas" w:hAnsi="Consolas"/>
+          <w:color w:val="C9D1D9"/>
+          <w:sz w:val="17"/>
+          <w:szCs w:val="17"/>
+        </w:rPr>
+        <w:t>)</w:t>
+      </w:r>
+      <w:proofErr w:type="spellStart"/>
+      <w:r>
+        <w:rPr>
+          <w:rFonts w:ascii="Consolas" w:hAnsi="Consolas"/>
+          <w:color w:val="D2A8FF"/>
+          <w:sz w:val="17"/>
+          <w:szCs w:val="17"/>
+        </w:rPr>
+        <w:t>malloc</w:t>
+      </w:r>
+      <w:proofErr w:type="spellEnd"/>
+      <w:r>
+        <w:rPr>
+          <w:rFonts w:ascii="Consolas" w:hAnsi="Consolas"/>
+          <w:color w:val="C9D1D9"/>
+          <w:sz w:val="17"/>
+          <w:szCs w:val="17"/>
+        </w:rPr>
+        <w:t xml:space="preserve">(n1 </w:t>
+      </w:r>
+      <w:r>
+        <w:rPr>
+          <w:rFonts w:ascii="Consolas" w:hAnsi="Consolas"/>
+          <w:color w:val="D4D4D4"/>
+          <w:sz w:val="17"/>
+          <w:szCs w:val="17"/>
+        </w:rPr>
+        <w:t>*</w:t>
+      </w:r>
+      <w:r>
+        <w:rPr>
+          <w:rFonts w:ascii="Consolas" w:hAnsi="Consolas"/>
+          <w:color w:val="C9D1D9"/>
+          <w:sz w:val="17"/>
+          <w:szCs w:val="17"/>
+        </w:rPr>
+        <w:t xml:space="preserve"> </w:t>
+      </w:r>
+      <w:proofErr w:type="spellStart"/>
+      <w:r>
+        <w:rPr>
+          <w:rFonts w:ascii="Consolas" w:hAnsi="Consolas"/>
+          <w:color w:val="569CD6"/>
+          <w:sz w:val="17"/>
+          <w:szCs w:val="17"/>
+        </w:rPr>
+        <w:t>sizeof</w:t>
+      </w:r>
+      <w:proofErr w:type="spellEnd"/>
+      <w:r>
+        <w:rPr>
+          <w:rFonts w:ascii="Consolas" w:hAnsi="Consolas"/>
+          <w:color w:val="C9D1D9"/>
+          <w:sz w:val="17"/>
+          <w:szCs w:val="17"/>
+        </w:rPr>
+        <w:t>(</w:t>
+      </w:r>
+      <w:proofErr w:type="spellStart"/>
+      <w:r>
+        <w:rPr>
+          <w:rFonts w:ascii="Consolas" w:hAnsi="Consolas"/>
+          <w:color w:val="FF7B72"/>
+          <w:sz w:val="17"/>
+          <w:szCs w:val="17"/>
+        </w:rPr>
+        <w:t>int</w:t>
+      </w:r>
+      <w:proofErr w:type="spellEnd"/>
+      <w:r>
+        <w:rPr>
+          <w:rFonts w:ascii="Consolas" w:hAnsi="Consolas"/>
+          <w:color w:val="C9D1D9"/>
+          <w:sz w:val="17"/>
+          <w:szCs w:val="17"/>
+        </w:rPr>
+        <w:t>));</w:t>
+      </w:r>
+    </w:p>
+    <w:p>
+      <w:pPr>
+        <w:shd w:val="clear" w:color="auto" w:fill="121314"/>
+        <w:spacing w:line="228" w:lineRule="atLeast"/>
+        <w:rPr>
+          <w:rFonts w:ascii="Consolas" w:hAnsi="Consolas"/>
+          <w:color w:val="BBBEBF"/>
+          <w:sz w:val="17"/>
+          <w:szCs w:val="17"/>
+        </w:rPr>
+      </w:pPr>
+      <w:r>
+        <w:rPr>
+          <w:rFonts w:ascii="Consolas" w:hAnsi="Consolas"/>
+          <w:color w:val="C9D1D9"/>
+          <w:sz w:val="17"/>
+          <w:szCs w:val="17"/>
+        </w:rPr>
+        <w:t xml:space="preserve">    </w:t>
+      </w:r>
+      <w:proofErr w:type="spellStart"/>
+      <w:proofErr w:type="gramStart"/>
+      <w:r>
+        <w:rPr>
+          <w:rFonts w:ascii="Consolas" w:hAnsi="Consolas"/>
+          <w:color w:val="FF7B72"/>
+          <w:sz w:val="17"/>
+          <w:szCs w:val="17"/>
+        </w:rPr>
+        <w:t>int</w:t>
+      </w:r>
+      <w:proofErr w:type="spellEnd"/>
+      <w:proofErr w:type="gramEnd"/>
+      <w:r>
+        <w:rPr>
+          <w:rFonts w:ascii="Consolas" w:hAnsi="Consolas"/>
+          <w:color w:val="C9D1D9"/>
+          <w:sz w:val="17"/>
+          <w:szCs w:val="17"/>
+        </w:rPr>
+        <w:t xml:space="preserve"> </w:t>
+      </w:r>
+      <w:r>
+        <w:rPr>
+          <w:rFonts w:ascii="Consolas" w:hAnsi="Consolas"/>
+          <w:color w:val="D4D4D4"/>
+          <w:sz w:val="17"/>
+          <w:szCs w:val="17"/>
+        </w:rPr>
+        <w:t>*</w:t>
+      </w:r>
+      <w:r>
+        <w:rPr>
+          <w:rFonts w:ascii="Consolas" w:hAnsi="Consolas"/>
+          <w:color w:val="C9D1D9"/>
+          <w:sz w:val="17"/>
+          <w:szCs w:val="17"/>
+        </w:rPr>
+        <w:t xml:space="preserve">R </w:t>
+      </w:r>
+      <w:r>
+        <w:rPr>
+          <w:rFonts w:ascii="Consolas" w:hAnsi="Consolas"/>
+          <w:color w:val="D4D4D4"/>
+          <w:sz w:val="17"/>
+          <w:szCs w:val="17"/>
+        </w:rPr>
+        <w:t>=</w:t>
+      </w:r>
+      <w:r>
+        <w:rPr>
+          <w:rFonts w:ascii="Consolas" w:hAnsi="Consolas"/>
+          <w:color w:val="C9D1D9"/>
+          <w:sz w:val="17"/>
+          <w:szCs w:val="17"/>
+        </w:rPr>
+        <w:t xml:space="preserve"> (</w:t>
+      </w:r>
+      <w:proofErr w:type="spellStart"/>
+      <w:r>
+        <w:rPr>
+          <w:rFonts w:ascii="Consolas" w:hAnsi="Consolas"/>
+          <w:color w:val="FF7B72"/>
+          <w:sz w:val="17"/>
+          <w:szCs w:val="17"/>
+        </w:rPr>
+        <w:t>int</w:t>
+      </w:r>
+      <w:proofErr w:type="spellEnd"/>
+      <w:r>
+        <w:rPr>
+          <w:rFonts w:ascii="Consolas" w:hAnsi="Consolas"/>
+          <w:color w:val="C9D1D9"/>
+          <w:sz w:val="17"/>
+          <w:szCs w:val="17"/>
+        </w:rPr>
+        <w:t xml:space="preserve"> </w:t>
+      </w:r>
+      <w:r>
+        <w:rPr>
+          <w:rFonts w:ascii="Consolas" w:hAnsi="Consolas"/>
+          <w:color w:val="D4D4D4"/>
+          <w:sz w:val="17"/>
+          <w:szCs w:val="17"/>
+        </w:rPr>
+        <w:t>*</w:t>
+      </w:r>
+      <w:r>
+        <w:rPr>
+          <w:rFonts w:ascii="Consolas" w:hAnsi="Consolas"/>
+          <w:color w:val="C9D1D9"/>
+          <w:sz w:val="17"/>
+          <w:szCs w:val="17"/>
+        </w:rPr>
+        <w:t>)</w:t>
+      </w:r>
+      <w:proofErr w:type="spellStart"/>
+      <w:r>
+        <w:rPr>
+          <w:rFonts w:ascii="Consolas" w:hAnsi="Consolas"/>
+          <w:color w:val="D2A8FF"/>
+          <w:sz w:val="17"/>
+          <w:szCs w:val="17"/>
+        </w:rPr>
+        <w:t>malloc</w:t>
+      </w:r>
+      <w:proofErr w:type="spellEnd"/>
+      <w:r>
+        <w:rPr>
+          <w:rFonts w:ascii="Consolas" w:hAnsi="Consolas"/>
+          <w:color w:val="C9D1D9"/>
+          <w:sz w:val="17"/>
+          <w:szCs w:val="17"/>
+        </w:rPr>
+        <w:t xml:space="preserve">(n2 </w:t>
+      </w:r>
+      <w:r>
+        <w:rPr>
+          <w:rFonts w:ascii="Consolas" w:hAnsi="Consolas"/>
+          <w:color w:val="D4D4D4"/>
+          <w:sz w:val="17"/>
+          <w:szCs w:val="17"/>
+        </w:rPr>
+        <w:t>*</w:t>
+      </w:r>
+      <w:r>
+        <w:rPr>
+          <w:rFonts w:ascii="Consolas" w:hAnsi="Consolas"/>
+          <w:color w:val="C9D1D9"/>
+          <w:sz w:val="17"/>
+          <w:szCs w:val="17"/>
+        </w:rPr>
+        <w:t xml:space="preserve"> </w:t>
+      </w:r>
+      <w:proofErr w:type="spellStart"/>
+      <w:r>
+        <w:rPr>
+          <w:rFonts w:ascii="Consolas" w:hAnsi="Consolas"/>
+          <w:color w:val="569CD6"/>
+          <w:sz w:val="17"/>
+          <w:szCs w:val="17"/>
+        </w:rPr>
+        <w:t>sizeof</w:t>
+      </w:r>
+      <w:proofErr w:type="spellEnd"/>
+      <w:r>
+        <w:rPr>
+          <w:rFonts w:ascii="Consolas" w:hAnsi="Consolas"/>
+          <w:color w:val="C9D1D9"/>
+          <w:sz w:val="17"/>
+          <w:szCs w:val="17"/>
+        </w:rPr>
+        <w:t>(</w:t>
+      </w:r>
+      <w:proofErr w:type="spellStart"/>
+      <w:r>
+        <w:rPr>
+          <w:rFonts w:ascii="Consolas" w:hAnsi="Consolas"/>
+          <w:color w:val="FF7B72"/>
+          <w:sz w:val="17"/>
+          <w:szCs w:val="17"/>
+        </w:rPr>
+        <w:t>int</w:t>
+      </w:r>
+      <w:proofErr w:type="spellEnd"/>
+      <w:r>
+        <w:rPr>
+          <w:rFonts w:ascii="Consolas" w:hAnsi="Consolas"/>
+          <w:color w:val="C9D1D9"/>
+          <w:sz w:val="17"/>
+          <w:szCs w:val="17"/>
+        </w:rPr>
+        <w:t>));</w:t>
+      </w:r>
+    </w:p>
+    <w:p>
+      <w:pPr>
+        <w:shd w:val="clear" w:color="auto" w:fill="121314"/>
+        <w:spacing w:line="228" w:lineRule="atLeast"/>
+        <w:rPr>
+          <w:rFonts w:ascii="Consolas" w:hAnsi="Consolas"/>
+          <w:color w:val="BBBEBF"/>
+          <w:sz w:val="17"/>
+          <w:szCs w:val="17"/>
+        </w:rPr>
+      </w:pPr>
+    </w:p>
+    <w:p>
+      <w:pPr>
+        <w:shd w:val="clear" w:color="auto" w:fill="121314"/>
+        <w:spacing w:line="228" w:lineRule="atLeast"/>
+        <w:rPr>
+          <w:rFonts w:ascii="Consolas" w:hAnsi="Consolas"/>
+          <w:color w:val="BBBEBF"/>
+          <w:sz w:val="17"/>
+          <w:szCs w:val="17"/>
+        </w:rPr>
+      </w:pPr>
+      <w:r>
+        <w:rPr>
+          <w:rFonts w:ascii="Consolas" w:hAnsi="Consolas"/>
+          <w:color w:val="C9D1D9"/>
+          <w:sz w:val="17"/>
+          <w:szCs w:val="17"/>
+        </w:rPr>
+        <w:t xml:space="preserve">    </w:t>
+      </w:r>
+      <w:proofErr w:type="gramStart"/>
+      <w:r>
+        <w:rPr>
+          <w:rFonts w:ascii="Consolas" w:hAnsi="Consolas"/>
+          <w:color w:val="C586C0"/>
+          <w:sz w:val="17"/>
+          <w:szCs w:val="17"/>
+        </w:rPr>
+        <w:t>for</w:t>
+      </w:r>
+      <w:proofErr w:type="gramEnd"/>
+      <w:r>
+        <w:rPr>
+          <w:rFonts w:ascii="Consolas" w:hAnsi="Consolas"/>
+          <w:color w:val="C9D1D9"/>
+          <w:sz w:val="17"/>
+          <w:szCs w:val="17"/>
+        </w:rPr>
+        <w:t xml:space="preserve"> (</w:t>
+      </w:r>
+      <w:proofErr w:type="spellStart"/>
+      <w:r>
+        <w:rPr>
+          <w:rFonts w:ascii="Consolas" w:hAnsi="Consolas"/>
+          <w:color w:val="FF7B72"/>
+          <w:sz w:val="17"/>
+          <w:szCs w:val="17"/>
+        </w:rPr>
+        <w:t>int</w:t>
+      </w:r>
+      <w:proofErr w:type="spellEnd"/>
+      <w:r>
+        <w:rPr>
+          <w:rFonts w:ascii="Consolas" w:hAnsi="Consolas"/>
+          <w:color w:val="C9D1D9"/>
+          <w:sz w:val="17"/>
+          <w:szCs w:val="17"/>
+        </w:rPr>
+        <w:t xml:space="preserve"> </w:t>
+      </w:r>
+      <w:proofErr w:type="spellStart"/>
+      <w:r>
+        <w:rPr>
+          <w:rFonts w:ascii="Consolas" w:hAnsi="Consolas"/>
+          <w:color w:val="C9D1D9"/>
+          <w:sz w:val="17"/>
+          <w:szCs w:val="17"/>
+        </w:rPr>
+        <w:t>i</w:t>
+      </w:r>
+      <w:proofErr w:type="spellEnd"/>
+      <w:r>
+        <w:rPr>
+          <w:rFonts w:ascii="Consolas" w:hAnsi="Consolas"/>
+          <w:color w:val="C9D1D9"/>
+          <w:sz w:val="17"/>
+          <w:szCs w:val="17"/>
+        </w:rPr>
+        <w:t xml:space="preserve"> </w:t>
+      </w:r>
+      <w:r>
+        <w:rPr>
+          <w:rFonts w:ascii="Consolas" w:hAnsi="Consolas"/>
+          <w:color w:val="D4D4D4"/>
+          <w:sz w:val="17"/>
+          <w:szCs w:val="17"/>
+        </w:rPr>
+        <w:t>=</w:t>
+      </w:r>
+      <w:r>
+        <w:rPr>
+          <w:rFonts w:ascii="Consolas" w:hAnsi="Consolas"/>
+          <w:color w:val="C9D1D9"/>
+          <w:sz w:val="17"/>
+          <w:szCs w:val="17"/>
+        </w:rPr>
+        <w:t xml:space="preserve"> </w:t>
+      </w:r>
+      <w:r>
+        <w:rPr>
+          <w:rFonts w:ascii="Consolas" w:hAnsi="Consolas"/>
+          <w:color w:val="B5CEA8"/>
+          <w:sz w:val="17"/>
+          <w:szCs w:val="17"/>
+        </w:rPr>
+        <w:t>0</w:t>
+      </w:r>
+      <w:r>
+        <w:rPr>
+          <w:rFonts w:ascii="Consolas" w:hAnsi="Consolas"/>
+          <w:color w:val="C9D1D9"/>
+          <w:sz w:val="17"/>
+          <w:szCs w:val="17"/>
+        </w:rPr>
+        <w:t xml:space="preserve">; </w:t>
+      </w:r>
+      <w:proofErr w:type="spellStart"/>
+      <w:r>
+        <w:rPr>
+          <w:rFonts w:ascii="Consolas" w:hAnsi="Consolas"/>
+          <w:color w:val="C9D1D9"/>
+          <w:sz w:val="17"/>
+          <w:szCs w:val="17"/>
+        </w:rPr>
+        <w:t>i</w:t>
+      </w:r>
+      <w:proofErr w:type="spellEnd"/>
+      <w:r>
+        <w:rPr>
+          <w:rFonts w:ascii="Consolas" w:hAnsi="Consolas"/>
+          <w:color w:val="C9D1D9"/>
+          <w:sz w:val="17"/>
+          <w:szCs w:val="17"/>
+        </w:rPr>
+        <w:t xml:space="preserve"> </w:t>
+      </w:r>
+      <w:r>
+        <w:rPr>
+          <w:rFonts w:ascii="Consolas" w:hAnsi="Consolas"/>
+          <w:color w:val="D4D4D4"/>
+          <w:sz w:val="17"/>
+          <w:szCs w:val="17"/>
+        </w:rPr>
+        <w:t>&lt;</w:t>
+      </w:r>
+      <w:r>
+        <w:rPr>
+          <w:rFonts w:ascii="Consolas" w:hAnsi="Consolas"/>
+          <w:color w:val="C9D1D9"/>
+          <w:sz w:val="17"/>
+          <w:szCs w:val="17"/>
+        </w:rPr>
+        <w:t xml:space="preserve"> n1; </w:t>
+      </w:r>
+      <w:proofErr w:type="spellStart"/>
+      <w:r>
+        <w:rPr>
+          <w:rFonts w:ascii="Consolas" w:hAnsi="Consolas"/>
+          <w:color w:val="C9D1D9"/>
+          <w:sz w:val="17"/>
+          <w:szCs w:val="17"/>
+        </w:rPr>
+        <w:t>i</w:t>
+      </w:r>
+      <w:proofErr w:type="spellEnd"/>
+      <w:r>
+        <w:rPr>
+          <w:rFonts w:ascii="Consolas" w:hAnsi="Consolas"/>
+          <w:color w:val="D4D4D4"/>
+          <w:sz w:val="17"/>
+          <w:szCs w:val="17"/>
+        </w:rPr>
+        <w:t>++</w:t>
+      </w:r>
+      <w:r>
+        <w:rPr>
+          <w:rFonts w:ascii="Consolas" w:hAnsi="Consolas"/>
+          <w:color w:val="C9D1D9"/>
+          <w:sz w:val="17"/>
+          <w:szCs w:val="17"/>
+        </w:rPr>
+        <w:t>)</w:t>
+      </w:r>
+    </w:p>
+    <w:p>
+      <w:pPr>
+        <w:shd w:val="clear" w:color="auto" w:fill="121314"/>
+        <w:spacing w:line="228" w:lineRule="atLeast"/>
+        <w:rPr>
+          <w:rFonts w:ascii="Consolas" w:hAnsi="Consolas"/>
+          <w:color w:val="BBBEBF"/>
+          <w:sz w:val="17"/>
+          <w:szCs w:val="17"/>
+        </w:rPr>
+      </w:pPr>
+      <w:r>
+        <w:rPr>
+          <w:rFonts w:ascii="Consolas" w:hAnsi="Consolas"/>
+          <w:color w:val="C9D1D9"/>
+          <w:sz w:val="17"/>
+          <w:szCs w:val="17"/>
+        </w:rPr>
+        <w:t>        L[</w:t>
+      </w:r>
+      <w:proofErr w:type="spellStart"/>
+      <w:r>
+        <w:rPr>
+          <w:rFonts w:ascii="Consolas" w:hAnsi="Consolas"/>
+          <w:color w:val="C9D1D9"/>
+          <w:sz w:val="17"/>
+          <w:szCs w:val="17"/>
+        </w:rPr>
+        <w:t>i</w:t>
+      </w:r>
+      <w:proofErr w:type="spellEnd"/>
+      <w:r>
+        <w:rPr>
+          <w:rFonts w:ascii="Consolas" w:hAnsi="Consolas"/>
+          <w:color w:val="C9D1D9"/>
+          <w:sz w:val="17"/>
+          <w:szCs w:val="17"/>
+        </w:rPr>
+        <w:t xml:space="preserve">] </w:t>
+      </w:r>
+      <w:r>
+        <w:rPr>
+          <w:rFonts w:ascii="Consolas" w:hAnsi="Consolas"/>
+          <w:color w:val="D4D4D4"/>
+          <w:sz w:val="17"/>
+          <w:szCs w:val="17"/>
+        </w:rPr>
+        <w:t>=</w:t>
+      </w:r>
+      <w:r>
+        <w:rPr>
+          <w:rFonts w:ascii="Consolas" w:hAnsi="Consolas"/>
+          <w:color w:val="C9D1D9"/>
+          <w:sz w:val="17"/>
+          <w:szCs w:val="17"/>
+        </w:rPr>
+        <w:t xml:space="preserve"> </w:t>
+      </w:r>
+      <w:proofErr w:type="spellStart"/>
+      <w:proofErr w:type="gramStart"/>
+      <w:r>
+        <w:rPr>
+          <w:rFonts w:ascii="Consolas" w:hAnsi="Consolas"/>
+          <w:color w:val="C9D1D9"/>
+          <w:sz w:val="17"/>
+          <w:szCs w:val="17"/>
+        </w:rPr>
+        <w:t>arr</w:t>
+      </w:r>
+      <w:proofErr w:type="spellEnd"/>
+      <w:r>
+        <w:rPr>
+          <w:rFonts w:ascii="Consolas" w:hAnsi="Consolas"/>
+          <w:color w:val="C9D1D9"/>
+          <w:sz w:val="17"/>
+          <w:szCs w:val="17"/>
+        </w:rPr>
+        <w:t>[</w:t>
+      </w:r>
+      <w:proofErr w:type="gramEnd"/>
+      <w:r>
+        <w:rPr>
+          <w:rFonts w:ascii="Consolas" w:hAnsi="Consolas"/>
+          <w:color w:val="FFA657"/>
+          <w:sz w:val="17"/>
+          <w:szCs w:val="17"/>
+        </w:rPr>
+        <w:t>left</w:t>
+      </w:r>
+      <w:r>
+        <w:rPr>
+          <w:rFonts w:ascii="Consolas" w:hAnsi="Consolas"/>
+          <w:color w:val="C9D1D9"/>
+          <w:sz w:val="17"/>
+          <w:szCs w:val="17"/>
+        </w:rPr>
+        <w:t xml:space="preserve"> </w:t>
+      </w:r>
+      <w:r>
+        <w:rPr>
+          <w:rFonts w:ascii="Consolas" w:hAnsi="Consolas"/>
+          <w:color w:val="D4D4D4"/>
+          <w:sz w:val="17"/>
+          <w:szCs w:val="17"/>
+        </w:rPr>
+        <w:t>+</w:t>
+      </w:r>
+      <w:r>
+        <w:rPr>
+          <w:rFonts w:ascii="Consolas" w:hAnsi="Consolas"/>
+          <w:color w:val="C9D1D9"/>
+          <w:sz w:val="17"/>
+          <w:szCs w:val="17"/>
+        </w:rPr>
+        <w:t xml:space="preserve"> </w:t>
+      </w:r>
+      <w:proofErr w:type="spellStart"/>
+      <w:r>
+        <w:rPr>
+          <w:rFonts w:ascii="Consolas" w:hAnsi="Consolas"/>
+          <w:color w:val="C9D1D9"/>
+          <w:sz w:val="17"/>
+          <w:szCs w:val="17"/>
+        </w:rPr>
+        <w:t>i</w:t>
+      </w:r>
+      <w:proofErr w:type="spellEnd"/>
+      <w:r>
+        <w:rPr>
+          <w:rFonts w:ascii="Consolas" w:hAnsi="Consolas"/>
+          <w:color w:val="C9D1D9"/>
+          <w:sz w:val="17"/>
+          <w:szCs w:val="17"/>
+        </w:rPr>
+        <w:t>];</w:t>
+      </w:r>
+    </w:p>
+    <w:p>
+      <w:pPr>
+        <w:shd w:val="clear" w:color="auto" w:fill="121314"/>
+        <w:spacing w:line="228" w:lineRule="atLeast"/>
+        <w:rPr>
+          <w:rFonts w:ascii="Consolas" w:hAnsi="Consolas"/>
+          <w:color w:val="BBBEBF"/>
+          <w:sz w:val="17"/>
+          <w:szCs w:val="17"/>
+        </w:rPr>
+      </w:pPr>
+    </w:p>
+    <w:p>
+      <w:pPr>
+        <w:shd w:val="clear" w:color="auto" w:fill="121314"/>
+        <w:spacing w:line="228" w:lineRule="atLeast"/>
+        <w:rPr>
+          <w:rFonts w:ascii="Consolas" w:hAnsi="Consolas"/>
+          <w:color w:val="BBBEBF"/>
+          <w:sz w:val="17"/>
+          <w:szCs w:val="17"/>
+        </w:rPr>
+      </w:pPr>
+      <w:r>
+        <w:rPr>
+          <w:rFonts w:ascii="Consolas" w:hAnsi="Consolas"/>
+          <w:color w:val="C9D1D9"/>
+          <w:sz w:val="17"/>
+          <w:szCs w:val="17"/>
+        </w:rPr>
+        <w:t xml:space="preserve">    </w:t>
+      </w:r>
+      <w:proofErr w:type="gramStart"/>
+      <w:r>
+        <w:rPr>
+          <w:rFonts w:ascii="Consolas" w:hAnsi="Consolas"/>
+          <w:color w:val="C586C0"/>
+          <w:sz w:val="17"/>
+          <w:szCs w:val="17"/>
+        </w:rPr>
+        <w:t>for</w:t>
+      </w:r>
+      <w:proofErr w:type="gramEnd"/>
+      <w:r>
+        <w:rPr>
+          <w:rFonts w:ascii="Consolas" w:hAnsi="Consolas"/>
+          <w:color w:val="C9D1D9"/>
+          <w:sz w:val="17"/>
+          <w:szCs w:val="17"/>
+        </w:rPr>
+        <w:t xml:space="preserve"> (</w:t>
+      </w:r>
+      <w:proofErr w:type="spellStart"/>
+      <w:r>
+        <w:rPr>
+          <w:rFonts w:ascii="Consolas" w:hAnsi="Consolas"/>
+          <w:color w:val="FF7B72"/>
+          <w:sz w:val="17"/>
+          <w:szCs w:val="17"/>
+        </w:rPr>
+        <w:t>int</w:t>
+      </w:r>
+      <w:proofErr w:type="spellEnd"/>
+      <w:r>
+        <w:rPr>
+          <w:rFonts w:ascii="Consolas" w:hAnsi="Consolas"/>
+          <w:color w:val="C9D1D9"/>
+          <w:sz w:val="17"/>
+          <w:szCs w:val="17"/>
+        </w:rPr>
+        <w:t xml:space="preserve"> j </w:t>
+      </w:r>
+      <w:r>
+        <w:rPr>
+          <w:rFonts w:ascii="Consolas" w:hAnsi="Consolas"/>
+          <w:color w:val="D4D4D4"/>
+          <w:sz w:val="17"/>
+          <w:szCs w:val="17"/>
+        </w:rPr>
+        <w:t>=</w:t>
+      </w:r>
+      <w:r>
+        <w:rPr>
+          <w:rFonts w:ascii="Consolas" w:hAnsi="Consolas"/>
+          <w:color w:val="C9D1D9"/>
+          <w:sz w:val="17"/>
+          <w:szCs w:val="17"/>
+        </w:rPr>
+        <w:t xml:space="preserve"> </w:t>
+      </w:r>
+      <w:r>
+        <w:rPr>
+          <w:rFonts w:ascii="Consolas" w:hAnsi="Consolas"/>
+          <w:color w:val="B5CEA8"/>
+          <w:sz w:val="17"/>
+          <w:szCs w:val="17"/>
+        </w:rPr>
+        <w:t>0</w:t>
+      </w:r>
+      <w:r>
+        <w:rPr>
+          <w:rFonts w:ascii="Consolas" w:hAnsi="Consolas"/>
+          <w:color w:val="C9D1D9"/>
+          <w:sz w:val="17"/>
+          <w:szCs w:val="17"/>
+        </w:rPr>
+        <w:t xml:space="preserve">; j </w:t>
+      </w:r>
+      <w:r>
+        <w:rPr>
+          <w:rFonts w:ascii="Consolas" w:hAnsi="Consolas"/>
+          <w:color w:val="D4D4D4"/>
+          <w:sz w:val="17"/>
+          <w:szCs w:val="17"/>
+        </w:rPr>
+        <w:t>&lt;</w:t>
+      </w:r>
+      <w:r>
+        <w:rPr>
+          <w:rFonts w:ascii="Consolas" w:hAnsi="Consolas"/>
+          <w:color w:val="C9D1D9"/>
+          <w:sz w:val="17"/>
+          <w:szCs w:val="17"/>
+        </w:rPr>
+        <w:t xml:space="preserve"> n2; j</w:t>
+      </w:r>
+      <w:r>
+        <w:rPr>
+          <w:rFonts w:ascii="Consolas" w:hAnsi="Consolas"/>
+          <w:color w:val="D4D4D4"/>
+          <w:sz w:val="17"/>
+          <w:szCs w:val="17"/>
+        </w:rPr>
+        <w:t>++</w:t>
+      </w:r>
+      <w:r>
+        <w:rPr>
+          <w:rFonts w:ascii="Consolas" w:hAnsi="Consolas"/>
+          <w:color w:val="C9D1D9"/>
+          <w:sz w:val="17"/>
+          <w:szCs w:val="17"/>
+        </w:rPr>
+        <w:t>)</w:t>
+      </w:r>
+    </w:p>
+    <w:p>
+      <w:pPr>
+        <w:shd w:val="clear" w:color="auto" w:fill="121314"/>
+        <w:spacing w:line="228" w:lineRule="atLeast"/>
+        <w:rPr>
+          <w:rFonts w:ascii="Consolas" w:hAnsi="Consolas"/>
+          <w:color w:val="BBBEBF"/>
+          <w:sz w:val="17"/>
+          <w:szCs w:val="17"/>
+        </w:rPr>
+      </w:pPr>
+      <w:r>
+        <w:rPr>
+          <w:rFonts w:ascii="Consolas" w:hAnsi="Consolas"/>
+          <w:color w:val="C9D1D9"/>
+          <w:sz w:val="17"/>
+          <w:szCs w:val="17"/>
+        </w:rPr>
+        <w:t xml:space="preserve">        R[j] </w:t>
+      </w:r>
+      <w:r>
+        <w:rPr>
+          <w:rFonts w:ascii="Consolas" w:hAnsi="Consolas"/>
+          <w:color w:val="D4D4D4"/>
+          <w:sz w:val="17"/>
+          <w:szCs w:val="17"/>
+        </w:rPr>
+        <w:t>=</w:t>
+      </w:r>
+      <w:r>
+        <w:rPr>
+          <w:rFonts w:ascii="Consolas" w:hAnsi="Consolas"/>
+          <w:color w:val="C9D1D9"/>
+          <w:sz w:val="17"/>
+          <w:szCs w:val="17"/>
+        </w:rPr>
+        <w:t xml:space="preserve"> </w:t>
+      </w:r>
+      <w:proofErr w:type="spellStart"/>
+      <w:proofErr w:type="gramStart"/>
+      <w:r>
+        <w:rPr>
+          <w:rFonts w:ascii="Consolas" w:hAnsi="Consolas"/>
+          <w:color w:val="C9D1D9"/>
+          <w:sz w:val="17"/>
+          <w:szCs w:val="17"/>
+        </w:rPr>
+        <w:t>arr</w:t>
+      </w:r>
+      <w:proofErr w:type="spellEnd"/>
+      <w:r>
+        <w:rPr>
+          <w:rFonts w:ascii="Consolas" w:hAnsi="Consolas"/>
+          <w:color w:val="C9D1D9"/>
+          <w:sz w:val="17"/>
+          <w:szCs w:val="17"/>
+        </w:rPr>
+        <w:t>[</w:t>
+      </w:r>
+      <w:proofErr w:type="gramEnd"/>
+      <w:r>
+        <w:rPr>
+          <w:rFonts w:ascii="Consolas" w:hAnsi="Consolas"/>
+          <w:color w:val="FFA657"/>
+          <w:sz w:val="17"/>
+          <w:szCs w:val="17"/>
+        </w:rPr>
+        <w:t>mid</w:t>
+      </w:r>
+      <w:r>
+        <w:rPr>
+          <w:rFonts w:ascii="Consolas" w:hAnsi="Consolas"/>
+          <w:color w:val="C9D1D9"/>
+          <w:sz w:val="17"/>
+          <w:szCs w:val="17"/>
+        </w:rPr>
+        <w:t xml:space="preserve"> </w:t>
+      </w:r>
+      <w:r>
+        <w:rPr>
+          <w:rFonts w:ascii="Consolas" w:hAnsi="Consolas"/>
+          <w:color w:val="D4D4D4"/>
+          <w:sz w:val="17"/>
+          <w:szCs w:val="17"/>
+        </w:rPr>
+        <w:t>+</w:t>
+      </w:r>
+      <w:r>
+        <w:rPr>
+          <w:rFonts w:ascii="Consolas" w:hAnsi="Consolas"/>
+          <w:color w:val="C9D1D9"/>
+          <w:sz w:val="17"/>
+          <w:szCs w:val="17"/>
+        </w:rPr>
+        <w:t xml:space="preserve"> </w:t>
+      </w:r>
+      <w:r>
+        <w:rPr>
+          <w:rFonts w:ascii="Consolas" w:hAnsi="Consolas"/>
+          <w:color w:val="B5CEA8"/>
+          <w:sz w:val="17"/>
+          <w:szCs w:val="17"/>
+        </w:rPr>
+        <w:t>1</w:t>
+      </w:r>
+      <w:r>
+        <w:rPr>
+          <w:rFonts w:ascii="Consolas" w:hAnsi="Consolas"/>
+          <w:color w:val="C9D1D9"/>
+          <w:sz w:val="17"/>
+          <w:szCs w:val="17"/>
+        </w:rPr>
+        <w:t xml:space="preserve"> </w:t>
+      </w:r>
+      <w:r>
+        <w:rPr>
+          <w:rFonts w:ascii="Consolas" w:hAnsi="Consolas"/>
+          <w:color w:val="D4D4D4"/>
+          <w:sz w:val="17"/>
+          <w:szCs w:val="17"/>
+        </w:rPr>
+        <w:t>+</w:t>
+      </w:r>
+      <w:r>
+        <w:rPr>
+          <w:rFonts w:ascii="Consolas" w:hAnsi="Consolas"/>
+          <w:color w:val="C9D1D9"/>
+          <w:sz w:val="17"/>
+          <w:szCs w:val="17"/>
+        </w:rPr>
+        <w:t xml:space="preserve"> j];</w:t>
+      </w:r>
+    </w:p>
+    <w:p>
+      <w:pPr>
+        <w:shd w:val="clear" w:color="auto" w:fill="121314"/>
+        <w:spacing w:line="228" w:lineRule="atLeast"/>
+        <w:rPr>
+          <w:rFonts w:ascii="Consolas" w:hAnsi="Consolas"/>
+          <w:color w:val="BBBEBF"/>
+          <w:sz w:val="17"/>
+          <w:szCs w:val="17"/>
+        </w:rPr>
+      </w:pPr>
+    </w:p>
+    <w:p>
+      <w:pPr>
+        <w:shd w:val="clear" w:color="auto" w:fill="121314"/>
+        <w:spacing w:line="228" w:lineRule="atLeast"/>
+        <w:rPr>
+          <w:rFonts w:ascii="Consolas" w:hAnsi="Consolas"/>
+          <w:color w:val="BBBEBF"/>
+          <w:sz w:val="17"/>
+          <w:szCs w:val="17"/>
+        </w:rPr>
+      </w:pPr>
+      <w:r>
+        <w:rPr>
+          <w:rFonts w:ascii="Consolas" w:hAnsi="Consolas"/>
+          <w:color w:val="C9D1D9"/>
+          <w:sz w:val="17"/>
+          <w:szCs w:val="17"/>
+        </w:rPr>
+        <w:t xml:space="preserve">    </w:t>
+      </w:r>
+      <w:proofErr w:type="spellStart"/>
+      <w:proofErr w:type="gramStart"/>
+      <w:r>
+        <w:rPr>
+          <w:rFonts w:ascii="Consolas" w:hAnsi="Consolas"/>
+          <w:color w:val="FF7B72"/>
+          <w:sz w:val="17"/>
+          <w:szCs w:val="17"/>
+        </w:rPr>
+        <w:t>int</w:t>
+      </w:r>
+      <w:proofErr w:type="spellEnd"/>
+      <w:proofErr w:type="gramEnd"/>
+      <w:r>
+        <w:rPr>
+          <w:rFonts w:ascii="Consolas" w:hAnsi="Consolas"/>
+          <w:color w:val="C9D1D9"/>
+          <w:sz w:val="17"/>
+          <w:szCs w:val="17"/>
+        </w:rPr>
+        <w:t xml:space="preserve"> </w:t>
+      </w:r>
+      <w:proofErr w:type="spellStart"/>
+      <w:r>
+        <w:rPr>
+          <w:rFonts w:ascii="Consolas" w:hAnsi="Consolas"/>
+          <w:color w:val="C9D1D9"/>
+          <w:sz w:val="17"/>
+          <w:szCs w:val="17"/>
+        </w:rPr>
+        <w:t>i</w:t>
+      </w:r>
+      <w:proofErr w:type="spellEnd"/>
+      <w:r>
+        <w:rPr>
+          <w:rFonts w:ascii="Consolas" w:hAnsi="Consolas"/>
+          <w:color w:val="C9D1D9"/>
+          <w:sz w:val="17"/>
+          <w:szCs w:val="17"/>
+        </w:rPr>
+        <w:t xml:space="preserve"> </w:t>
+      </w:r>
+      <w:r>
+        <w:rPr>
+          <w:rFonts w:ascii="Consolas" w:hAnsi="Consolas"/>
+          <w:color w:val="D4D4D4"/>
+          <w:sz w:val="17"/>
+          <w:szCs w:val="17"/>
+        </w:rPr>
+        <w:t>=</w:t>
+      </w:r>
+      <w:r>
+        <w:rPr>
+          <w:rFonts w:ascii="Consolas" w:hAnsi="Consolas"/>
+          <w:color w:val="C9D1D9"/>
+          <w:sz w:val="17"/>
+          <w:szCs w:val="17"/>
+        </w:rPr>
+        <w:t xml:space="preserve"> </w:t>
+      </w:r>
+      <w:r>
+        <w:rPr>
+          <w:rFonts w:ascii="Consolas" w:hAnsi="Consolas"/>
+          <w:color w:val="B5CEA8"/>
+          <w:sz w:val="17"/>
+          <w:szCs w:val="17"/>
+        </w:rPr>
+        <w:t>0</w:t>
+      </w:r>
+      <w:r>
+        <w:rPr>
+          <w:rFonts w:ascii="Consolas" w:hAnsi="Consolas"/>
+          <w:color w:val="C9D1D9"/>
+          <w:sz w:val="17"/>
+          <w:szCs w:val="17"/>
+        </w:rPr>
+        <w:t xml:space="preserve">, j </w:t>
+      </w:r>
+      <w:r>
+        <w:rPr>
+          <w:rFonts w:ascii="Consolas" w:hAnsi="Consolas"/>
+          <w:color w:val="D4D4D4"/>
+          <w:sz w:val="17"/>
+          <w:szCs w:val="17"/>
+        </w:rPr>
+        <w:t>=</w:t>
+      </w:r>
+      <w:r>
+        <w:rPr>
+          <w:rFonts w:ascii="Consolas" w:hAnsi="Consolas"/>
+          <w:color w:val="C9D1D9"/>
+          <w:sz w:val="17"/>
+          <w:szCs w:val="17"/>
+        </w:rPr>
+        <w:t xml:space="preserve"> </w:t>
+      </w:r>
+      <w:r>
+        <w:rPr>
+          <w:rFonts w:ascii="Consolas" w:hAnsi="Consolas"/>
+          <w:color w:val="B5CEA8"/>
+          <w:sz w:val="17"/>
+          <w:szCs w:val="17"/>
+        </w:rPr>
+        <w:t>0</w:t>
+      </w:r>
+      <w:r>
+        <w:rPr>
+          <w:rFonts w:ascii="Consolas" w:hAnsi="Consolas"/>
+          <w:color w:val="C9D1D9"/>
+          <w:sz w:val="17"/>
+          <w:szCs w:val="17"/>
+        </w:rPr>
+        <w:t xml:space="preserve">, k </w:t>
+      </w:r>
+      <w:r>
+        <w:rPr>
+          <w:rFonts w:ascii="Consolas" w:hAnsi="Consolas"/>
+          <w:color w:val="D4D4D4"/>
+          <w:sz w:val="17"/>
+          <w:szCs w:val="17"/>
+        </w:rPr>
+        <w:t>=</w:t>
+      </w:r>
+      <w:r>
+        <w:rPr>
+          <w:rFonts w:ascii="Consolas" w:hAnsi="Consolas"/>
+          <w:color w:val="C9D1D9"/>
+          <w:sz w:val="17"/>
+          <w:szCs w:val="17"/>
+        </w:rPr>
+        <w:t xml:space="preserve"> </w:t>
+      </w:r>
+      <w:r>
+        <w:rPr>
+          <w:rFonts w:ascii="Consolas" w:hAnsi="Consolas"/>
+          <w:color w:val="FFA657"/>
+          <w:sz w:val="17"/>
+          <w:szCs w:val="17"/>
+        </w:rPr>
+        <w:t>left</w:t>
+      </w:r>
+      <w:r>
+        <w:rPr>
+          <w:rFonts w:ascii="Consolas" w:hAnsi="Consolas"/>
+          <w:color w:val="C9D1D9"/>
+          <w:sz w:val="17"/>
+          <w:szCs w:val="17"/>
+        </w:rPr>
+        <w:t>;</w:t>
+      </w:r>
+    </w:p>
+    <w:p>
+      <w:pPr>
+        <w:shd w:val="clear" w:color="auto" w:fill="121314"/>
+        <w:spacing w:line="228" w:lineRule="atLeast"/>
+        <w:rPr>
+          <w:rFonts w:ascii="Consolas" w:hAnsi="Consolas"/>
+          <w:color w:val="BBBEBF"/>
+          <w:sz w:val="17"/>
+          <w:szCs w:val="17"/>
+        </w:rPr>
+      </w:pPr>
+    </w:p>
+    <w:p>
+      <w:pPr>
+        <w:shd w:val="clear" w:color="auto" w:fill="121314"/>
+        <w:spacing w:line="228" w:lineRule="atLeast"/>
+        <w:rPr>
+          <w:rFonts w:ascii="Consolas" w:hAnsi="Consolas"/>
+          <w:color w:val="BBBEBF"/>
+          <w:sz w:val="17"/>
+          <w:szCs w:val="17"/>
+        </w:rPr>
+      </w:pPr>
+      <w:r>
+        <w:rPr>
+          <w:rFonts w:ascii="Consolas" w:hAnsi="Consolas"/>
+          <w:color w:val="C9D1D9"/>
+          <w:sz w:val="17"/>
+          <w:szCs w:val="17"/>
+        </w:rPr>
+        <w:t xml:space="preserve">    </w:t>
+      </w:r>
+      <w:proofErr w:type="gramStart"/>
+      <w:r>
+        <w:rPr>
+          <w:rFonts w:ascii="Consolas" w:hAnsi="Consolas"/>
+          <w:color w:val="C586C0"/>
+          <w:sz w:val="17"/>
+          <w:szCs w:val="17"/>
+        </w:rPr>
+        <w:t>while</w:t>
+      </w:r>
+      <w:proofErr w:type="gramEnd"/>
+      <w:r>
+        <w:rPr>
+          <w:rFonts w:ascii="Consolas" w:hAnsi="Consolas"/>
+          <w:color w:val="C9D1D9"/>
+          <w:sz w:val="17"/>
+          <w:szCs w:val="17"/>
+        </w:rPr>
+        <w:t xml:space="preserve"> (</w:t>
+      </w:r>
+      <w:proofErr w:type="spellStart"/>
+      <w:r>
+        <w:rPr>
+          <w:rFonts w:ascii="Consolas" w:hAnsi="Consolas"/>
+          <w:color w:val="C9D1D9"/>
+          <w:sz w:val="17"/>
+          <w:szCs w:val="17"/>
+        </w:rPr>
+        <w:t>i</w:t>
+      </w:r>
+      <w:proofErr w:type="spellEnd"/>
+      <w:r>
+        <w:rPr>
+          <w:rFonts w:ascii="Consolas" w:hAnsi="Consolas"/>
+          <w:color w:val="C9D1D9"/>
+          <w:sz w:val="17"/>
+          <w:szCs w:val="17"/>
+        </w:rPr>
+        <w:t xml:space="preserve"> </w:t>
+      </w:r>
+      <w:r>
+        <w:rPr>
+          <w:rFonts w:ascii="Consolas" w:hAnsi="Consolas"/>
+          <w:color w:val="D4D4D4"/>
+          <w:sz w:val="17"/>
+          <w:szCs w:val="17"/>
+        </w:rPr>
+        <w:t>&lt;</w:t>
+      </w:r>
+      <w:r>
+        <w:rPr>
+          <w:rFonts w:ascii="Consolas" w:hAnsi="Consolas"/>
+          <w:color w:val="C9D1D9"/>
+          <w:sz w:val="17"/>
+          <w:szCs w:val="17"/>
+        </w:rPr>
+        <w:t xml:space="preserve"> n1 </w:t>
+      </w:r>
+      <w:r>
+        <w:rPr>
+          <w:rFonts w:ascii="Consolas" w:hAnsi="Consolas"/>
+          <w:color w:val="D4D4D4"/>
+          <w:sz w:val="17"/>
+          <w:szCs w:val="17"/>
+        </w:rPr>
+        <w:t>&amp;&amp;</w:t>
+      </w:r>
+      <w:r>
+        <w:rPr>
+          <w:rFonts w:ascii="Consolas" w:hAnsi="Consolas"/>
+          <w:color w:val="C9D1D9"/>
+          <w:sz w:val="17"/>
+          <w:szCs w:val="17"/>
+        </w:rPr>
+        <w:t xml:space="preserve"> j </w:t>
+      </w:r>
+      <w:r>
+        <w:rPr>
+          <w:rFonts w:ascii="Consolas" w:hAnsi="Consolas"/>
+          <w:color w:val="D4D4D4"/>
+          <w:sz w:val="17"/>
+          <w:szCs w:val="17"/>
+        </w:rPr>
+        <w:t>&lt;</w:t>
+      </w:r>
+      <w:r>
+        <w:rPr>
+          <w:rFonts w:ascii="Consolas" w:hAnsi="Consolas"/>
+          <w:color w:val="C9D1D9"/>
+          <w:sz w:val="17"/>
+          <w:szCs w:val="17"/>
+        </w:rPr>
+        <w:t xml:space="preserve"> n2) {</w:t>
+      </w:r>
+    </w:p>
+    <w:p>
+      <w:pPr>
+        <w:shd w:val="clear" w:color="auto" w:fill="121314"/>
+        <w:spacing w:line="228" w:lineRule="atLeast"/>
+        <w:rPr>
+          <w:rFonts w:ascii="Consolas" w:hAnsi="Consolas"/>
+          <w:color w:val="BBBEBF"/>
+          <w:sz w:val="17"/>
+          <w:szCs w:val="17"/>
+        </w:rPr>
+      </w:pPr>
+      <w:r>
+        <w:rPr>
+          <w:rFonts w:ascii="Consolas" w:hAnsi="Consolas"/>
+          <w:color w:val="C9D1D9"/>
+          <w:sz w:val="17"/>
+          <w:szCs w:val="17"/>
+        </w:rPr>
+        <w:t xml:space="preserve">        </w:t>
+      </w:r>
+      <w:proofErr w:type="gramStart"/>
+      <w:r>
+        <w:rPr>
+          <w:rFonts w:ascii="Consolas" w:hAnsi="Consolas"/>
+          <w:color w:val="C586C0"/>
+          <w:sz w:val="17"/>
+          <w:szCs w:val="17"/>
+        </w:rPr>
+        <w:t>if</w:t>
+      </w:r>
+      <w:proofErr w:type="gramEnd"/>
+      <w:r>
+        <w:rPr>
+          <w:rFonts w:ascii="Consolas" w:hAnsi="Consolas"/>
+          <w:color w:val="C9D1D9"/>
+          <w:sz w:val="17"/>
+          <w:szCs w:val="17"/>
+        </w:rPr>
+        <w:t xml:space="preserve"> (L[</w:t>
+      </w:r>
+      <w:proofErr w:type="spellStart"/>
+      <w:r>
+        <w:rPr>
+          <w:rFonts w:ascii="Consolas" w:hAnsi="Consolas"/>
+          <w:color w:val="C9D1D9"/>
+          <w:sz w:val="17"/>
+          <w:szCs w:val="17"/>
+        </w:rPr>
+        <w:t>i</w:t>
+      </w:r>
+      <w:proofErr w:type="spellEnd"/>
+      <w:r>
+        <w:rPr>
+          <w:rFonts w:ascii="Consolas" w:hAnsi="Consolas"/>
+          <w:color w:val="C9D1D9"/>
+          <w:sz w:val="17"/>
+          <w:szCs w:val="17"/>
+        </w:rPr>
+        <w:t xml:space="preserve">] </w:t>
+      </w:r>
+      <w:r>
+        <w:rPr>
+          <w:rFonts w:ascii="Consolas" w:hAnsi="Consolas"/>
+          <w:color w:val="D4D4D4"/>
+          <w:sz w:val="17"/>
+          <w:szCs w:val="17"/>
+        </w:rPr>
+        <w:t>&lt;=</w:t>
+      </w:r>
+      <w:r>
+        <w:rPr>
+          <w:rFonts w:ascii="Consolas" w:hAnsi="Consolas"/>
+          <w:color w:val="C9D1D9"/>
+          <w:sz w:val="17"/>
+          <w:szCs w:val="17"/>
+        </w:rPr>
+        <w:t xml:space="preserve"> R[j])</w:t>
+      </w:r>
+    </w:p>
+    <w:p>
+      <w:pPr>
+        <w:shd w:val="clear" w:color="auto" w:fill="121314"/>
+        <w:spacing w:line="228" w:lineRule="atLeast"/>
+        <w:rPr>
+          <w:rFonts w:ascii="Consolas" w:hAnsi="Consolas"/>
+          <w:color w:val="BBBEBF"/>
+          <w:sz w:val="17"/>
+          <w:szCs w:val="17"/>
+        </w:rPr>
+      </w:pPr>
+      <w:r>
+        <w:rPr>
+          <w:rFonts w:ascii="Consolas" w:hAnsi="Consolas"/>
+          <w:color w:val="C9D1D9"/>
+          <w:sz w:val="17"/>
+          <w:szCs w:val="17"/>
+        </w:rPr>
+        <w:t xml:space="preserve">            </w:t>
+      </w:r>
+      <w:proofErr w:type="spellStart"/>
+      <w:proofErr w:type="gramStart"/>
+      <w:r>
+        <w:rPr>
+          <w:rFonts w:ascii="Consolas" w:hAnsi="Consolas"/>
+          <w:color w:val="C9D1D9"/>
+          <w:sz w:val="17"/>
+          <w:szCs w:val="17"/>
+        </w:rPr>
+        <w:t>arr</w:t>
+      </w:r>
+      <w:proofErr w:type="spellEnd"/>
+      <w:r>
+        <w:rPr>
+          <w:rFonts w:ascii="Consolas" w:hAnsi="Consolas"/>
+          <w:color w:val="C9D1D9"/>
+          <w:sz w:val="17"/>
+          <w:szCs w:val="17"/>
+        </w:rPr>
+        <w:t>[</w:t>
+      </w:r>
+      <w:proofErr w:type="gramEnd"/>
+      <w:r>
+        <w:rPr>
+          <w:rFonts w:ascii="Consolas" w:hAnsi="Consolas"/>
+          <w:color w:val="C9D1D9"/>
+          <w:sz w:val="17"/>
+          <w:szCs w:val="17"/>
+        </w:rPr>
+        <w:t>k</w:t>
+      </w:r>
+      <w:r>
+        <w:rPr>
+          <w:rFonts w:ascii="Consolas" w:hAnsi="Consolas"/>
+          <w:color w:val="D4D4D4"/>
+          <w:sz w:val="17"/>
+          <w:szCs w:val="17"/>
+        </w:rPr>
+        <w:t>++</w:t>
+      </w:r>
+      <w:r>
+        <w:rPr>
+          <w:rFonts w:ascii="Consolas" w:hAnsi="Consolas"/>
+          <w:color w:val="C9D1D9"/>
+          <w:sz w:val="17"/>
+          <w:szCs w:val="17"/>
+        </w:rPr>
+        <w:t xml:space="preserve">] </w:t>
+      </w:r>
+      <w:r>
+        <w:rPr>
+          <w:rFonts w:ascii="Consolas" w:hAnsi="Consolas"/>
+          <w:color w:val="D4D4D4"/>
+          <w:sz w:val="17"/>
+          <w:szCs w:val="17"/>
+        </w:rPr>
+        <w:t>=</w:t>
+      </w:r>
+      <w:r>
+        <w:rPr>
+          <w:rFonts w:ascii="Consolas" w:hAnsi="Consolas"/>
+          <w:color w:val="C9D1D9"/>
+          <w:sz w:val="17"/>
+          <w:szCs w:val="17"/>
+        </w:rPr>
+        <w:t xml:space="preserve"> L[</w:t>
+      </w:r>
+      <w:proofErr w:type="spellStart"/>
+      <w:r>
+        <w:rPr>
+          <w:rFonts w:ascii="Consolas" w:hAnsi="Consolas"/>
+          <w:color w:val="C9D1D9"/>
+          <w:sz w:val="17"/>
+          <w:szCs w:val="17"/>
+        </w:rPr>
+        <w:t>i</w:t>
+      </w:r>
+      <w:proofErr w:type="spellEnd"/>
+      <w:r>
+        <w:rPr>
+          <w:rFonts w:ascii="Consolas" w:hAnsi="Consolas"/>
+          <w:color w:val="D4D4D4"/>
+          <w:sz w:val="17"/>
+          <w:szCs w:val="17"/>
+        </w:rPr>
+        <w:t>++</w:t>
+      </w:r>
+      <w:r>
+        <w:rPr>
+          <w:rFonts w:ascii="Consolas" w:hAnsi="Consolas"/>
+          <w:color w:val="C9D1D9"/>
+          <w:sz w:val="17"/>
+          <w:szCs w:val="17"/>
+        </w:rPr>
+        <w:t>];</w:t>
+      </w:r>
+    </w:p>
+    <w:p>
+      <w:pPr>
+        <w:shd w:val="clear" w:color="auto" w:fill="121314"/>
+        <w:spacing w:line="228" w:lineRule="atLeast"/>
+        <w:rPr>
+          <w:rFonts w:ascii="Consolas" w:hAnsi="Consolas"/>
+          <w:color w:val="BBBEBF"/>
+          <w:sz w:val="17"/>
+          <w:szCs w:val="17"/>
+        </w:rPr>
+      </w:pPr>
+      <w:r>
+        <w:rPr>
+          <w:rFonts w:ascii="Consolas" w:hAnsi="Consolas"/>
+          <w:color w:val="C9D1D9"/>
+          <w:sz w:val="17"/>
+          <w:szCs w:val="17"/>
+        </w:rPr>
+        <w:t xml:space="preserve">        </w:t>
+      </w:r>
+      <w:proofErr w:type="gramStart"/>
+      <w:r>
+        <w:rPr>
+          <w:rFonts w:ascii="Consolas" w:hAnsi="Consolas"/>
+          <w:color w:val="C586C0"/>
+          <w:sz w:val="17"/>
+          <w:szCs w:val="17"/>
+        </w:rPr>
+        <w:t>else</w:t>
+      </w:r>
+      <w:proofErr w:type="gramEnd"/>
+    </w:p>
+    <w:p>
+      <w:pPr>
+        <w:shd w:val="clear" w:color="auto" w:fill="121314"/>
+        <w:spacing w:line="228" w:lineRule="atLeast"/>
+        <w:rPr>
+          <w:rFonts w:ascii="Consolas" w:hAnsi="Consolas"/>
+          <w:color w:val="BBBEBF"/>
+          <w:sz w:val="17"/>
+          <w:szCs w:val="17"/>
+        </w:rPr>
+      </w:pPr>
+      <w:r>
+        <w:rPr>
+          <w:rFonts w:ascii="Consolas" w:hAnsi="Consolas"/>
+          <w:color w:val="C9D1D9"/>
+          <w:sz w:val="17"/>
+          <w:szCs w:val="17"/>
+        </w:rPr>
+        <w:t xml:space="preserve">            </w:t>
+      </w:r>
+      <w:proofErr w:type="spellStart"/>
+      <w:proofErr w:type="gramStart"/>
+      <w:r>
+        <w:rPr>
+          <w:rFonts w:ascii="Consolas" w:hAnsi="Consolas"/>
+          <w:color w:val="C9D1D9"/>
+          <w:sz w:val="17"/>
+          <w:szCs w:val="17"/>
+        </w:rPr>
+        <w:t>arr</w:t>
+      </w:r>
+      <w:proofErr w:type="spellEnd"/>
+      <w:r>
+        <w:rPr>
+          <w:rFonts w:ascii="Consolas" w:hAnsi="Consolas"/>
+          <w:color w:val="C9D1D9"/>
+          <w:sz w:val="17"/>
+          <w:szCs w:val="17"/>
+        </w:rPr>
+        <w:t>[</w:t>
+      </w:r>
+      <w:proofErr w:type="gramEnd"/>
+      <w:r>
+        <w:rPr>
+          <w:rFonts w:ascii="Consolas" w:hAnsi="Consolas"/>
+          <w:color w:val="C9D1D9"/>
+          <w:sz w:val="17"/>
+          <w:szCs w:val="17"/>
+        </w:rPr>
+        <w:t>k</w:t>
+      </w:r>
+      <w:r>
+        <w:rPr>
+          <w:rFonts w:ascii="Consolas" w:hAnsi="Consolas"/>
+          <w:color w:val="D4D4D4"/>
+          <w:sz w:val="17"/>
+          <w:szCs w:val="17"/>
+        </w:rPr>
+        <w:t>++</w:t>
+      </w:r>
+      <w:r>
+        <w:rPr>
+          <w:rFonts w:ascii="Consolas" w:hAnsi="Consolas"/>
+          <w:color w:val="C9D1D9"/>
+          <w:sz w:val="17"/>
+          <w:szCs w:val="17"/>
+        </w:rPr>
+        <w:t xml:space="preserve">] </w:t>
+      </w:r>
+      <w:r>
+        <w:rPr>
+          <w:rFonts w:ascii="Consolas" w:hAnsi="Consolas"/>
+          <w:color w:val="D4D4D4"/>
+          <w:sz w:val="17"/>
+          <w:szCs w:val="17"/>
+        </w:rPr>
+        <w:t>=</w:t>
+      </w:r>
+      <w:r>
+        <w:rPr>
+          <w:rFonts w:ascii="Consolas" w:hAnsi="Consolas"/>
+          <w:color w:val="C9D1D9"/>
+          <w:sz w:val="17"/>
+          <w:szCs w:val="17"/>
+        </w:rPr>
+        <w:t xml:space="preserve"> R[j</w:t>
+      </w:r>
+      <w:r>
+        <w:rPr>
+          <w:rFonts w:ascii="Consolas" w:hAnsi="Consolas"/>
+          <w:color w:val="D4D4D4"/>
+          <w:sz w:val="17"/>
+          <w:szCs w:val="17"/>
+        </w:rPr>
+        <w:t>++</w:t>
+      </w:r>
+      <w:r>
+        <w:rPr>
+          <w:rFonts w:ascii="Consolas" w:hAnsi="Consolas"/>
+          <w:color w:val="C9D1D9"/>
+          <w:sz w:val="17"/>
+          <w:szCs w:val="17"/>
+        </w:rPr>
+        <w:t>];</w:t>
+      </w:r>
+    </w:p>
+    <w:p>
+      <w:pPr>
+        <w:shd w:val="clear" w:color="auto" w:fill="121314"/>
+        <w:spacing w:line="228" w:lineRule="atLeast"/>
+        <w:rPr>
+          <w:rFonts w:ascii="Consolas" w:hAnsi="Consolas"/>
+          <w:color w:val="BBBEBF"/>
+          <w:sz w:val="17"/>
+          <w:szCs w:val="17"/>
+        </w:rPr>
+      </w:pPr>
+      <w:r>
+        <w:rPr>
+          <w:rFonts w:ascii="Consolas" w:hAnsi="Consolas"/>
+          <w:color w:val="C9D1D9"/>
+          <w:sz w:val="17"/>
+          <w:szCs w:val="17"/>
+        </w:rPr>
+        <w:t>    }</w:t>
+      </w:r>
+    </w:p>
+    <w:p>
+      <w:pPr>
+        <w:shd w:val="clear" w:color="auto" w:fill="121314"/>
+        <w:spacing w:line="228" w:lineRule="atLeast"/>
+        <w:rPr>
+          <w:rFonts w:ascii="Consolas" w:hAnsi="Consolas"/>
+          <w:color w:val="BBBEBF"/>
+          <w:sz w:val="17"/>
+          <w:szCs w:val="17"/>
+        </w:rPr>
+      </w:pPr>
+    </w:p>
+    <w:p>
+      <w:pPr>
+        <w:shd w:val="clear" w:color="auto" w:fill="121314"/>
+        <w:spacing w:line="228" w:lineRule="atLeast"/>
+        <w:rPr>
+          <w:rFonts w:ascii="Consolas" w:hAnsi="Consolas"/>
+          <w:color w:val="BBBEBF"/>
+          <w:sz w:val="17"/>
+          <w:szCs w:val="17"/>
+        </w:rPr>
+      </w:pPr>
+      <w:r>
+        <w:rPr>
+          <w:rFonts w:ascii="Consolas" w:hAnsi="Consolas"/>
+          <w:color w:val="C9D1D9"/>
+          <w:sz w:val="17"/>
+          <w:szCs w:val="17"/>
+        </w:rPr>
+        <w:t xml:space="preserve">    </w:t>
+      </w:r>
+      <w:proofErr w:type="gramStart"/>
+      <w:r>
+        <w:rPr>
+          <w:rFonts w:ascii="Consolas" w:hAnsi="Consolas"/>
+          <w:color w:val="C586C0"/>
+          <w:sz w:val="17"/>
+          <w:szCs w:val="17"/>
+        </w:rPr>
+        <w:t>while</w:t>
+      </w:r>
+      <w:proofErr w:type="gramEnd"/>
+      <w:r>
+        <w:rPr>
+          <w:rFonts w:ascii="Consolas" w:hAnsi="Consolas"/>
+          <w:color w:val="C9D1D9"/>
+          <w:sz w:val="17"/>
+          <w:szCs w:val="17"/>
+        </w:rPr>
+        <w:t xml:space="preserve"> (</w:t>
+      </w:r>
+      <w:proofErr w:type="spellStart"/>
+      <w:r>
+        <w:rPr>
+          <w:rFonts w:ascii="Consolas" w:hAnsi="Consolas"/>
+          <w:color w:val="C9D1D9"/>
+          <w:sz w:val="17"/>
+          <w:szCs w:val="17"/>
+        </w:rPr>
+        <w:t>i</w:t>
+      </w:r>
+      <w:proofErr w:type="spellEnd"/>
+      <w:r>
+        <w:rPr>
+          <w:rFonts w:ascii="Consolas" w:hAnsi="Consolas"/>
+          <w:color w:val="C9D1D9"/>
+          <w:sz w:val="17"/>
+          <w:szCs w:val="17"/>
+        </w:rPr>
+        <w:t xml:space="preserve"> </w:t>
+      </w:r>
+      <w:r>
+        <w:rPr>
+          <w:rFonts w:ascii="Consolas" w:hAnsi="Consolas"/>
+          <w:color w:val="D4D4D4"/>
+          <w:sz w:val="17"/>
+          <w:szCs w:val="17"/>
+        </w:rPr>
+        <w:t>&lt;</w:t>
+      </w:r>
+      <w:r>
+        <w:rPr>
+          <w:rFonts w:ascii="Consolas" w:hAnsi="Consolas"/>
+          <w:color w:val="C9D1D9"/>
+          <w:sz w:val="17"/>
+          <w:szCs w:val="17"/>
+        </w:rPr>
+        <w:t xml:space="preserve"> n1)</w:t>
+      </w:r>
+    </w:p>
+    <w:p>
+      <w:pPr>
+        <w:shd w:val="clear" w:color="auto" w:fill="121314"/>
+        <w:spacing w:line="228" w:lineRule="atLeast"/>
+        <w:rPr>
+          <w:rFonts w:ascii="Consolas" w:hAnsi="Consolas"/>
+          <w:color w:val="BBBEBF"/>
+          <w:sz w:val="17"/>
+          <w:szCs w:val="17"/>
+        </w:rPr>
+      </w:pPr>
+      <w:r>
+        <w:rPr>
+          <w:rFonts w:ascii="Consolas" w:hAnsi="Consolas"/>
+          <w:color w:val="C9D1D9"/>
+          <w:sz w:val="17"/>
+          <w:szCs w:val="17"/>
+        </w:rPr>
+        <w:t xml:space="preserve">        </w:t>
+      </w:r>
+      <w:proofErr w:type="spellStart"/>
+      <w:proofErr w:type="gramStart"/>
+      <w:r>
+        <w:rPr>
+          <w:rFonts w:ascii="Consolas" w:hAnsi="Consolas"/>
+          <w:color w:val="C9D1D9"/>
+          <w:sz w:val="17"/>
+          <w:szCs w:val="17"/>
+        </w:rPr>
+        <w:t>arr</w:t>
+      </w:r>
+      <w:proofErr w:type="spellEnd"/>
+      <w:r>
+        <w:rPr>
+          <w:rFonts w:ascii="Consolas" w:hAnsi="Consolas"/>
+          <w:color w:val="C9D1D9"/>
+          <w:sz w:val="17"/>
+          <w:szCs w:val="17"/>
+        </w:rPr>
+        <w:t>[</w:t>
+      </w:r>
+      <w:proofErr w:type="gramEnd"/>
+      <w:r>
+        <w:rPr>
+          <w:rFonts w:ascii="Consolas" w:hAnsi="Consolas"/>
+          <w:color w:val="C9D1D9"/>
+          <w:sz w:val="17"/>
+          <w:szCs w:val="17"/>
+        </w:rPr>
+        <w:t>k</w:t>
+      </w:r>
+      <w:r>
+        <w:rPr>
+          <w:rFonts w:ascii="Consolas" w:hAnsi="Consolas"/>
+          <w:color w:val="D4D4D4"/>
+          <w:sz w:val="17"/>
+          <w:szCs w:val="17"/>
+        </w:rPr>
+        <w:t>++</w:t>
+      </w:r>
+      <w:r>
+        <w:rPr>
+          <w:rFonts w:ascii="Consolas" w:hAnsi="Consolas"/>
+          <w:color w:val="C9D1D9"/>
+          <w:sz w:val="17"/>
+          <w:szCs w:val="17"/>
+        </w:rPr>
+        <w:t xml:space="preserve">] </w:t>
+      </w:r>
+      <w:r>
+        <w:rPr>
+          <w:rFonts w:ascii="Consolas" w:hAnsi="Consolas"/>
+          <w:color w:val="D4D4D4"/>
+          <w:sz w:val="17"/>
+          <w:szCs w:val="17"/>
+        </w:rPr>
+        <w:t>=</w:t>
+      </w:r>
+      <w:r>
+        <w:rPr>
+          <w:rFonts w:ascii="Consolas" w:hAnsi="Consolas"/>
+          <w:color w:val="C9D1D9"/>
+          <w:sz w:val="17"/>
+          <w:szCs w:val="17"/>
+        </w:rPr>
+        <w:t xml:space="preserve"> L[</w:t>
+      </w:r>
+      <w:proofErr w:type="spellStart"/>
+      <w:r>
+        <w:rPr>
+          <w:rFonts w:ascii="Consolas" w:hAnsi="Consolas"/>
+          <w:color w:val="C9D1D9"/>
+          <w:sz w:val="17"/>
+          <w:szCs w:val="17"/>
+        </w:rPr>
+        <w:t>i</w:t>
+      </w:r>
+      <w:proofErr w:type="spellEnd"/>
+      <w:r>
+        <w:rPr>
+          <w:rFonts w:ascii="Consolas" w:hAnsi="Consolas"/>
+          <w:color w:val="D4D4D4"/>
+          <w:sz w:val="17"/>
+          <w:szCs w:val="17"/>
+        </w:rPr>
+        <w:t>++</w:t>
+      </w:r>
+      <w:r>
+        <w:rPr>
+          <w:rFonts w:ascii="Consolas" w:hAnsi="Consolas"/>
+          <w:color w:val="C9D1D9"/>
+          <w:sz w:val="17"/>
+          <w:szCs w:val="17"/>
+        </w:rPr>
+        <w:t>];</w:t>
+      </w:r>
+    </w:p>
+    <w:p>
+      <w:pPr>
+        <w:shd w:val="clear" w:color="auto" w:fill="121314"/>
+        <w:spacing w:line="228" w:lineRule="atLeast"/>
+        <w:rPr>
+          <w:rFonts w:ascii="Consolas" w:hAnsi="Consolas"/>
+          <w:color w:val="BBBEBF"/>
+          <w:sz w:val="17"/>
+          <w:szCs w:val="17"/>
+        </w:rPr>
+      </w:pPr>
+    </w:p>
+    <w:p>
+      <w:pPr>
+        <w:shd w:val="clear" w:color="auto" w:fill="121314"/>
+        <w:spacing w:line="228" w:lineRule="atLeast"/>
+        <w:rPr>
+          <w:rFonts w:ascii="Consolas" w:hAnsi="Consolas"/>
+          <w:color w:val="BBBEBF"/>
+          <w:sz w:val="17"/>
+          <w:szCs w:val="17"/>
+        </w:rPr>
+      </w:pPr>
+      <w:r>
+        <w:rPr>
+          <w:rFonts w:ascii="Consolas" w:hAnsi="Consolas"/>
+          <w:color w:val="C9D1D9"/>
+          <w:sz w:val="17"/>
+          <w:szCs w:val="17"/>
+        </w:rPr>
+        <w:t xml:space="preserve">    </w:t>
+      </w:r>
+      <w:proofErr w:type="gramStart"/>
+      <w:r>
+        <w:rPr>
+          <w:rFonts w:ascii="Consolas" w:hAnsi="Consolas"/>
+          <w:color w:val="C586C0"/>
+          <w:sz w:val="17"/>
+          <w:szCs w:val="17"/>
+        </w:rPr>
+        <w:t>while</w:t>
+      </w:r>
+      <w:proofErr w:type="gramEnd"/>
+      <w:r>
+        <w:rPr>
+          <w:rFonts w:ascii="Consolas" w:hAnsi="Consolas"/>
+          <w:color w:val="C9D1D9"/>
+          <w:sz w:val="17"/>
+          <w:szCs w:val="17"/>
+        </w:rPr>
+        <w:t xml:space="preserve"> (j </w:t>
+      </w:r>
+      <w:r>
+        <w:rPr>
+          <w:rFonts w:ascii="Consolas" w:hAnsi="Consolas"/>
+          <w:color w:val="D4D4D4"/>
+          <w:sz w:val="17"/>
+          <w:szCs w:val="17"/>
+        </w:rPr>
+        <w:t>&lt;</w:t>
+      </w:r>
+      <w:r>
+        <w:rPr>
+          <w:rFonts w:ascii="Consolas" w:hAnsi="Consolas"/>
+          <w:color w:val="C9D1D9"/>
+          <w:sz w:val="17"/>
+          <w:szCs w:val="17"/>
+        </w:rPr>
+        <w:t xml:space="preserve"> n2)</w:t>
+      </w:r>
+    </w:p>
+    <w:p>
+      <w:pPr>
+        <w:shd w:val="clear" w:color="auto" w:fill="121314"/>
+        <w:spacing w:line="228" w:lineRule="atLeast"/>
+        <w:rPr>
+          <w:rFonts w:ascii="Consolas" w:hAnsi="Consolas"/>
+          <w:color w:val="BBBEBF"/>
+          <w:sz w:val="17"/>
+          <w:szCs w:val="17"/>
+        </w:rPr>
+      </w:pPr>
+      <w:r>
+        <w:rPr>
+          <w:rFonts w:ascii="Consolas" w:hAnsi="Consolas"/>
+          <w:color w:val="C9D1D9"/>
+          <w:sz w:val="17"/>
+          <w:szCs w:val="17"/>
+        </w:rPr>
+        <w:t xml:space="preserve">        </w:t>
+      </w:r>
+      <w:proofErr w:type="spellStart"/>
+      <w:proofErr w:type="gramStart"/>
+      <w:r>
+        <w:rPr>
+          <w:rFonts w:ascii="Consolas" w:hAnsi="Consolas"/>
+          <w:color w:val="C9D1D9"/>
+          <w:sz w:val="17"/>
+          <w:szCs w:val="17"/>
+        </w:rPr>
+        <w:t>arr</w:t>
+      </w:r>
+      <w:proofErr w:type="spellEnd"/>
+      <w:r>
+        <w:rPr>
+          <w:rFonts w:ascii="Consolas" w:hAnsi="Consolas"/>
+          <w:color w:val="C9D1D9"/>
+          <w:sz w:val="17"/>
+          <w:szCs w:val="17"/>
+        </w:rPr>
+        <w:t>[</w:t>
+      </w:r>
+      <w:proofErr w:type="gramEnd"/>
+      <w:r>
+        <w:rPr>
+          <w:rFonts w:ascii="Consolas" w:hAnsi="Consolas"/>
+          <w:color w:val="C9D1D9"/>
+          <w:sz w:val="17"/>
+          <w:szCs w:val="17"/>
+        </w:rPr>
+        <w:t>k</w:t>
+      </w:r>
+      <w:r>
+        <w:rPr>
+          <w:rFonts w:ascii="Consolas" w:hAnsi="Consolas"/>
+          <w:color w:val="D4D4D4"/>
+          <w:sz w:val="17"/>
+          <w:szCs w:val="17"/>
+        </w:rPr>
+        <w:t>++</w:t>
+      </w:r>
+      <w:r>
+        <w:rPr>
+          <w:rFonts w:ascii="Consolas" w:hAnsi="Consolas"/>
+          <w:color w:val="C9D1D9"/>
+          <w:sz w:val="17"/>
+          <w:szCs w:val="17"/>
+        </w:rPr>
+        <w:t xml:space="preserve">] </w:t>
+      </w:r>
+      <w:r>
+        <w:rPr>
+          <w:rFonts w:ascii="Consolas" w:hAnsi="Consolas"/>
+          <w:color w:val="D4D4D4"/>
+          <w:sz w:val="17"/>
+          <w:szCs w:val="17"/>
+        </w:rPr>
+        <w:t>=</w:t>
+      </w:r>
+      <w:r>
+        <w:rPr>
+          <w:rFonts w:ascii="Consolas" w:hAnsi="Consolas"/>
+          <w:color w:val="C9D1D9"/>
+          <w:sz w:val="17"/>
+          <w:szCs w:val="17"/>
+        </w:rPr>
+        <w:t xml:space="preserve"> R[j</w:t>
+      </w:r>
+      <w:r>
+        <w:rPr>
+          <w:rFonts w:ascii="Consolas" w:hAnsi="Consolas"/>
+          <w:color w:val="D4D4D4"/>
+          <w:sz w:val="17"/>
+          <w:szCs w:val="17"/>
+        </w:rPr>
+        <w:t>++</w:t>
+      </w:r>
+      <w:r>
+        <w:rPr>
+          <w:rFonts w:ascii="Consolas" w:hAnsi="Consolas"/>
+          <w:color w:val="C9D1D9"/>
+          <w:sz w:val="17"/>
+          <w:szCs w:val="17"/>
+        </w:rPr>
+        <w:t>];</w:t>
+      </w:r>
+    </w:p>
+    <w:p>
+      <w:pPr>
+        <w:shd w:val="clear" w:color="auto" w:fill="121314"/>
+        <w:spacing w:line="228" w:lineRule="atLeast"/>
+        <w:rPr>
+          <w:rFonts w:ascii="Consolas" w:hAnsi="Consolas"/>
+          <w:color w:val="BBBEBF"/>
+          <w:sz w:val="17"/>
+          <w:szCs w:val="17"/>
+        </w:rPr>
+      </w:pPr>
+    </w:p>
+    <w:p>
+      <w:pPr>
+        <w:shd w:val="clear" w:color="auto" w:fill="121314"/>
+        <w:spacing w:line="228" w:lineRule="atLeast"/>
+        <w:rPr>
+          <w:rFonts w:ascii="Consolas" w:hAnsi="Consolas"/>
+          <w:color w:val="BBBEBF"/>
+          <w:sz w:val="17"/>
+          <w:szCs w:val="17"/>
+        </w:rPr>
+      </w:pPr>
+      <w:r>
+        <w:rPr>
+          <w:rFonts w:ascii="Consolas" w:hAnsi="Consolas"/>
+          <w:color w:val="C9D1D9"/>
+          <w:sz w:val="17"/>
+          <w:szCs w:val="17"/>
+        </w:rPr>
+        <w:t xml:space="preserve">    </w:t>
+      </w:r>
+      <w:proofErr w:type="gramStart"/>
+      <w:r>
+        <w:rPr>
+          <w:rFonts w:ascii="Consolas" w:hAnsi="Consolas"/>
+          <w:color w:val="D2A8FF"/>
+          <w:sz w:val="17"/>
+          <w:szCs w:val="17"/>
+        </w:rPr>
+        <w:t>free</w:t>
+      </w:r>
+      <w:r>
+        <w:rPr>
+          <w:rFonts w:ascii="Consolas" w:hAnsi="Consolas"/>
+          <w:color w:val="C9D1D9"/>
+          <w:sz w:val="17"/>
+          <w:szCs w:val="17"/>
+        </w:rPr>
+        <w:t>(</w:t>
+      </w:r>
+      <w:proofErr w:type="gramEnd"/>
+      <w:r>
+        <w:rPr>
+          <w:rFonts w:ascii="Consolas" w:hAnsi="Consolas"/>
+          <w:color w:val="C9D1D9"/>
+          <w:sz w:val="17"/>
+          <w:szCs w:val="17"/>
+        </w:rPr>
+        <w:t>L);</w:t>
+      </w:r>
+    </w:p>
+    <w:p>
+      <w:pPr>
+        <w:shd w:val="clear" w:color="auto" w:fill="121314"/>
+        <w:spacing w:line="228" w:lineRule="atLeast"/>
+        <w:rPr>
+          <w:rFonts w:ascii="Consolas" w:hAnsi="Consolas"/>
+          <w:color w:val="BBBEBF"/>
+          <w:sz w:val="17"/>
+          <w:szCs w:val="17"/>
+        </w:rPr>
+      </w:pPr>
+      <w:r>
+        <w:rPr>
+          <w:rFonts w:ascii="Consolas" w:hAnsi="Consolas"/>
+          <w:color w:val="C9D1D9"/>
+          <w:sz w:val="17"/>
+          <w:szCs w:val="17"/>
+        </w:rPr>
+        <w:t xml:space="preserve">    </w:t>
+      </w:r>
+      <w:proofErr w:type="gramStart"/>
+      <w:r>
+        <w:rPr>
+          <w:rFonts w:ascii="Consolas" w:hAnsi="Consolas"/>
+          <w:color w:val="D2A8FF"/>
+          <w:sz w:val="17"/>
+          <w:szCs w:val="17"/>
+        </w:rPr>
+        <w:t>free</w:t>
+      </w:r>
+      <w:r>
+        <w:rPr>
+          <w:rFonts w:ascii="Consolas" w:hAnsi="Consolas"/>
+          <w:color w:val="C9D1D9"/>
+          <w:sz w:val="17"/>
+          <w:szCs w:val="17"/>
+        </w:rPr>
+        <w:t>(</w:t>
+      </w:r>
+      <w:proofErr w:type="gramEnd"/>
+      <w:r>
+        <w:rPr>
+          <w:rFonts w:ascii="Consolas" w:hAnsi="Consolas"/>
+          <w:color w:val="C9D1D9"/>
+          <w:sz w:val="17"/>
+          <w:szCs w:val="17"/>
+        </w:rPr>
+        <w:t>R);</w:t>
+      </w:r>
+    </w:p>
+    <w:p>
+      <w:pPr>
+        <w:shd w:val="clear" w:color="auto" w:fill="121314"/>
+        <w:spacing w:line="228" w:lineRule="atLeast"/>
+        <w:rPr>
+          <w:rFonts w:ascii="Consolas" w:hAnsi="Consolas"/>
+          <w:color w:val="BBBEBF"/>
+          <w:sz w:val="17"/>
+          <w:szCs w:val="17"/>
+        </w:rPr>
+      </w:pPr>
+      <w:r>
+        <w:rPr>
+          <w:rFonts w:ascii="Consolas" w:hAnsi="Consolas"/>
+          <w:color w:val="C9D1D9"/>
+          <w:sz w:val="17"/>
+          <w:szCs w:val="17"/>
+        </w:rPr>
+        <w:t>}</w:t>
+      </w:r>
+    </w:p>
+    <w:p>
+      <w:pPr>
+        <w:shd w:val="clear" w:color="auto" w:fill="121314"/>
+        <w:spacing w:line="228" w:lineRule="atLeast"/>
+        <w:rPr>
+          <w:rFonts w:ascii="Consolas" w:hAnsi="Consolas"/>
+          <w:color w:val="BBBEBF"/>
+          <w:sz w:val="17"/>
+          <w:szCs w:val="17"/>
+        </w:rPr>
+      </w:pPr>
+    </w:p>
+    <w:p>
+      <w:pPr>
+        <w:shd w:val="clear" w:color="auto" w:fill="121314"/>
+        <w:spacing w:line="228" w:lineRule="atLeast"/>
+        <w:rPr>
+          <w:rFonts w:ascii="Consolas" w:hAnsi="Consolas"/>
+          <w:color w:val="BBBEBF"/>
+          <w:sz w:val="17"/>
+          <w:szCs w:val="17"/>
+        </w:rPr>
+      </w:pPr>
+      <w:proofErr w:type="gramStart"/>
+      <w:r>
+        <w:rPr>
+          <w:rFonts w:ascii="Consolas" w:hAnsi="Consolas"/>
+          <w:color w:val="FF7B72"/>
+          <w:sz w:val="17"/>
+          <w:szCs w:val="17"/>
+        </w:rPr>
+        <w:t>void</w:t>
+      </w:r>
+      <w:proofErr w:type="gramEnd"/>
+      <w:r>
+        <w:rPr>
+          <w:rFonts w:ascii="Consolas" w:hAnsi="Consolas"/>
+          <w:color w:val="BBBEBF"/>
+          <w:sz w:val="17"/>
+          <w:szCs w:val="17"/>
+        </w:rPr>
+        <w:t xml:space="preserve"> </w:t>
+      </w:r>
+      <w:proofErr w:type="spellStart"/>
+      <w:r>
+        <w:rPr>
+          <w:rFonts w:ascii="Consolas" w:hAnsi="Consolas"/>
+          <w:color w:val="D2A8FF"/>
+          <w:sz w:val="17"/>
+          <w:szCs w:val="17"/>
+        </w:rPr>
+        <w:t>mergeSort</w:t>
+      </w:r>
+      <w:proofErr w:type="spellEnd"/>
+      <w:r>
+        <w:rPr>
+          <w:rFonts w:ascii="Consolas" w:hAnsi="Consolas"/>
+          <w:color w:val="BBBEBF"/>
+          <w:sz w:val="17"/>
+          <w:szCs w:val="17"/>
+        </w:rPr>
+        <w:t>(</w:t>
+      </w:r>
+      <w:proofErr w:type="spellStart"/>
+      <w:r>
+        <w:rPr>
+          <w:rFonts w:ascii="Consolas" w:hAnsi="Consolas"/>
+          <w:color w:val="FF7B72"/>
+          <w:sz w:val="17"/>
+          <w:szCs w:val="17"/>
+        </w:rPr>
+        <w:t>int</w:t>
+      </w:r>
+      <w:proofErr w:type="spellEnd"/>
+      <w:r>
+        <w:rPr>
+          <w:rFonts w:ascii="Consolas" w:hAnsi="Consolas"/>
+          <w:color w:val="BBBEBF"/>
+          <w:sz w:val="17"/>
+          <w:szCs w:val="17"/>
+        </w:rPr>
+        <w:t xml:space="preserve"> </w:t>
+      </w:r>
+      <w:r>
+        <w:rPr>
+          <w:rFonts w:ascii="Consolas" w:hAnsi="Consolas"/>
+          <w:color w:val="FFA657"/>
+          <w:sz w:val="17"/>
+          <w:szCs w:val="17"/>
+        </w:rPr>
+        <w:t>left</w:t>
+      </w:r>
+      <w:r>
+        <w:rPr>
+          <w:rFonts w:ascii="Consolas" w:hAnsi="Consolas"/>
+          <w:color w:val="BBBEBF"/>
+          <w:sz w:val="17"/>
+          <w:szCs w:val="17"/>
+        </w:rPr>
+        <w:t xml:space="preserve">, </w:t>
+      </w:r>
+      <w:proofErr w:type="spellStart"/>
+      <w:r>
+        <w:rPr>
+          <w:rFonts w:ascii="Consolas" w:hAnsi="Consolas"/>
+          <w:color w:val="FF7B72"/>
+          <w:sz w:val="17"/>
+          <w:szCs w:val="17"/>
+        </w:rPr>
+        <w:t>int</w:t>
+      </w:r>
+      <w:proofErr w:type="spellEnd"/>
+      <w:r>
+        <w:rPr>
+          <w:rFonts w:ascii="Consolas" w:hAnsi="Consolas"/>
+          <w:color w:val="BBBEBF"/>
+          <w:sz w:val="17"/>
+          <w:szCs w:val="17"/>
+        </w:rPr>
+        <w:t xml:space="preserve"> </w:t>
+      </w:r>
+      <w:r>
+        <w:rPr>
+          <w:rFonts w:ascii="Consolas" w:hAnsi="Consolas"/>
+          <w:color w:val="FFA657"/>
+          <w:sz w:val="17"/>
+          <w:szCs w:val="17"/>
+        </w:rPr>
+        <w:t>right</w:t>
+      </w:r>
+      <w:r>
+        <w:rPr>
+          <w:rFonts w:ascii="Consolas" w:hAnsi="Consolas"/>
+          <w:color w:val="BBBEBF"/>
+          <w:sz w:val="17"/>
+          <w:szCs w:val="17"/>
+        </w:rPr>
+        <w:t xml:space="preserve">) </w:t>
+      </w:r>
+      <w:r>
+        <w:rPr>
+          <w:rFonts w:ascii="Consolas" w:hAnsi="Consolas"/>
+          <w:color w:val="C9D1D9"/>
+          <w:sz w:val="17"/>
+          <w:szCs w:val="17"/>
+        </w:rPr>
+        <w:t>{</w:t>
+      </w:r>
+    </w:p>
+    <w:p>
+      <w:pPr>
+        <w:shd w:val="clear" w:color="auto" w:fill="121314"/>
+        <w:spacing w:line="228" w:lineRule="atLeast"/>
+        <w:rPr>
+          <w:rFonts w:ascii="Consolas" w:hAnsi="Consolas"/>
+          <w:color w:val="BBBEBF"/>
+          <w:sz w:val="17"/>
+          <w:szCs w:val="17"/>
+        </w:rPr>
+      </w:pPr>
+      <w:r>
+        <w:rPr>
+          <w:rFonts w:ascii="Consolas" w:hAnsi="Consolas"/>
+          <w:color w:val="C9D1D9"/>
+          <w:sz w:val="17"/>
+          <w:szCs w:val="17"/>
+        </w:rPr>
+        <w:t xml:space="preserve">    </w:t>
+      </w:r>
+      <w:proofErr w:type="gramStart"/>
+      <w:r>
+        <w:rPr>
+          <w:rFonts w:ascii="Consolas" w:hAnsi="Consolas"/>
+          <w:color w:val="C586C0"/>
+          <w:sz w:val="17"/>
+          <w:szCs w:val="17"/>
+        </w:rPr>
+        <w:t>if</w:t>
+      </w:r>
+      <w:proofErr w:type="gramEnd"/>
+      <w:r>
+        <w:rPr>
+          <w:rFonts w:ascii="Consolas" w:hAnsi="Consolas"/>
+          <w:color w:val="C9D1D9"/>
+          <w:sz w:val="17"/>
+          <w:szCs w:val="17"/>
+        </w:rPr>
+        <w:t xml:space="preserve"> (</w:t>
+      </w:r>
+      <w:r>
+        <w:rPr>
+          <w:rFonts w:ascii="Consolas" w:hAnsi="Consolas"/>
+          <w:color w:val="FFA657"/>
+          <w:sz w:val="17"/>
+          <w:szCs w:val="17"/>
+        </w:rPr>
+        <w:t>left</w:t>
+      </w:r>
+      <w:r>
+        <w:rPr>
+          <w:rFonts w:ascii="Consolas" w:hAnsi="Consolas"/>
+          <w:color w:val="C9D1D9"/>
+          <w:sz w:val="17"/>
+          <w:szCs w:val="17"/>
+        </w:rPr>
+        <w:t xml:space="preserve"> </w:t>
+      </w:r>
+      <w:r>
+        <w:rPr>
+          <w:rFonts w:ascii="Consolas" w:hAnsi="Consolas"/>
+          <w:color w:val="D4D4D4"/>
+          <w:sz w:val="17"/>
+          <w:szCs w:val="17"/>
+        </w:rPr>
+        <w:t>&lt;</w:t>
+      </w:r>
+      <w:r>
+        <w:rPr>
+          <w:rFonts w:ascii="Consolas" w:hAnsi="Consolas"/>
+          <w:color w:val="C9D1D9"/>
+          <w:sz w:val="17"/>
+          <w:szCs w:val="17"/>
+        </w:rPr>
+        <w:t xml:space="preserve"> </w:t>
+      </w:r>
+      <w:r>
+        <w:rPr>
+          <w:rFonts w:ascii="Consolas" w:hAnsi="Consolas"/>
+          <w:color w:val="FFA657"/>
+          <w:sz w:val="17"/>
+          <w:szCs w:val="17"/>
+        </w:rPr>
+        <w:t>right</w:t>
+      </w:r>
+      <w:r>
+        <w:rPr>
+          <w:rFonts w:ascii="Consolas" w:hAnsi="Consolas"/>
+          <w:color w:val="C9D1D9"/>
+          <w:sz w:val="17"/>
+          <w:szCs w:val="17"/>
+        </w:rPr>
+        <w:t>) {</w:t>
+      </w:r>
+    </w:p>
+    <w:p>
+      <w:pPr>
+        <w:shd w:val="clear" w:color="auto" w:fill="121314"/>
+        <w:spacing w:line="228" w:lineRule="atLeast"/>
+        <w:rPr>
+          <w:rFonts w:ascii="Consolas" w:hAnsi="Consolas"/>
+          <w:color w:val="BBBEBF"/>
+          <w:sz w:val="17"/>
+          <w:szCs w:val="17"/>
+        </w:rPr>
+      </w:pPr>
+      <w:r>
+        <w:rPr>
+          <w:rFonts w:ascii="Consolas" w:hAnsi="Consolas"/>
+          <w:color w:val="C9D1D9"/>
+          <w:sz w:val="17"/>
+          <w:szCs w:val="17"/>
+        </w:rPr>
+        <w:t xml:space="preserve">        </w:t>
+      </w:r>
+      <w:proofErr w:type="spellStart"/>
+      <w:proofErr w:type="gramStart"/>
+      <w:r>
+        <w:rPr>
+          <w:rFonts w:ascii="Consolas" w:hAnsi="Consolas"/>
+          <w:color w:val="FF7B72"/>
+          <w:sz w:val="17"/>
+          <w:szCs w:val="17"/>
+        </w:rPr>
+        <w:t>int</w:t>
+      </w:r>
+      <w:proofErr w:type="spellEnd"/>
+      <w:proofErr w:type="gramEnd"/>
+      <w:r>
+        <w:rPr>
+          <w:rFonts w:ascii="Consolas" w:hAnsi="Consolas"/>
+          <w:color w:val="C9D1D9"/>
+          <w:sz w:val="17"/>
+          <w:szCs w:val="17"/>
+        </w:rPr>
+        <w:t xml:space="preserve"> mid </w:t>
+      </w:r>
+      <w:r>
+        <w:rPr>
+          <w:rFonts w:ascii="Consolas" w:hAnsi="Consolas"/>
+          <w:color w:val="D4D4D4"/>
+          <w:sz w:val="17"/>
+          <w:szCs w:val="17"/>
+        </w:rPr>
+        <w:t>=</w:t>
+      </w:r>
+      <w:r>
+        <w:rPr>
+          <w:rFonts w:ascii="Consolas" w:hAnsi="Consolas"/>
+          <w:color w:val="C9D1D9"/>
+          <w:sz w:val="17"/>
+          <w:szCs w:val="17"/>
+        </w:rPr>
+        <w:t xml:space="preserve"> (</w:t>
+      </w:r>
+      <w:r>
+        <w:rPr>
+          <w:rFonts w:ascii="Consolas" w:hAnsi="Consolas"/>
+          <w:color w:val="FFA657"/>
+          <w:sz w:val="17"/>
+          <w:szCs w:val="17"/>
+        </w:rPr>
+        <w:t>left</w:t>
+      </w:r>
+      <w:r>
+        <w:rPr>
+          <w:rFonts w:ascii="Consolas" w:hAnsi="Consolas"/>
+          <w:color w:val="C9D1D9"/>
+          <w:sz w:val="17"/>
+          <w:szCs w:val="17"/>
+        </w:rPr>
+        <w:t xml:space="preserve"> </w:t>
+      </w:r>
+      <w:r>
+        <w:rPr>
+          <w:rFonts w:ascii="Consolas" w:hAnsi="Consolas"/>
+          <w:color w:val="D4D4D4"/>
+          <w:sz w:val="17"/>
+          <w:szCs w:val="17"/>
+        </w:rPr>
+        <w:t>+</w:t>
+      </w:r>
+      <w:r>
+        <w:rPr>
+          <w:rFonts w:ascii="Consolas" w:hAnsi="Consolas"/>
+          <w:color w:val="C9D1D9"/>
+          <w:sz w:val="17"/>
+          <w:szCs w:val="17"/>
+        </w:rPr>
+        <w:t xml:space="preserve"> </w:t>
+      </w:r>
+      <w:r>
+        <w:rPr>
+          <w:rFonts w:ascii="Consolas" w:hAnsi="Consolas"/>
+          <w:color w:val="FFA657"/>
+          <w:sz w:val="17"/>
+          <w:szCs w:val="17"/>
+        </w:rPr>
+        <w:t>right</w:t>
+      </w:r>
+      <w:r>
+        <w:rPr>
+          <w:rFonts w:ascii="Consolas" w:hAnsi="Consolas"/>
+          <w:color w:val="C9D1D9"/>
+          <w:sz w:val="17"/>
+          <w:szCs w:val="17"/>
+        </w:rPr>
+        <w:t xml:space="preserve">) </w:t>
+      </w:r>
+      <w:r>
+        <w:rPr>
+          <w:rFonts w:ascii="Consolas" w:hAnsi="Consolas"/>
+          <w:color w:val="D4D4D4"/>
+          <w:sz w:val="17"/>
+          <w:szCs w:val="17"/>
+        </w:rPr>
+        <w:t>/</w:t>
+      </w:r>
+      <w:r>
+        <w:rPr>
+          <w:rFonts w:ascii="Consolas" w:hAnsi="Consolas"/>
+          <w:color w:val="C9D1D9"/>
+          <w:sz w:val="17"/>
+          <w:szCs w:val="17"/>
+        </w:rPr>
+        <w:t xml:space="preserve"> </w:t>
+      </w:r>
+      <w:r>
+        <w:rPr>
+          <w:rFonts w:ascii="Consolas" w:hAnsi="Consolas"/>
+          <w:color w:val="B5CEA8"/>
+          <w:sz w:val="17"/>
+          <w:szCs w:val="17"/>
+        </w:rPr>
+        <w:t>2</w:t>
+      </w:r>
+      <w:r>
+        <w:rPr>
+          <w:rFonts w:ascii="Consolas" w:hAnsi="Consolas"/>
+          <w:color w:val="C9D1D9"/>
+          <w:sz w:val="17"/>
+          <w:szCs w:val="17"/>
+        </w:rPr>
+        <w:t>;</w:t>
+      </w:r>
+    </w:p>
+    <w:p>
+      <w:pPr>
+        <w:shd w:val="clear" w:color="auto" w:fill="121314"/>
+        <w:spacing w:line="228" w:lineRule="atLeast"/>
+        <w:rPr>
+          <w:rFonts w:ascii="Consolas" w:hAnsi="Consolas"/>
+          <w:color w:val="BBBEBF"/>
+          <w:sz w:val="17"/>
+          <w:szCs w:val="17"/>
+        </w:rPr>
+      </w:pPr>
+    </w:p>
+    <w:p>
+      <w:pPr>
+        <w:shd w:val="clear" w:color="auto" w:fill="121314"/>
+        <w:spacing w:line="228" w:lineRule="atLeast"/>
+        <w:rPr>
+          <w:rFonts w:ascii="Consolas" w:hAnsi="Consolas"/>
+          <w:color w:val="BBBEBF"/>
+          <w:sz w:val="17"/>
+          <w:szCs w:val="17"/>
+        </w:rPr>
+      </w:pPr>
+      <w:r>
+        <w:rPr>
+          <w:rFonts w:ascii="Consolas" w:hAnsi="Consolas"/>
+          <w:color w:val="C9D1D9"/>
+          <w:sz w:val="17"/>
+          <w:szCs w:val="17"/>
+        </w:rPr>
+        <w:t xml:space="preserve">        </w:t>
+      </w:r>
+      <w:proofErr w:type="spellStart"/>
+      <w:proofErr w:type="gramStart"/>
+      <w:r>
+        <w:rPr>
+          <w:rFonts w:ascii="Consolas" w:hAnsi="Consolas"/>
+          <w:color w:val="D2A8FF"/>
+          <w:sz w:val="17"/>
+          <w:szCs w:val="17"/>
+        </w:rPr>
+        <w:t>mergeSort</w:t>
+      </w:r>
+      <w:proofErr w:type="spellEnd"/>
+      <w:r>
+        <w:rPr>
+          <w:rFonts w:ascii="Consolas" w:hAnsi="Consolas"/>
+          <w:color w:val="C9D1D9"/>
+          <w:sz w:val="17"/>
+          <w:szCs w:val="17"/>
+        </w:rPr>
+        <w:t>(</w:t>
+      </w:r>
+      <w:proofErr w:type="gramEnd"/>
+      <w:r>
+        <w:rPr>
+          <w:rFonts w:ascii="Consolas" w:hAnsi="Consolas"/>
+          <w:color w:val="FFA657"/>
+          <w:sz w:val="17"/>
+          <w:szCs w:val="17"/>
+        </w:rPr>
+        <w:t>left</w:t>
+      </w:r>
+      <w:r>
+        <w:rPr>
+          <w:rFonts w:ascii="Consolas" w:hAnsi="Consolas"/>
+          <w:color w:val="C9D1D9"/>
+          <w:sz w:val="17"/>
+          <w:szCs w:val="17"/>
+        </w:rPr>
+        <w:t>, mid);</w:t>
+      </w:r>
+    </w:p>
+    <w:p>
+      <w:pPr>
+        <w:shd w:val="clear" w:color="auto" w:fill="121314"/>
+        <w:spacing w:line="228" w:lineRule="atLeast"/>
+        <w:rPr>
+          <w:rFonts w:ascii="Consolas" w:hAnsi="Consolas"/>
+          <w:color w:val="BBBEBF"/>
+          <w:sz w:val="17"/>
+          <w:szCs w:val="17"/>
+        </w:rPr>
+      </w:pPr>
+      <w:r>
+        <w:rPr>
+          <w:rFonts w:ascii="Consolas" w:hAnsi="Consolas"/>
+          <w:color w:val="C9D1D9"/>
+          <w:sz w:val="17"/>
+          <w:szCs w:val="17"/>
+        </w:rPr>
+        <w:t xml:space="preserve">        </w:t>
+      </w:r>
+      <w:proofErr w:type="spellStart"/>
+      <w:proofErr w:type="gramStart"/>
+      <w:r>
+        <w:rPr>
+          <w:rFonts w:ascii="Consolas" w:hAnsi="Consolas"/>
+          <w:color w:val="D2A8FF"/>
+          <w:sz w:val="17"/>
+          <w:szCs w:val="17"/>
+        </w:rPr>
+        <w:t>mergeSort</w:t>
+      </w:r>
+      <w:proofErr w:type="spellEnd"/>
+      <w:r>
+        <w:rPr>
+          <w:rFonts w:ascii="Consolas" w:hAnsi="Consolas"/>
+          <w:color w:val="C9D1D9"/>
+          <w:sz w:val="17"/>
+          <w:szCs w:val="17"/>
+        </w:rPr>
+        <w:t>(</w:t>
+      </w:r>
+      <w:proofErr w:type="gramEnd"/>
+      <w:r>
+        <w:rPr>
+          <w:rFonts w:ascii="Consolas" w:hAnsi="Consolas"/>
+          <w:color w:val="C9D1D9"/>
+          <w:sz w:val="17"/>
+          <w:szCs w:val="17"/>
+        </w:rPr>
+        <w:t xml:space="preserve">mid </w:t>
+      </w:r>
+      <w:r>
+        <w:rPr>
+          <w:rFonts w:ascii="Consolas" w:hAnsi="Consolas"/>
+          <w:color w:val="D4D4D4"/>
+          <w:sz w:val="17"/>
+          <w:szCs w:val="17"/>
+        </w:rPr>
+        <w:t>+</w:t>
+      </w:r>
+      <w:r>
+        <w:rPr>
+          <w:rFonts w:ascii="Consolas" w:hAnsi="Consolas"/>
+          <w:color w:val="C9D1D9"/>
+          <w:sz w:val="17"/>
+          <w:szCs w:val="17"/>
+        </w:rPr>
+        <w:t xml:space="preserve"> </w:t>
+      </w:r>
+      <w:r>
+        <w:rPr>
+          <w:rFonts w:ascii="Consolas" w:hAnsi="Consolas"/>
+          <w:color w:val="B5CEA8"/>
+          <w:sz w:val="17"/>
+          <w:szCs w:val="17"/>
+        </w:rPr>
+        <w:t>1</w:t>
+      </w:r>
+      <w:r>
+        <w:rPr>
+          <w:rFonts w:ascii="Consolas" w:hAnsi="Consolas"/>
+          <w:color w:val="C9D1D9"/>
+          <w:sz w:val="17"/>
+          <w:szCs w:val="17"/>
+        </w:rPr>
+        <w:t xml:space="preserve">, </w:t>
+      </w:r>
+      <w:r>
+        <w:rPr>
+          <w:rFonts w:ascii="Consolas" w:hAnsi="Consolas"/>
+          <w:color w:val="FFA657"/>
+          <w:sz w:val="17"/>
+          <w:szCs w:val="17"/>
+        </w:rPr>
+        <w:t>right</w:t>
+      </w:r>
+      <w:r>
+        <w:rPr>
+          <w:rFonts w:ascii="Consolas" w:hAnsi="Consolas"/>
+          <w:color w:val="C9D1D9"/>
+          <w:sz w:val="17"/>
+          <w:szCs w:val="17"/>
+        </w:rPr>
+        <w:t>);</w:t>
+      </w:r>
+    </w:p>
+    <w:p>
+      <w:pPr>
+        <w:shd w:val="clear" w:color="auto" w:fill="121314"/>
+        <w:spacing w:line="228" w:lineRule="atLeast"/>
+        <w:rPr>
+          <w:rFonts w:ascii="Consolas" w:hAnsi="Consolas"/>
+          <w:color w:val="BBBEBF"/>
+          <w:sz w:val="17"/>
+          <w:szCs w:val="17"/>
+        </w:rPr>
+      </w:pPr>
+      <w:r>
+        <w:rPr>
+          <w:rFonts w:ascii="Consolas" w:hAnsi="Consolas"/>
+          <w:color w:val="C9D1D9"/>
+          <w:sz w:val="17"/>
+          <w:szCs w:val="17"/>
+        </w:rPr>
+        <w:t xml:space="preserve">        </w:t>
+      </w:r>
+      <w:proofErr w:type="gramStart"/>
+      <w:r>
+        <w:rPr>
+          <w:rFonts w:ascii="Consolas" w:hAnsi="Consolas"/>
+          <w:color w:val="D2A8FF"/>
+          <w:sz w:val="17"/>
+          <w:szCs w:val="17"/>
+        </w:rPr>
+        <w:t>merge</w:t>
+      </w:r>
+      <w:r>
+        <w:rPr>
+          <w:rFonts w:ascii="Consolas" w:hAnsi="Consolas"/>
+          <w:color w:val="C9D1D9"/>
+          <w:sz w:val="17"/>
+          <w:szCs w:val="17"/>
+        </w:rPr>
+        <w:t>(</w:t>
+      </w:r>
+      <w:proofErr w:type="gramEnd"/>
+      <w:r>
+        <w:rPr>
+          <w:rFonts w:ascii="Consolas" w:hAnsi="Consolas"/>
+          <w:color w:val="FFA657"/>
+          <w:sz w:val="17"/>
+          <w:szCs w:val="17"/>
+        </w:rPr>
+        <w:t>left</w:t>
+      </w:r>
+      <w:r>
+        <w:rPr>
+          <w:rFonts w:ascii="Consolas" w:hAnsi="Consolas"/>
+          <w:color w:val="C9D1D9"/>
+          <w:sz w:val="17"/>
+          <w:szCs w:val="17"/>
+        </w:rPr>
+        <w:t xml:space="preserve">, mid, </w:t>
+      </w:r>
+      <w:r>
+        <w:rPr>
+          <w:rFonts w:ascii="Consolas" w:hAnsi="Consolas"/>
+          <w:color w:val="FFA657"/>
+          <w:sz w:val="17"/>
+          <w:szCs w:val="17"/>
+        </w:rPr>
+        <w:t>right</w:t>
+      </w:r>
+      <w:r>
+        <w:rPr>
+          <w:rFonts w:ascii="Consolas" w:hAnsi="Consolas"/>
+          <w:color w:val="C9D1D9"/>
+          <w:sz w:val="17"/>
+          <w:szCs w:val="17"/>
+        </w:rPr>
+        <w:t>);</w:t>
+      </w:r>
+    </w:p>
+    <w:p>
+      <w:pPr>
+        <w:shd w:val="clear" w:color="auto" w:fill="121314"/>
+        <w:spacing w:line="228" w:lineRule="atLeast"/>
+        <w:rPr>
+          <w:rFonts w:ascii="Consolas" w:hAnsi="Consolas"/>
+          <w:color w:val="BBBEBF"/>
+          <w:sz w:val="17"/>
+          <w:szCs w:val="17"/>
+        </w:rPr>
+      </w:pPr>
+      <w:r>
+        <w:rPr>
+          <w:rFonts w:ascii="Consolas" w:hAnsi="Consolas"/>
+          <w:color w:val="C9D1D9"/>
+          <w:sz w:val="17"/>
+          <w:szCs w:val="17"/>
+        </w:rPr>
+        <w:t>    }</w:t>
+      </w:r>
+    </w:p>
+    <w:p>
+      <w:pPr>
+        <w:shd w:val="clear" w:color="auto" w:fill="121314"/>
+        <w:spacing w:line="228" w:lineRule="atLeast"/>
+        <w:rPr>
+          <w:rFonts w:ascii="Consolas" w:hAnsi="Consolas"/>
+          <w:color w:val="BBBEBF"/>
+          <w:sz w:val="17"/>
+          <w:szCs w:val="17"/>
+        </w:rPr>
+      </w:pPr>
+      <w:r>
+        <w:rPr>
+          <w:rFonts w:ascii="Consolas" w:hAnsi="Consolas"/>
+          <w:color w:val="C9D1D9"/>
+          <w:sz w:val="17"/>
+          <w:szCs w:val="17"/>
+        </w:rPr>
+        <w:t>}</w:t>
+      </w:r>
+    </w:p>
+    <w:p>
+      <w:pPr>
+        <w:shd w:val="clear" w:color="auto" w:fill="121314"/>
+        <w:spacing w:line="228" w:lineRule="atLeast"/>
+        <w:rPr>
+          <w:rFonts w:ascii="Consolas" w:hAnsi="Consolas"/>
+          <w:color w:val="BBBEBF"/>
+          <w:sz w:val="17"/>
+          <w:szCs w:val="17"/>
+        </w:rPr>
+      </w:pPr>
+    </w:p>
+    <w:p>
+      <w:pPr>
+        <w:shd w:val="clear" w:color="auto" w:fill="121314"/>
+        <w:spacing w:line="228" w:lineRule="atLeast"/>
+        <w:rPr>
+          <w:rFonts w:ascii="Consolas" w:hAnsi="Consolas"/>
+          <w:color w:val="BBBEBF"/>
+          <w:sz w:val="17"/>
+          <w:szCs w:val="17"/>
+        </w:rPr>
+      </w:pPr>
+      <w:proofErr w:type="gramStart"/>
+      <w:r>
+        <w:rPr>
+          <w:rFonts w:ascii="Consolas" w:hAnsi="Consolas"/>
+          <w:color w:val="FF7B72"/>
+          <w:sz w:val="17"/>
+          <w:szCs w:val="17"/>
+        </w:rPr>
+        <w:t>void</w:t>
+      </w:r>
+      <w:proofErr w:type="gramEnd"/>
+      <w:r>
+        <w:rPr>
+          <w:rFonts w:ascii="Consolas" w:hAnsi="Consolas"/>
+          <w:color w:val="BBBEBF"/>
+          <w:sz w:val="17"/>
+          <w:szCs w:val="17"/>
+        </w:rPr>
+        <w:t xml:space="preserve"> </w:t>
+      </w:r>
+      <w:r>
+        <w:rPr>
+          <w:rFonts w:ascii="Consolas" w:hAnsi="Consolas"/>
+          <w:color w:val="D4D4D4"/>
+          <w:sz w:val="17"/>
+          <w:szCs w:val="17"/>
+        </w:rPr>
+        <w:t>*</w:t>
+      </w:r>
+      <w:proofErr w:type="spellStart"/>
+      <w:r>
+        <w:rPr>
+          <w:rFonts w:ascii="Consolas" w:hAnsi="Consolas"/>
+          <w:color w:val="D2A8FF"/>
+          <w:sz w:val="17"/>
+          <w:szCs w:val="17"/>
+        </w:rPr>
+        <w:t>threadMergeSort</w:t>
+      </w:r>
+      <w:proofErr w:type="spellEnd"/>
+      <w:r>
+        <w:rPr>
+          <w:rFonts w:ascii="Consolas" w:hAnsi="Consolas"/>
+          <w:color w:val="BBBEBF"/>
+          <w:sz w:val="17"/>
+          <w:szCs w:val="17"/>
+        </w:rPr>
+        <w:t>(</w:t>
+      </w:r>
+      <w:r>
+        <w:rPr>
+          <w:rFonts w:ascii="Consolas" w:hAnsi="Consolas"/>
+          <w:color w:val="FF7B72"/>
+          <w:sz w:val="17"/>
+          <w:szCs w:val="17"/>
+        </w:rPr>
+        <w:t>void</w:t>
+      </w:r>
+      <w:r>
+        <w:rPr>
+          <w:rFonts w:ascii="Consolas" w:hAnsi="Consolas"/>
+          <w:color w:val="BBBEBF"/>
+          <w:sz w:val="17"/>
+          <w:szCs w:val="17"/>
+        </w:rPr>
+        <w:t xml:space="preserve"> </w:t>
+      </w:r>
+      <w:r>
+        <w:rPr>
+          <w:rFonts w:ascii="Consolas" w:hAnsi="Consolas"/>
+          <w:color w:val="D4D4D4"/>
+          <w:sz w:val="17"/>
+          <w:szCs w:val="17"/>
+        </w:rPr>
+        <w:t>*</w:t>
+      </w:r>
+      <w:proofErr w:type="spellStart"/>
+      <w:r>
+        <w:rPr>
+          <w:rFonts w:ascii="Consolas" w:hAnsi="Consolas"/>
+          <w:color w:val="FFA657"/>
+          <w:sz w:val="17"/>
+          <w:szCs w:val="17"/>
+        </w:rPr>
+        <w:t>arg</w:t>
+      </w:r>
+      <w:proofErr w:type="spellEnd"/>
+      <w:r>
+        <w:rPr>
+          <w:rFonts w:ascii="Consolas" w:hAnsi="Consolas"/>
+          <w:color w:val="BBBEBF"/>
+          <w:sz w:val="17"/>
+          <w:szCs w:val="17"/>
+        </w:rPr>
+        <w:t xml:space="preserve">) </w:t>
+      </w:r>
+      <w:r>
+        <w:rPr>
+          <w:rFonts w:ascii="Consolas" w:hAnsi="Consolas"/>
+          <w:color w:val="C9D1D9"/>
+          <w:sz w:val="17"/>
+          <w:szCs w:val="17"/>
+        </w:rPr>
+        <w:t>{</w:t>
+      </w:r>
+    </w:p>
+    <w:p>
+      <w:pPr>
+        <w:shd w:val="clear" w:color="auto" w:fill="121314"/>
+        <w:spacing w:line="228" w:lineRule="atLeast"/>
+        <w:rPr>
+          <w:rFonts w:ascii="Consolas" w:hAnsi="Consolas"/>
+          <w:color w:val="BBBEBF"/>
+          <w:sz w:val="17"/>
+          <w:szCs w:val="17"/>
+        </w:rPr>
+      </w:pPr>
+      <w:r>
+        <w:rPr>
+          <w:rFonts w:ascii="Consolas" w:hAnsi="Consolas"/>
+          <w:color w:val="C9D1D9"/>
+          <w:sz w:val="17"/>
+          <w:szCs w:val="17"/>
+        </w:rPr>
+        <w:t xml:space="preserve">    </w:t>
+      </w:r>
+      <w:proofErr w:type="spellStart"/>
+      <w:r>
+        <w:rPr>
+          <w:rFonts w:ascii="Consolas" w:hAnsi="Consolas"/>
+          <w:color w:val="4EC9B0"/>
+          <w:sz w:val="17"/>
+          <w:szCs w:val="17"/>
+        </w:rPr>
+        <w:t>ThreadData</w:t>
+      </w:r>
+      <w:proofErr w:type="spellEnd"/>
+      <w:r>
+        <w:rPr>
+          <w:rFonts w:ascii="Consolas" w:hAnsi="Consolas"/>
+          <w:color w:val="C9D1D9"/>
+          <w:sz w:val="17"/>
+          <w:szCs w:val="17"/>
+        </w:rPr>
+        <w:t xml:space="preserve"> </w:t>
+      </w:r>
+      <w:r>
+        <w:rPr>
+          <w:rFonts w:ascii="Consolas" w:hAnsi="Consolas"/>
+          <w:color w:val="D4D4D4"/>
+          <w:sz w:val="17"/>
+          <w:szCs w:val="17"/>
+        </w:rPr>
+        <w:t>*</w:t>
+      </w:r>
+      <w:r>
+        <w:rPr>
+          <w:rFonts w:ascii="Consolas" w:hAnsi="Consolas"/>
+          <w:color w:val="C9D1D9"/>
+          <w:sz w:val="17"/>
+          <w:szCs w:val="17"/>
+        </w:rPr>
+        <w:t xml:space="preserve">data </w:t>
+      </w:r>
+      <w:r>
+        <w:rPr>
+          <w:rFonts w:ascii="Consolas" w:hAnsi="Consolas"/>
+          <w:color w:val="D4D4D4"/>
+          <w:sz w:val="17"/>
+          <w:szCs w:val="17"/>
+        </w:rPr>
+        <w:t>=</w:t>
+      </w:r>
+      <w:r>
+        <w:rPr>
+          <w:rFonts w:ascii="Consolas" w:hAnsi="Consolas"/>
+          <w:color w:val="C9D1D9"/>
+          <w:sz w:val="17"/>
+          <w:szCs w:val="17"/>
+        </w:rPr>
+        <w:t xml:space="preserve"> (</w:t>
+      </w:r>
+      <w:proofErr w:type="spellStart"/>
+      <w:r>
+        <w:rPr>
+          <w:rFonts w:ascii="Consolas" w:hAnsi="Consolas"/>
+          <w:color w:val="4EC9B0"/>
+          <w:sz w:val="17"/>
+          <w:szCs w:val="17"/>
+        </w:rPr>
+        <w:t>ThreadData</w:t>
+      </w:r>
+      <w:proofErr w:type="spellEnd"/>
+      <w:r>
+        <w:rPr>
+          <w:rFonts w:ascii="Consolas" w:hAnsi="Consolas"/>
+          <w:color w:val="C9D1D9"/>
+          <w:sz w:val="17"/>
+          <w:szCs w:val="17"/>
+        </w:rPr>
+        <w:t xml:space="preserve"> </w:t>
+      </w:r>
+      <w:r>
+        <w:rPr>
+          <w:rFonts w:ascii="Consolas" w:hAnsi="Consolas"/>
+          <w:color w:val="D4D4D4"/>
+          <w:sz w:val="17"/>
+          <w:szCs w:val="17"/>
+        </w:rPr>
+        <w:t>*</w:t>
+      </w:r>
+      <w:proofErr w:type="gramStart"/>
+      <w:r>
+        <w:rPr>
+          <w:rFonts w:ascii="Consolas" w:hAnsi="Consolas"/>
+          <w:color w:val="C9D1D9"/>
+          <w:sz w:val="17"/>
+          <w:szCs w:val="17"/>
+        </w:rPr>
+        <w:t>)</w:t>
+      </w:r>
+      <w:proofErr w:type="spellStart"/>
+      <w:r>
+        <w:rPr>
+          <w:rFonts w:ascii="Consolas" w:hAnsi="Consolas"/>
+          <w:color w:val="FFA657"/>
+          <w:sz w:val="17"/>
+          <w:szCs w:val="17"/>
+        </w:rPr>
+        <w:t>arg</w:t>
+      </w:r>
+      <w:proofErr w:type="spellEnd"/>
+      <w:proofErr w:type="gramEnd"/>
+      <w:r>
+        <w:rPr>
+          <w:rFonts w:ascii="Consolas" w:hAnsi="Consolas"/>
+          <w:color w:val="C9D1D9"/>
+          <w:sz w:val="17"/>
+          <w:szCs w:val="17"/>
+        </w:rPr>
+        <w:t>;</w:t>
+      </w:r>
+    </w:p>
+    <w:p>
+      <w:pPr>
+        <w:shd w:val="clear" w:color="auto" w:fill="121314"/>
+        <w:spacing w:line="228" w:lineRule="atLeast"/>
+        <w:rPr>
+          <w:rFonts w:ascii="Consolas" w:hAnsi="Consolas"/>
+          <w:color w:val="BBBEBF"/>
+          <w:sz w:val="17"/>
+          <w:szCs w:val="17"/>
+        </w:rPr>
+      </w:pPr>
+      <w:r>
+        <w:rPr>
+          <w:rFonts w:ascii="Consolas" w:hAnsi="Consolas"/>
+          <w:color w:val="C9D1D9"/>
+          <w:sz w:val="17"/>
+          <w:szCs w:val="17"/>
+        </w:rPr>
+        <w:t xml:space="preserve">    </w:t>
+      </w:r>
+      <w:proofErr w:type="spellStart"/>
+      <w:proofErr w:type="gramStart"/>
+      <w:r>
+        <w:rPr>
+          <w:rFonts w:ascii="Consolas" w:hAnsi="Consolas"/>
+          <w:color w:val="D2A8FF"/>
+          <w:sz w:val="17"/>
+          <w:szCs w:val="17"/>
+        </w:rPr>
+        <w:t>mergeSort</w:t>
+      </w:r>
+      <w:proofErr w:type="spellEnd"/>
+      <w:r>
+        <w:rPr>
+          <w:rFonts w:ascii="Consolas" w:hAnsi="Consolas"/>
+          <w:color w:val="C9D1D9"/>
+          <w:sz w:val="17"/>
+          <w:szCs w:val="17"/>
+        </w:rPr>
+        <w:t>(</w:t>
+      </w:r>
+      <w:proofErr w:type="gramEnd"/>
+      <w:r>
+        <w:rPr>
+          <w:rFonts w:ascii="Consolas" w:hAnsi="Consolas"/>
+          <w:color w:val="C9D1D9"/>
+          <w:sz w:val="17"/>
+          <w:szCs w:val="17"/>
+        </w:rPr>
+        <w:t>data-&gt;left, data-&gt;right);</w:t>
+      </w:r>
+    </w:p>
+    <w:p>
+      <w:pPr>
+        <w:shd w:val="clear" w:color="auto" w:fill="121314"/>
+        <w:spacing w:line="228" w:lineRule="atLeast"/>
+        <w:rPr>
+          <w:rFonts w:ascii="Consolas" w:hAnsi="Consolas"/>
+          <w:color w:val="BBBEBF"/>
+          <w:sz w:val="17"/>
+          <w:szCs w:val="17"/>
+        </w:rPr>
+      </w:pPr>
+      <w:r>
+        <w:rPr>
+          <w:rFonts w:ascii="Consolas" w:hAnsi="Consolas"/>
+          <w:color w:val="C9D1D9"/>
+          <w:sz w:val="17"/>
+          <w:szCs w:val="17"/>
+        </w:rPr>
+        <w:t xml:space="preserve">    </w:t>
+      </w:r>
+      <w:proofErr w:type="gramStart"/>
+      <w:r>
+        <w:rPr>
+          <w:rFonts w:ascii="Consolas" w:hAnsi="Consolas"/>
+          <w:color w:val="C586C0"/>
+          <w:sz w:val="17"/>
+          <w:szCs w:val="17"/>
+        </w:rPr>
+        <w:t>return</w:t>
+      </w:r>
+      <w:proofErr w:type="gramEnd"/>
+      <w:r>
+        <w:rPr>
+          <w:rFonts w:ascii="Consolas" w:hAnsi="Consolas"/>
+          <w:color w:val="C9D1D9"/>
+          <w:sz w:val="17"/>
+          <w:szCs w:val="17"/>
+        </w:rPr>
+        <w:t xml:space="preserve"> </w:t>
+      </w:r>
+      <w:r>
+        <w:rPr>
+          <w:rFonts w:ascii="Consolas" w:hAnsi="Consolas"/>
+          <w:color w:val="569CD6"/>
+          <w:sz w:val="17"/>
+          <w:szCs w:val="17"/>
+        </w:rPr>
+        <w:t>NULL</w:t>
+      </w:r>
+      <w:r>
+        <w:rPr>
+          <w:rFonts w:ascii="Consolas" w:hAnsi="Consolas"/>
+          <w:color w:val="C9D1D9"/>
+          <w:sz w:val="17"/>
+          <w:szCs w:val="17"/>
+        </w:rPr>
+        <w:t>;</w:t>
+      </w:r>
+    </w:p>
+    <w:p>
+      <w:pPr>
+        <w:shd w:val="clear" w:color="auto" w:fill="121314"/>
+        <w:spacing w:line="228" w:lineRule="atLeast"/>
+        <w:rPr>
+          <w:rFonts w:ascii="Consolas" w:hAnsi="Consolas"/>
+          <w:color w:val="BBBEBF"/>
+          <w:sz w:val="17"/>
+          <w:szCs w:val="17"/>
+        </w:rPr>
+      </w:pPr>
+      <w:r>
+        <w:rPr>
+          <w:rFonts w:ascii="Consolas" w:hAnsi="Consolas"/>
+          <w:color w:val="C9D1D9"/>
+          <w:sz w:val="17"/>
+          <w:szCs w:val="17"/>
+        </w:rPr>
+        <w:t>}</w:t>
+      </w:r>
+    </w:p>
+    <w:p>
+      <w:pPr>
+        <w:shd w:val="clear" w:color="auto" w:fill="121314"/>
+        <w:spacing w:line="228" w:lineRule="atLeast"/>
+        <w:rPr>
+          <w:rFonts w:ascii="Consolas" w:hAnsi="Consolas"/>
+          <w:color w:val="BBBEBF"/>
+          <w:sz w:val="17"/>
+          <w:szCs w:val="17"/>
+        </w:rPr>
+      </w:pPr>
+    </w:p>
+    <w:p>
+      <w:pPr>
+        <w:shd w:val="clear" w:color="auto" w:fill="121314"/>
+        <w:spacing w:line="228" w:lineRule="atLeast"/>
+        <w:rPr>
+          <w:rFonts w:ascii="Consolas" w:hAnsi="Consolas"/>
+          <w:color w:val="BBBEBF"/>
+          <w:sz w:val="17"/>
+          <w:szCs w:val="17"/>
+        </w:rPr>
+      </w:pPr>
+      <w:proofErr w:type="spellStart"/>
+      <w:proofErr w:type="gramStart"/>
+      <w:r>
+        <w:rPr>
+          <w:rFonts w:ascii="Consolas" w:hAnsi="Consolas"/>
+          <w:color w:val="FF7B72"/>
+          <w:sz w:val="17"/>
+          <w:szCs w:val="17"/>
+        </w:rPr>
+        <w:t>int</w:t>
+      </w:r>
+      <w:proofErr w:type="spellEnd"/>
+      <w:proofErr w:type="gramEnd"/>
+      <w:r>
+        <w:rPr>
+          <w:rFonts w:ascii="Consolas" w:hAnsi="Consolas"/>
+          <w:color w:val="BBBEBF"/>
+          <w:sz w:val="17"/>
+          <w:szCs w:val="17"/>
+        </w:rPr>
+        <w:t xml:space="preserve"> </w:t>
+      </w:r>
+      <w:r>
+        <w:rPr>
+          <w:rFonts w:ascii="Consolas" w:hAnsi="Consolas"/>
+          <w:color w:val="D2A8FF"/>
+          <w:sz w:val="17"/>
+          <w:szCs w:val="17"/>
+        </w:rPr>
+        <w:t>main</w:t>
+      </w:r>
+      <w:r>
+        <w:rPr>
+          <w:rFonts w:ascii="Consolas" w:hAnsi="Consolas"/>
+          <w:color w:val="BBBEBF"/>
+          <w:sz w:val="17"/>
+          <w:szCs w:val="17"/>
+        </w:rPr>
+        <w:t xml:space="preserve">() </w:t>
+      </w:r>
+      <w:r>
+        <w:rPr>
+          <w:rFonts w:ascii="Consolas" w:hAnsi="Consolas"/>
+          <w:color w:val="C9D1D9"/>
+          <w:sz w:val="17"/>
+          <w:szCs w:val="17"/>
+        </w:rPr>
+        <w:t>{</w:t>
+      </w:r>
+    </w:p>
+    <w:p>
+      <w:pPr>
+        <w:shd w:val="clear" w:color="auto" w:fill="121314"/>
+        <w:spacing w:line="228" w:lineRule="atLeast"/>
+        <w:rPr>
+          <w:rFonts w:ascii="Consolas" w:hAnsi="Consolas"/>
+          <w:color w:val="BBBEBF"/>
+          <w:sz w:val="17"/>
+          <w:szCs w:val="17"/>
+        </w:rPr>
+      </w:pPr>
+      <w:r>
+        <w:rPr>
+          <w:rFonts w:ascii="Consolas" w:hAnsi="Consolas"/>
+          <w:color w:val="C9D1D9"/>
+          <w:sz w:val="17"/>
+          <w:szCs w:val="17"/>
+        </w:rPr>
+        <w:t xml:space="preserve">    </w:t>
+      </w:r>
+      <w:proofErr w:type="spellStart"/>
+      <w:proofErr w:type="gramStart"/>
+      <w:r>
+        <w:rPr>
+          <w:rFonts w:ascii="Consolas" w:hAnsi="Consolas"/>
+          <w:color w:val="D2A8FF"/>
+          <w:sz w:val="17"/>
+          <w:szCs w:val="17"/>
+        </w:rPr>
+        <w:t>srand</w:t>
+      </w:r>
+      <w:proofErr w:type="spellEnd"/>
+      <w:r>
+        <w:rPr>
+          <w:rFonts w:ascii="Consolas" w:hAnsi="Consolas"/>
+          <w:color w:val="C9D1D9"/>
+          <w:sz w:val="17"/>
+          <w:szCs w:val="17"/>
+        </w:rPr>
+        <w:t>(</w:t>
+      </w:r>
+      <w:proofErr w:type="gramEnd"/>
+      <w:r>
+        <w:rPr>
+          <w:rFonts w:ascii="Consolas" w:hAnsi="Consolas"/>
+          <w:color w:val="D2A8FF"/>
+          <w:sz w:val="17"/>
+          <w:szCs w:val="17"/>
+        </w:rPr>
+        <w:t>time</w:t>
+      </w:r>
+      <w:r>
+        <w:rPr>
+          <w:rFonts w:ascii="Consolas" w:hAnsi="Consolas"/>
+          <w:color w:val="C9D1D9"/>
+          <w:sz w:val="17"/>
+          <w:szCs w:val="17"/>
+        </w:rPr>
+        <w:t>(</w:t>
+      </w:r>
+      <w:r>
+        <w:rPr>
+          <w:rFonts w:ascii="Consolas" w:hAnsi="Consolas"/>
+          <w:color w:val="569CD6"/>
+          <w:sz w:val="17"/>
+          <w:szCs w:val="17"/>
+        </w:rPr>
+        <w:t>NULL</w:t>
+      </w:r>
+      <w:r>
+        <w:rPr>
+          <w:rFonts w:ascii="Consolas" w:hAnsi="Consolas"/>
+          <w:color w:val="C9D1D9"/>
+          <w:sz w:val="17"/>
+          <w:szCs w:val="17"/>
+        </w:rPr>
+        <w:t>));</w:t>
+      </w:r>
+    </w:p>
+    <w:p>
+      <w:pPr>
+        <w:shd w:val="clear" w:color="auto" w:fill="121314"/>
+        <w:spacing w:line="228" w:lineRule="atLeast"/>
+        <w:rPr>
+          <w:rFonts w:ascii="Consolas" w:hAnsi="Consolas"/>
+          <w:color w:val="BBBEBF"/>
+          <w:sz w:val="17"/>
+          <w:szCs w:val="17"/>
+        </w:rPr>
+      </w:pPr>
+    </w:p>
+    <w:p>
+      <w:pPr>
+        <w:shd w:val="clear" w:color="auto" w:fill="121314"/>
+        <w:spacing w:line="228" w:lineRule="atLeast"/>
+        <w:rPr>
+          <w:rFonts w:ascii="Consolas" w:hAnsi="Consolas"/>
+          <w:color w:val="BBBEBF"/>
+          <w:sz w:val="17"/>
+          <w:szCs w:val="17"/>
+        </w:rPr>
+      </w:pPr>
+      <w:r>
+        <w:rPr>
+          <w:rFonts w:ascii="Consolas" w:hAnsi="Consolas"/>
+          <w:color w:val="C9D1D9"/>
+          <w:sz w:val="17"/>
+          <w:szCs w:val="17"/>
+        </w:rPr>
+        <w:t xml:space="preserve">    </w:t>
+      </w:r>
+      <w:proofErr w:type="gramStart"/>
+      <w:r>
+        <w:rPr>
+          <w:rFonts w:ascii="Consolas" w:hAnsi="Consolas"/>
+          <w:color w:val="C586C0"/>
+          <w:sz w:val="17"/>
+          <w:szCs w:val="17"/>
+        </w:rPr>
+        <w:t>for</w:t>
+      </w:r>
+      <w:proofErr w:type="gramEnd"/>
+      <w:r>
+        <w:rPr>
+          <w:rFonts w:ascii="Consolas" w:hAnsi="Consolas"/>
+          <w:color w:val="C9D1D9"/>
+          <w:sz w:val="17"/>
+          <w:szCs w:val="17"/>
+        </w:rPr>
+        <w:t xml:space="preserve"> (</w:t>
+      </w:r>
+      <w:proofErr w:type="spellStart"/>
+      <w:r>
+        <w:rPr>
+          <w:rFonts w:ascii="Consolas" w:hAnsi="Consolas"/>
+          <w:color w:val="FF7B72"/>
+          <w:sz w:val="17"/>
+          <w:szCs w:val="17"/>
+        </w:rPr>
+        <w:t>int</w:t>
+      </w:r>
+      <w:proofErr w:type="spellEnd"/>
+      <w:r>
+        <w:rPr>
+          <w:rFonts w:ascii="Consolas" w:hAnsi="Consolas"/>
+          <w:color w:val="C9D1D9"/>
+          <w:sz w:val="17"/>
+          <w:szCs w:val="17"/>
+        </w:rPr>
+        <w:t xml:space="preserve"> </w:t>
+      </w:r>
+      <w:proofErr w:type="spellStart"/>
+      <w:r>
+        <w:rPr>
+          <w:rFonts w:ascii="Consolas" w:hAnsi="Consolas"/>
+          <w:color w:val="C9D1D9"/>
+          <w:sz w:val="17"/>
+          <w:szCs w:val="17"/>
+        </w:rPr>
+        <w:t>i</w:t>
+      </w:r>
+      <w:proofErr w:type="spellEnd"/>
+      <w:r>
+        <w:rPr>
+          <w:rFonts w:ascii="Consolas" w:hAnsi="Consolas"/>
+          <w:color w:val="C9D1D9"/>
+          <w:sz w:val="17"/>
+          <w:szCs w:val="17"/>
+        </w:rPr>
+        <w:t xml:space="preserve"> </w:t>
+      </w:r>
+      <w:r>
+        <w:rPr>
+          <w:rFonts w:ascii="Consolas" w:hAnsi="Consolas"/>
+          <w:color w:val="D4D4D4"/>
+          <w:sz w:val="17"/>
+          <w:szCs w:val="17"/>
+        </w:rPr>
+        <w:t>=</w:t>
+      </w:r>
+      <w:r>
+        <w:rPr>
+          <w:rFonts w:ascii="Consolas" w:hAnsi="Consolas"/>
+          <w:color w:val="C9D1D9"/>
+          <w:sz w:val="17"/>
+          <w:szCs w:val="17"/>
+        </w:rPr>
+        <w:t xml:space="preserve"> </w:t>
+      </w:r>
+      <w:r>
+        <w:rPr>
+          <w:rFonts w:ascii="Consolas" w:hAnsi="Consolas"/>
+          <w:color w:val="B5CEA8"/>
+          <w:sz w:val="17"/>
+          <w:szCs w:val="17"/>
+        </w:rPr>
+        <w:t>0</w:t>
+      </w:r>
+      <w:r>
+        <w:rPr>
+          <w:rFonts w:ascii="Consolas" w:hAnsi="Consolas"/>
+          <w:color w:val="C9D1D9"/>
+          <w:sz w:val="17"/>
+          <w:szCs w:val="17"/>
+        </w:rPr>
+        <w:t xml:space="preserve">; </w:t>
+      </w:r>
+      <w:proofErr w:type="spellStart"/>
+      <w:r>
+        <w:rPr>
+          <w:rFonts w:ascii="Consolas" w:hAnsi="Consolas"/>
+          <w:color w:val="C9D1D9"/>
+          <w:sz w:val="17"/>
+          <w:szCs w:val="17"/>
+        </w:rPr>
+        <w:t>i</w:t>
+      </w:r>
+      <w:proofErr w:type="spellEnd"/>
+      <w:r>
+        <w:rPr>
+          <w:rFonts w:ascii="Consolas" w:hAnsi="Consolas"/>
+          <w:color w:val="C9D1D9"/>
+          <w:sz w:val="17"/>
+          <w:szCs w:val="17"/>
+        </w:rPr>
+        <w:t xml:space="preserve"> </w:t>
+      </w:r>
+      <w:r>
+        <w:rPr>
+          <w:rFonts w:ascii="Consolas" w:hAnsi="Consolas"/>
+          <w:color w:val="D4D4D4"/>
+          <w:sz w:val="17"/>
+          <w:szCs w:val="17"/>
+        </w:rPr>
+        <w:t>&lt;</w:t>
+      </w:r>
+      <w:r>
+        <w:rPr>
+          <w:rFonts w:ascii="Consolas" w:hAnsi="Consolas"/>
+          <w:color w:val="C9D1D9"/>
+          <w:sz w:val="17"/>
+          <w:szCs w:val="17"/>
+        </w:rPr>
+        <w:t xml:space="preserve"> </w:t>
+      </w:r>
+      <w:r>
+        <w:rPr>
+          <w:rFonts w:ascii="Consolas" w:hAnsi="Consolas"/>
+          <w:color w:val="569CD6"/>
+          <w:sz w:val="17"/>
+          <w:szCs w:val="17"/>
+        </w:rPr>
+        <w:t>SIZE</w:t>
+      </w:r>
+      <w:r>
+        <w:rPr>
+          <w:rFonts w:ascii="Consolas" w:hAnsi="Consolas"/>
+          <w:color w:val="C9D1D9"/>
+          <w:sz w:val="17"/>
+          <w:szCs w:val="17"/>
+        </w:rPr>
+        <w:t xml:space="preserve">; </w:t>
+      </w:r>
+      <w:proofErr w:type="spellStart"/>
+      <w:r>
+        <w:rPr>
+          <w:rFonts w:ascii="Consolas" w:hAnsi="Consolas"/>
+          <w:color w:val="C9D1D9"/>
+          <w:sz w:val="17"/>
+          <w:szCs w:val="17"/>
+        </w:rPr>
+        <w:t>i</w:t>
+      </w:r>
+      <w:proofErr w:type="spellEnd"/>
+      <w:r>
+        <w:rPr>
+          <w:rFonts w:ascii="Consolas" w:hAnsi="Consolas"/>
+          <w:color w:val="D4D4D4"/>
+          <w:sz w:val="17"/>
+          <w:szCs w:val="17"/>
+        </w:rPr>
+        <w:t>++</w:t>
+      </w:r>
+      <w:r>
+        <w:rPr>
+          <w:rFonts w:ascii="Consolas" w:hAnsi="Consolas"/>
+          <w:color w:val="C9D1D9"/>
+          <w:sz w:val="17"/>
+          <w:szCs w:val="17"/>
+        </w:rPr>
+        <w:t>)</w:t>
+      </w:r>
+    </w:p>
+    <w:p>
+      <w:pPr>
+        <w:shd w:val="clear" w:color="auto" w:fill="121314"/>
+        <w:spacing w:line="228" w:lineRule="atLeast"/>
+        <w:rPr>
+          <w:rFonts w:ascii="Consolas" w:hAnsi="Consolas"/>
+          <w:color w:val="BBBEBF"/>
+          <w:sz w:val="17"/>
+          <w:szCs w:val="17"/>
+        </w:rPr>
+      </w:pPr>
+      <w:r>
+        <w:rPr>
+          <w:rFonts w:ascii="Consolas" w:hAnsi="Consolas"/>
+          <w:color w:val="C9D1D9"/>
+          <w:sz w:val="17"/>
+          <w:szCs w:val="17"/>
+        </w:rPr>
+        <w:t xml:space="preserve">        </w:t>
+      </w:r>
+      <w:proofErr w:type="spellStart"/>
+      <w:proofErr w:type="gramStart"/>
+      <w:r>
+        <w:rPr>
+          <w:rFonts w:ascii="Consolas" w:hAnsi="Consolas"/>
+          <w:color w:val="C9D1D9"/>
+          <w:sz w:val="17"/>
+          <w:szCs w:val="17"/>
+        </w:rPr>
+        <w:t>arr</w:t>
+      </w:r>
+      <w:proofErr w:type="spellEnd"/>
+      <w:r>
+        <w:rPr>
+          <w:rFonts w:ascii="Consolas" w:hAnsi="Consolas"/>
+          <w:color w:val="C9D1D9"/>
+          <w:sz w:val="17"/>
+          <w:szCs w:val="17"/>
+        </w:rPr>
+        <w:t>[</w:t>
+      </w:r>
+      <w:proofErr w:type="spellStart"/>
+      <w:proofErr w:type="gramEnd"/>
+      <w:r>
+        <w:rPr>
+          <w:rFonts w:ascii="Consolas" w:hAnsi="Consolas"/>
+          <w:color w:val="C9D1D9"/>
+          <w:sz w:val="17"/>
+          <w:szCs w:val="17"/>
+        </w:rPr>
+        <w:t>i</w:t>
+      </w:r>
+      <w:proofErr w:type="spellEnd"/>
+      <w:r>
+        <w:rPr>
+          <w:rFonts w:ascii="Consolas" w:hAnsi="Consolas"/>
+          <w:color w:val="C9D1D9"/>
+          <w:sz w:val="17"/>
+          <w:szCs w:val="17"/>
+        </w:rPr>
+        <w:t xml:space="preserve">] </w:t>
+      </w:r>
+      <w:r>
+        <w:rPr>
+          <w:rFonts w:ascii="Consolas" w:hAnsi="Consolas"/>
+          <w:color w:val="D4D4D4"/>
+          <w:sz w:val="17"/>
+          <w:szCs w:val="17"/>
+        </w:rPr>
+        <w:t>=</w:t>
+      </w:r>
+      <w:r>
+        <w:rPr>
+          <w:rFonts w:ascii="Consolas" w:hAnsi="Consolas"/>
+          <w:color w:val="C9D1D9"/>
+          <w:sz w:val="17"/>
+          <w:szCs w:val="17"/>
+        </w:rPr>
+        <w:t xml:space="preserve"> </w:t>
+      </w:r>
+      <w:r>
+        <w:rPr>
+          <w:rFonts w:ascii="Consolas" w:hAnsi="Consolas"/>
+          <w:color w:val="D2A8FF"/>
+          <w:sz w:val="17"/>
+          <w:szCs w:val="17"/>
+        </w:rPr>
+        <w:t>rand</w:t>
+      </w:r>
+      <w:r>
+        <w:rPr>
+          <w:rFonts w:ascii="Consolas" w:hAnsi="Consolas"/>
+          <w:color w:val="C9D1D9"/>
+          <w:sz w:val="17"/>
+          <w:szCs w:val="17"/>
+        </w:rPr>
+        <w:t xml:space="preserve">() </w:t>
+      </w:r>
+      <w:r>
+        <w:rPr>
+          <w:rFonts w:ascii="Consolas" w:hAnsi="Consolas"/>
+          <w:color w:val="D4D4D4"/>
+          <w:sz w:val="17"/>
+          <w:szCs w:val="17"/>
+        </w:rPr>
+        <w:t>%</w:t>
+      </w:r>
+      <w:r>
+        <w:rPr>
+          <w:rFonts w:ascii="Consolas" w:hAnsi="Consolas"/>
+          <w:color w:val="C9D1D9"/>
+          <w:sz w:val="17"/>
+          <w:szCs w:val="17"/>
+        </w:rPr>
+        <w:t xml:space="preserve"> </w:t>
+      </w:r>
+      <w:r>
+        <w:rPr>
+          <w:rFonts w:ascii="Consolas" w:hAnsi="Consolas"/>
+          <w:color w:val="B5CEA8"/>
+          <w:sz w:val="17"/>
+          <w:szCs w:val="17"/>
+        </w:rPr>
+        <w:t>100000</w:t>
+      </w:r>
+      <w:r>
+        <w:rPr>
+          <w:rFonts w:ascii="Consolas" w:hAnsi="Consolas"/>
+          <w:color w:val="C9D1D9"/>
+          <w:sz w:val="17"/>
+          <w:szCs w:val="17"/>
+        </w:rPr>
+        <w:t>;</w:t>
+      </w:r>
+    </w:p>
+    <w:p>
+      <w:pPr>
+        <w:shd w:val="clear" w:color="auto" w:fill="121314"/>
+        <w:spacing w:line="228" w:lineRule="atLeast"/>
+        <w:rPr>
+          <w:rFonts w:ascii="Consolas" w:hAnsi="Consolas"/>
+          <w:color w:val="BBBEBF"/>
+          <w:sz w:val="17"/>
+          <w:szCs w:val="17"/>
+        </w:rPr>
+      </w:pPr>
+    </w:p>
+    <w:p>
+      <w:pPr>
+        <w:shd w:val="clear" w:color="auto" w:fill="121314"/>
+        <w:spacing w:line="228" w:lineRule="atLeast"/>
+        <w:rPr>
+          <w:rFonts w:ascii="Consolas" w:hAnsi="Consolas"/>
+          <w:color w:val="BBBEBF"/>
+          <w:sz w:val="17"/>
+          <w:szCs w:val="17"/>
+        </w:rPr>
+      </w:pPr>
+      <w:r>
+        <w:rPr>
+          <w:rFonts w:ascii="Consolas" w:hAnsi="Consolas"/>
+          <w:color w:val="C9D1D9"/>
+          <w:sz w:val="17"/>
+          <w:szCs w:val="17"/>
+        </w:rPr>
+        <w:t xml:space="preserve">    </w:t>
+      </w:r>
+      <w:proofErr w:type="spellStart"/>
+      <w:r>
+        <w:rPr>
+          <w:rFonts w:ascii="Consolas" w:hAnsi="Consolas"/>
+          <w:color w:val="4EC9B0"/>
+          <w:sz w:val="17"/>
+          <w:szCs w:val="17"/>
+        </w:rPr>
+        <w:t>ThreadData</w:t>
+      </w:r>
+      <w:proofErr w:type="spellEnd"/>
+      <w:r>
+        <w:rPr>
+          <w:rFonts w:ascii="Consolas" w:hAnsi="Consolas"/>
+          <w:color w:val="C9D1D9"/>
+          <w:sz w:val="17"/>
+          <w:szCs w:val="17"/>
+        </w:rPr>
+        <w:t xml:space="preserve"> t1 </w:t>
+      </w:r>
+      <w:r>
+        <w:rPr>
+          <w:rFonts w:ascii="Consolas" w:hAnsi="Consolas"/>
+          <w:color w:val="D4D4D4"/>
+          <w:sz w:val="17"/>
+          <w:szCs w:val="17"/>
+        </w:rPr>
+        <w:t>=</w:t>
+      </w:r>
+      <w:r>
+        <w:rPr>
+          <w:rFonts w:ascii="Consolas" w:hAnsi="Consolas"/>
+          <w:color w:val="C9D1D9"/>
+          <w:sz w:val="17"/>
+          <w:szCs w:val="17"/>
+        </w:rPr>
+        <w:t xml:space="preserve"> {</w:t>
+      </w:r>
+      <w:r>
+        <w:rPr>
+          <w:rFonts w:ascii="Consolas" w:hAnsi="Consolas"/>
+          <w:color w:val="B5CEA8"/>
+          <w:sz w:val="17"/>
+          <w:szCs w:val="17"/>
+        </w:rPr>
+        <w:t>0</w:t>
+      </w:r>
+      <w:r>
+        <w:rPr>
+          <w:rFonts w:ascii="Consolas" w:hAnsi="Consolas"/>
+          <w:color w:val="C9D1D9"/>
+          <w:sz w:val="17"/>
+          <w:szCs w:val="17"/>
+        </w:rPr>
+        <w:t xml:space="preserve">, </w:t>
+      </w:r>
+      <w:r>
+        <w:rPr>
+          <w:rFonts w:ascii="Consolas" w:hAnsi="Consolas"/>
+          <w:color w:val="569CD6"/>
+          <w:sz w:val="17"/>
+          <w:szCs w:val="17"/>
+        </w:rPr>
+        <w:t>SIZE</w:t>
+      </w:r>
+      <w:r>
+        <w:rPr>
+          <w:rFonts w:ascii="Consolas" w:hAnsi="Consolas"/>
+          <w:color w:val="C9D1D9"/>
+          <w:sz w:val="17"/>
+          <w:szCs w:val="17"/>
+        </w:rPr>
+        <w:t xml:space="preserve"> </w:t>
+      </w:r>
+      <w:r>
+        <w:rPr>
+          <w:rFonts w:ascii="Consolas" w:hAnsi="Consolas"/>
+          <w:color w:val="D4D4D4"/>
+          <w:sz w:val="17"/>
+          <w:szCs w:val="17"/>
+        </w:rPr>
+        <w:t>/</w:t>
+      </w:r>
+      <w:r>
+        <w:rPr>
+          <w:rFonts w:ascii="Consolas" w:hAnsi="Consolas"/>
+          <w:color w:val="C9D1D9"/>
+          <w:sz w:val="17"/>
+          <w:szCs w:val="17"/>
+        </w:rPr>
+        <w:t xml:space="preserve"> </w:t>
+      </w:r>
+      <w:r>
+        <w:rPr>
+          <w:rFonts w:ascii="Consolas" w:hAnsi="Consolas"/>
+          <w:color w:val="B5CEA8"/>
+          <w:sz w:val="17"/>
+          <w:szCs w:val="17"/>
+        </w:rPr>
+        <w:t>2</w:t>
+      </w:r>
+      <w:r>
+        <w:rPr>
+          <w:rFonts w:ascii="Consolas" w:hAnsi="Consolas"/>
+          <w:color w:val="C9D1D9"/>
+          <w:sz w:val="17"/>
+          <w:szCs w:val="17"/>
+        </w:rPr>
+        <w:t xml:space="preserve"> </w:t>
+      </w:r>
+      <w:r>
+        <w:rPr>
+          <w:rFonts w:ascii="Consolas" w:hAnsi="Consolas"/>
+          <w:color w:val="D4D4D4"/>
+          <w:sz w:val="17"/>
+          <w:szCs w:val="17"/>
+        </w:rPr>
+        <w:t>-</w:t>
+      </w:r>
+      <w:r>
+        <w:rPr>
+          <w:rFonts w:ascii="Consolas" w:hAnsi="Consolas"/>
+          <w:color w:val="C9D1D9"/>
+          <w:sz w:val="17"/>
+          <w:szCs w:val="17"/>
+        </w:rPr>
+        <w:t xml:space="preserve"> </w:t>
+      </w:r>
+      <w:r>
+        <w:rPr>
+          <w:rFonts w:ascii="Consolas" w:hAnsi="Consolas"/>
+          <w:color w:val="B5CEA8"/>
+          <w:sz w:val="17"/>
+          <w:szCs w:val="17"/>
+        </w:rPr>
+        <w:t>1</w:t>
+      </w:r>
+      <w:r>
+        <w:rPr>
+          <w:rFonts w:ascii="Consolas" w:hAnsi="Consolas"/>
+          <w:color w:val="C9D1D9"/>
+          <w:sz w:val="17"/>
+          <w:szCs w:val="17"/>
+        </w:rPr>
+        <w:t>};</w:t>
+      </w:r>
+    </w:p>
+    <w:p>
+      <w:pPr>
+        <w:shd w:val="clear" w:color="auto" w:fill="121314"/>
+        <w:spacing w:line="228" w:lineRule="atLeast"/>
+        <w:rPr>
+          <w:rFonts w:ascii="Consolas" w:hAnsi="Consolas"/>
+          <w:color w:val="BBBEBF"/>
+          <w:sz w:val="17"/>
+          <w:szCs w:val="17"/>
+        </w:rPr>
+      </w:pPr>
+      <w:r>
+        <w:rPr>
+          <w:rFonts w:ascii="Consolas" w:hAnsi="Consolas"/>
+          <w:color w:val="C9D1D9"/>
+          <w:sz w:val="17"/>
+          <w:szCs w:val="17"/>
+        </w:rPr>
+        <w:t xml:space="preserve">    </w:t>
+      </w:r>
+      <w:proofErr w:type="spellStart"/>
+      <w:r>
+        <w:rPr>
+          <w:rFonts w:ascii="Consolas" w:hAnsi="Consolas"/>
+          <w:color w:val="4EC9B0"/>
+          <w:sz w:val="17"/>
+          <w:szCs w:val="17"/>
+        </w:rPr>
+        <w:t>ThreadData</w:t>
+      </w:r>
+      <w:proofErr w:type="spellEnd"/>
+      <w:r>
+        <w:rPr>
+          <w:rFonts w:ascii="Consolas" w:hAnsi="Consolas"/>
+          <w:color w:val="C9D1D9"/>
+          <w:sz w:val="17"/>
+          <w:szCs w:val="17"/>
+        </w:rPr>
+        <w:t xml:space="preserve"> t2 </w:t>
+      </w:r>
+      <w:r>
+        <w:rPr>
+          <w:rFonts w:ascii="Consolas" w:hAnsi="Consolas"/>
+          <w:color w:val="D4D4D4"/>
+          <w:sz w:val="17"/>
+          <w:szCs w:val="17"/>
+        </w:rPr>
+        <w:t>=</w:t>
+      </w:r>
+      <w:r>
+        <w:rPr>
+          <w:rFonts w:ascii="Consolas" w:hAnsi="Consolas"/>
+          <w:color w:val="C9D1D9"/>
+          <w:sz w:val="17"/>
+          <w:szCs w:val="17"/>
+        </w:rPr>
+        <w:t xml:space="preserve"> {</w:t>
+      </w:r>
+      <w:r>
+        <w:rPr>
+          <w:rFonts w:ascii="Consolas" w:hAnsi="Consolas"/>
+          <w:color w:val="569CD6"/>
+          <w:sz w:val="17"/>
+          <w:szCs w:val="17"/>
+        </w:rPr>
+        <w:t>SIZE</w:t>
+      </w:r>
+      <w:r>
+        <w:rPr>
+          <w:rFonts w:ascii="Consolas" w:hAnsi="Consolas"/>
+          <w:color w:val="C9D1D9"/>
+          <w:sz w:val="17"/>
+          <w:szCs w:val="17"/>
+        </w:rPr>
+        <w:t xml:space="preserve"> </w:t>
+      </w:r>
+      <w:r>
+        <w:rPr>
+          <w:rFonts w:ascii="Consolas" w:hAnsi="Consolas"/>
+          <w:color w:val="D4D4D4"/>
+          <w:sz w:val="17"/>
+          <w:szCs w:val="17"/>
+        </w:rPr>
+        <w:t>/</w:t>
+      </w:r>
+      <w:r>
+        <w:rPr>
+          <w:rFonts w:ascii="Consolas" w:hAnsi="Consolas"/>
+          <w:color w:val="C9D1D9"/>
+          <w:sz w:val="17"/>
+          <w:szCs w:val="17"/>
+        </w:rPr>
+        <w:t xml:space="preserve"> </w:t>
+      </w:r>
+      <w:r>
+        <w:rPr>
+          <w:rFonts w:ascii="Consolas" w:hAnsi="Consolas"/>
+          <w:color w:val="B5CEA8"/>
+          <w:sz w:val="17"/>
+          <w:szCs w:val="17"/>
+        </w:rPr>
+        <w:t>2</w:t>
+      </w:r>
+      <w:r>
+        <w:rPr>
+          <w:rFonts w:ascii="Consolas" w:hAnsi="Consolas"/>
+          <w:color w:val="C9D1D9"/>
+          <w:sz w:val="17"/>
+          <w:szCs w:val="17"/>
+        </w:rPr>
+        <w:t xml:space="preserve">, </w:t>
+      </w:r>
+      <w:r>
+        <w:rPr>
+          <w:rFonts w:ascii="Consolas" w:hAnsi="Consolas"/>
+          <w:color w:val="569CD6"/>
+          <w:sz w:val="17"/>
+          <w:szCs w:val="17"/>
+        </w:rPr>
+        <w:t>SIZE</w:t>
+      </w:r>
+      <w:r>
+        <w:rPr>
+          <w:rFonts w:ascii="Consolas" w:hAnsi="Consolas"/>
+          <w:color w:val="C9D1D9"/>
+          <w:sz w:val="17"/>
+          <w:szCs w:val="17"/>
+        </w:rPr>
+        <w:t xml:space="preserve"> </w:t>
+      </w:r>
+      <w:r>
+        <w:rPr>
+          <w:rFonts w:ascii="Consolas" w:hAnsi="Consolas"/>
+          <w:color w:val="D4D4D4"/>
+          <w:sz w:val="17"/>
+          <w:szCs w:val="17"/>
+        </w:rPr>
+        <w:t>-</w:t>
+      </w:r>
+      <w:r>
+        <w:rPr>
+          <w:rFonts w:ascii="Consolas" w:hAnsi="Consolas"/>
+          <w:color w:val="C9D1D9"/>
+          <w:sz w:val="17"/>
+          <w:szCs w:val="17"/>
+        </w:rPr>
+        <w:t xml:space="preserve"> </w:t>
+      </w:r>
+      <w:r>
+        <w:rPr>
+          <w:rFonts w:ascii="Consolas" w:hAnsi="Consolas"/>
+          <w:color w:val="B5CEA8"/>
+          <w:sz w:val="17"/>
+          <w:szCs w:val="17"/>
+        </w:rPr>
+        <w:t>1</w:t>
+      </w:r>
+      <w:r>
+        <w:rPr>
+          <w:rFonts w:ascii="Consolas" w:hAnsi="Consolas"/>
+          <w:color w:val="C9D1D9"/>
+          <w:sz w:val="17"/>
+          <w:szCs w:val="17"/>
+        </w:rPr>
+        <w:t>};</w:t>
+      </w:r>
+    </w:p>
+    <w:p>
+      <w:pPr>
+        <w:shd w:val="clear" w:color="auto" w:fill="121314"/>
+        <w:spacing w:line="228" w:lineRule="atLeast"/>
+        <w:rPr>
+          <w:rFonts w:ascii="Consolas" w:hAnsi="Consolas"/>
+          <w:color w:val="BBBEBF"/>
+          <w:sz w:val="17"/>
+          <w:szCs w:val="17"/>
+        </w:rPr>
+      </w:pPr>
+    </w:p>
+    <w:p>
+      <w:pPr>
+        <w:shd w:val="clear" w:color="auto" w:fill="121314"/>
+        <w:spacing w:line="228" w:lineRule="atLeast"/>
+        <w:rPr>
+          <w:rFonts w:ascii="Consolas" w:hAnsi="Consolas"/>
+          <w:color w:val="BBBEBF"/>
+          <w:sz w:val="17"/>
+          <w:szCs w:val="17"/>
+        </w:rPr>
+      </w:pPr>
+      <w:r>
+        <w:rPr>
+          <w:rFonts w:ascii="Consolas" w:hAnsi="Consolas"/>
+          <w:color w:val="C9D1D9"/>
+          <w:sz w:val="17"/>
+          <w:szCs w:val="17"/>
+        </w:rPr>
+        <w:t xml:space="preserve">    </w:t>
+      </w:r>
+      <w:proofErr w:type="spellStart"/>
+      <w:r>
+        <w:rPr>
+          <w:rFonts w:ascii="Consolas" w:hAnsi="Consolas"/>
+          <w:color w:val="4EC9B0"/>
+          <w:sz w:val="17"/>
+          <w:szCs w:val="17"/>
+        </w:rPr>
+        <w:t>pthread_t</w:t>
+      </w:r>
+      <w:proofErr w:type="spellEnd"/>
+      <w:r>
+        <w:rPr>
+          <w:rFonts w:ascii="Consolas" w:hAnsi="Consolas"/>
+          <w:color w:val="C9D1D9"/>
+          <w:sz w:val="17"/>
+          <w:szCs w:val="17"/>
+        </w:rPr>
+        <w:t xml:space="preserve"> thread1, thread2;</w:t>
+      </w:r>
+    </w:p>
+    <w:p>
+      <w:pPr>
+        <w:shd w:val="clear" w:color="auto" w:fill="121314"/>
+        <w:spacing w:line="228" w:lineRule="atLeast"/>
+        <w:rPr>
+          <w:rFonts w:ascii="Consolas" w:hAnsi="Consolas"/>
+          <w:color w:val="BBBEBF"/>
+          <w:sz w:val="17"/>
+          <w:szCs w:val="17"/>
+        </w:rPr>
+      </w:pPr>
+    </w:p>
+    <w:p>
+      <w:pPr>
+        <w:shd w:val="clear" w:color="auto" w:fill="121314"/>
+        <w:spacing w:line="228" w:lineRule="atLeast"/>
+        <w:rPr>
+          <w:rFonts w:ascii="Consolas" w:hAnsi="Consolas"/>
+          <w:color w:val="BBBEBF"/>
+          <w:sz w:val="17"/>
+          <w:szCs w:val="17"/>
+        </w:rPr>
+      </w:pPr>
+      <w:r>
+        <w:rPr>
+          <w:rFonts w:ascii="Consolas" w:hAnsi="Consolas"/>
+          <w:color w:val="C9D1D9"/>
+          <w:sz w:val="17"/>
+          <w:szCs w:val="17"/>
+        </w:rPr>
+        <w:t xml:space="preserve">    </w:t>
+      </w:r>
+      <w:proofErr w:type="spellStart"/>
+      <w:proofErr w:type="gramStart"/>
+      <w:r>
+        <w:rPr>
+          <w:rFonts w:ascii="Consolas" w:hAnsi="Consolas"/>
+          <w:color w:val="4EC9B0"/>
+          <w:sz w:val="17"/>
+          <w:szCs w:val="17"/>
+        </w:rPr>
+        <w:t>clock_t</w:t>
+      </w:r>
+      <w:proofErr w:type="spellEnd"/>
+      <w:proofErr w:type="gramEnd"/>
+      <w:r>
+        <w:rPr>
+          <w:rFonts w:ascii="Consolas" w:hAnsi="Consolas"/>
+          <w:color w:val="C9D1D9"/>
+          <w:sz w:val="17"/>
+          <w:szCs w:val="17"/>
+        </w:rPr>
+        <w:t xml:space="preserve"> start </w:t>
+      </w:r>
+      <w:r>
+        <w:rPr>
+          <w:rFonts w:ascii="Consolas" w:hAnsi="Consolas"/>
+          <w:color w:val="D4D4D4"/>
+          <w:sz w:val="17"/>
+          <w:szCs w:val="17"/>
+        </w:rPr>
+        <w:t>=</w:t>
+      </w:r>
+      <w:r>
+        <w:rPr>
+          <w:rFonts w:ascii="Consolas" w:hAnsi="Consolas"/>
+          <w:color w:val="C9D1D9"/>
+          <w:sz w:val="17"/>
+          <w:szCs w:val="17"/>
+        </w:rPr>
+        <w:t xml:space="preserve"> </w:t>
+      </w:r>
+      <w:r>
+        <w:rPr>
+          <w:rFonts w:ascii="Consolas" w:hAnsi="Consolas"/>
+          <w:color w:val="D2A8FF"/>
+          <w:sz w:val="17"/>
+          <w:szCs w:val="17"/>
+        </w:rPr>
+        <w:t>clock</w:t>
+      </w:r>
+      <w:r>
+        <w:rPr>
+          <w:rFonts w:ascii="Consolas" w:hAnsi="Consolas"/>
+          <w:color w:val="C9D1D9"/>
+          <w:sz w:val="17"/>
+          <w:szCs w:val="17"/>
+        </w:rPr>
+        <w:t>();</w:t>
+      </w:r>
+    </w:p>
+    <w:p>
+      <w:pPr>
+        <w:shd w:val="clear" w:color="auto" w:fill="121314"/>
+        <w:spacing w:line="228" w:lineRule="atLeast"/>
+        <w:rPr>
+          <w:rFonts w:ascii="Consolas" w:hAnsi="Consolas"/>
+          <w:color w:val="BBBEBF"/>
+          <w:sz w:val="17"/>
+          <w:szCs w:val="17"/>
+        </w:rPr>
+      </w:pPr>
+    </w:p>
+    <w:p>
+      <w:pPr>
+        <w:shd w:val="clear" w:color="auto" w:fill="121314"/>
+        <w:spacing w:line="228" w:lineRule="atLeast"/>
+        <w:rPr>
+          <w:rFonts w:ascii="Consolas" w:hAnsi="Consolas"/>
+          <w:color w:val="BBBEBF"/>
+          <w:sz w:val="17"/>
+          <w:szCs w:val="17"/>
+        </w:rPr>
+      </w:pPr>
+      <w:r>
+        <w:rPr>
+          <w:rFonts w:ascii="Consolas" w:hAnsi="Consolas"/>
+          <w:color w:val="C9D1D9"/>
+          <w:sz w:val="17"/>
+          <w:szCs w:val="17"/>
+        </w:rPr>
+        <w:t xml:space="preserve">    </w:t>
+      </w:r>
+      <w:proofErr w:type="spellStart"/>
+      <w:r>
+        <w:rPr>
+          <w:rFonts w:ascii="Consolas" w:hAnsi="Consolas"/>
+          <w:color w:val="D2A8FF"/>
+          <w:sz w:val="17"/>
+          <w:szCs w:val="17"/>
+        </w:rPr>
+        <w:t>pthread_</w:t>
+      </w:r>
+      <w:proofErr w:type="gramStart"/>
+      <w:r>
+        <w:rPr>
+          <w:rFonts w:ascii="Consolas" w:hAnsi="Consolas"/>
+          <w:color w:val="D2A8FF"/>
+          <w:sz w:val="17"/>
+          <w:szCs w:val="17"/>
+        </w:rPr>
+        <w:t>create</w:t>
+      </w:r>
+      <w:proofErr w:type="spellEnd"/>
+      <w:r>
+        <w:rPr>
+          <w:rFonts w:ascii="Consolas" w:hAnsi="Consolas"/>
+          <w:color w:val="C9D1D9"/>
+          <w:sz w:val="17"/>
+          <w:szCs w:val="17"/>
+        </w:rPr>
+        <w:t>(</w:t>
+      </w:r>
+      <w:proofErr w:type="gramEnd"/>
+      <w:r>
+        <w:rPr>
+          <w:rFonts w:ascii="Consolas" w:hAnsi="Consolas"/>
+          <w:color w:val="D4D4D4"/>
+          <w:sz w:val="17"/>
+          <w:szCs w:val="17"/>
+        </w:rPr>
+        <w:t>&amp;</w:t>
+      </w:r>
+      <w:r>
+        <w:rPr>
+          <w:rFonts w:ascii="Consolas" w:hAnsi="Consolas"/>
+          <w:color w:val="C9D1D9"/>
+          <w:sz w:val="17"/>
+          <w:szCs w:val="17"/>
+        </w:rPr>
+        <w:t xml:space="preserve">thread1, </w:t>
+      </w:r>
+      <w:r>
+        <w:rPr>
+          <w:rFonts w:ascii="Consolas" w:hAnsi="Consolas"/>
+          <w:color w:val="569CD6"/>
+          <w:sz w:val="17"/>
+          <w:szCs w:val="17"/>
+        </w:rPr>
+        <w:t>NULL</w:t>
+      </w:r>
+      <w:r>
+        <w:rPr>
+          <w:rFonts w:ascii="Consolas" w:hAnsi="Consolas"/>
+          <w:color w:val="C9D1D9"/>
+          <w:sz w:val="17"/>
+          <w:szCs w:val="17"/>
+        </w:rPr>
+        <w:t xml:space="preserve">, </w:t>
+      </w:r>
+      <w:proofErr w:type="spellStart"/>
+      <w:r>
+        <w:rPr>
+          <w:rFonts w:ascii="Consolas" w:hAnsi="Consolas"/>
+          <w:color w:val="D2A8FF"/>
+          <w:sz w:val="17"/>
+          <w:szCs w:val="17"/>
+        </w:rPr>
+        <w:t>threadMergeSort</w:t>
+      </w:r>
+      <w:proofErr w:type="spellEnd"/>
+      <w:r>
+        <w:rPr>
+          <w:rFonts w:ascii="Consolas" w:hAnsi="Consolas"/>
+          <w:color w:val="C9D1D9"/>
+          <w:sz w:val="17"/>
+          <w:szCs w:val="17"/>
+        </w:rPr>
+        <w:t xml:space="preserve">, </w:t>
+      </w:r>
+      <w:r>
+        <w:rPr>
+          <w:rFonts w:ascii="Consolas" w:hAnsi="Consolas"/>
+          <w:color w:val="D4D4D4"/>
+          <w:sz w:val="17"/>
+          <w:szCs w:val="17"/>
+        </w:rPr>
+        <w:t>&amp;</w:t>
+      </w:r>
+      <w:r>
+        <w:rPr>
+          <w:rFonts w:ascii="Consolas" w:hAnsi="Consolas"/>
+          <w:color w:val="C9D1D9"/>
+          <w:sz w:val="17"/>
+          <w:szCs w:val="17"/>
+        </w:rPr>
+        <w:t>t1);</w:t>
+      </w:r>
+    </w:p>
+    <w:p>
+      <w:pPr>
+        <w:shd w:val="clear" w:color="auto" w:fill="121314"/>
+        <w:spacing w:line="228" w:lineRule="atLeast"/>
+        <w:rPr>
+          <w:rFonts w:ascii="Consolas" w:hAnsi="Consolas"/>
+          <w:color w:val="BBBEBF"/>
+          <w:sz w:val="17"/>
+          <w:szCs w:val="17"/>
+        </w:rPr>
+      </w:pPr>
+      <w:r>
+        <w:rPr>
+          <w:rFonts w:ascii="Consolas" w:hAnsi="Consolas"/>
+          <w:color w:val="C9D1D9"/>
+          <w:sz w:val="17"/>
+          <w:szCs w:val="17"/>
+        </w:rPr>
+        <w:t xml:space="preserve">    </w:t>
+      </w:r>
+      <w:proofErr w:type="spellStart"/>
+      <w:r>
+        <w:rPr>
+          <w:rFonts w:ascii="Consolas" w:hAnsi="Consolas"/>
+          <w:color w:val="D2A8FF"/>
+          <w:sz w:val="17"/>
+          <w:szCs w:val="17"/>
+        </w:rPr>
+        <w:t>pthread_</w:t>
+      </w:r>
+      <w:proofErr w:type="gramStart"/>
+      <w:r>
+        <w:rPr>
+          <w:rFonts w:ascii="Consolas" w:hAnsi="Consolas"/>
+          <w:color w:val="D2A8FF"/>
+          <w:sz w:val="17"/>
+          <w:szCs w:val="17"/>
+        </w:rPr>
+        <w:t>create</w:t>
+      </w:r>
+      <w:proofErr w:type="spellEnd"/>
+      <w:r>
+        <w:rPr>
+          <w:rFonts w:ascii="Consolas" w:hAnsi="Consolas"/>
+          <w:color w:val="C9D1D9"/>
+          <w:sz w:val="17"/>
+          <w:szCs w:val="17"/>
+        </w:rPr>
+        <w:t>(</w:t>
+      </w:r>
+      <w:proofErr w:type="gramEnd"/>
+      <w:r>
+        <w:rPr>
+          <w:rFonts w:ascii="Consolas" w:hAnsi="Consolas"/>
+          <w:color w:val="D4D4D4"/>
+          <w:sz w:val="17"/>
+          <w:szCs w:val="17"/>
+        </w:rPr>
+        <w:t>&amp;</w:t>
+      </w:r>
+      <w:r>
+        <w:rPr>
+          <w:rFonts w:ascii="Consolas" w:hAnsi="Consolas"/>
+          <w:color w:val="C9D1D9"/>
+          <w:sz w:val="17"/>
+          <w:szCs w:val="17"/>
+        </w:rPr>
+        <w:t xml:space="preserve">thread2, </w:t>
+      </w:r>
+      <w:r>
+        <w:rPr>
+          <w:rFonts w:ascii="Consolas" w:hAnsi="Consolas"/>
+          <w:color w:val="569CD6"/>
+          <w:sz w:val="17"/>
+          <w:szCs w:val="17"/>
+        </w:rPr>
+        <w:t>NULL</w:t>
+      </w:r>
+      <w:r>
+        <w:rPr>
+          <w:rFonts w:ascii="Consolas" w:hAnsi="Consolas"/>
+          <w:color w:val="C9D1D9"/>
+          <w:sz w:val="17"/>
+          <w:szCs w:val="17"/>
+        </w:rPr>
+        <w:t xml:space="preserve">, </w:t>
+      </w:r>
+      <w:proofErr w:type="spellStart"/>
+      <w:r>
+        <w:rPr>
+          <w:rFonts w:ascii="Consolas" w:hAnsi="Consolas"/>
+          <w:color w:val="D2A8FF"/>
+          <w:sz w:val="17"/>
+          <w:szCs w:val="17"/>
+        </w:rPr>
+        <w:t>threadMergeSort</w:t>
+      </w:r>
+      <w:proofErr w:type="spellEnd"/>
+      <w:r>
+        <w:rPr>
+          <w:rFonts w:ascii="Consolas" w:hAnsi="Consolas"/>
+          <w:color w:val="C9D1D9"/>
+          <w:sz w:val="17"/>
+          <w:szCs w:val="17"/>
+        </w:rPr>
+        <w:t xml:space="preserve">, </w:t>
+      </w:r>
+      <w:r>
+        <w:rPr>
+          <w:rFonts w:ascii="Consolas" w:hAnsi="Consolas"/>
+          <w:color w:val="D4D4D4"/>
+          <w:sz w:val="17"/>
+          <w:szCs w:val="17"/>
+        </w:rPr>
+        <w:t>&amp;</w:t>
+      </w:r>
+      <w:r>
+        <w:rPr>
+          <w:rFonts w:ascii="Consolas" w:hAnsi="Consolas"/>
+          <w:color w:val="C9D1D9"/>
+          <w:sz w:val="17"/>
+          <w:szCs w:val="17"/>
+        </w:rPr>
+        <w:t>t2);</w:t>
+      </w:r>
+    </w:p>
+    <w:p>
+      <w:pPr>
+        <w:shd w:val="clear" w:color="auto" w:fill="121314"/>
+        <w:spacing w:line="228" w:lineRule="atLeast"/>
+        <w:rPr>
+          <w:rFonts w:ascii="Consolas" w:hAnsi="Consolas"/>
+          <w:color w:val="BBBEBF"/>
+          <w:sz w:val="17"/>
+          <w:szCs w:val="17"/>
+        </w:rPr>
+      </w:pPr>
+    </w:p>
+    <w:p>
+      <w:pPr>
+        <w:shd w:val="clear" w:color="auto" w:fill="121314"/>
+        <w:spacing w:line="228" w:lineRule="atLeast"/>
+        <w:rPr>
+          <w:rFonts w:ascii="Consolas" w:hAnsi="Consolas"/>
+          <w:color w:val="BBBEBF"/>
+          <w:sz w:val="17"/>
+          <w:szCs w:val="17"/>
+        </w:rPr>
+      </w:pPr>
+      <w:r>
+        <w:rPr>
+          <w:rFonts w:ascii="Consolas" w:hAnsi="Consolas"/>
+          <w:color w:val="C9D1D9"/>
+          <w:sz w:val="17"/>
+          <w:szCs w:val="17"/>
+        </w:rPr>
+        <w:t xml:space="preserve">    </w:t>
+      </w:r>
+      <w:proofErr w:type="spellStart"/>
+      <w:r>
+        <w:rPr>
+          <w:rFonts w:ascii="Consolas" w:hAnsi="Consolas"/>
+          <w:color w:val="D2A8FF"/>
+          <w:sz w:val="17"/>
+          <w:szCs w:val="17"/>
+        </w:rPr>
+        <w:t>pthread_</w:t>
+      </w:r>
+      <w:proofErr w:type="gramStart"/>
+      <w:r>
+        <w:rPr>
+          <w:rFonts w:ascii="Consolas" w:hAnsi="Consolas"/>
+          <w:color w:val="D2A8FF"/>
+          <w:sz w:val="17"/>
+          <w:szCs w:val="17"/>
+        </w:rPr>
+        <w:t>join</w:t>
+      </w:r>
+      <w:proofErr w:type="spellEnd"/>
+      <w:r>
+        <w:rPr>
+          <w:rFonts w:ascii="Consolas" w:hAnsi="Consolas"/>
+          <w:color w:val="C9D1D9"/>
+          <w:sz w:val="17"/>
+          <w:szCs w:val="17"/>
+        </w:rPr>
+        <w:t>(</w:t>
+      </w:r>
+      <w:proofErr w:type="gramEnd"/>
+      <w:r>
+        <w:rPr>
+          <w:rFonts w:ascii="Consolas" w:hAnsi="Consolas"/>
+          <w:color w:val="C9D1D9"/>
+          <w:sz w:val="17"/>
+          <w:szCs w:val="17"/>
+        </w:rPr>
+        <w:t xml:space="preserve">thread1, </w:t>
+      </w:r>
+      <w:r>
+        <w:rPr>
+          <w:rFonts w:ascii="Consolas" w:hAnsi="Consolas"/>
+          <w:color w:val="569CD6"/>
+          <w:sz w:val="17"/>
+          <w:szCs w:val="17"/>
+        </w:rPr>
+        <w:t>NULL</w:t>
+      </w:r>
+      <w:r>
+        <w:rPr>
+          <w:rFonts w:ascii="Consolas" w:hAnsi="Consolas"/>
+          <w:color w:val="C9D1D9"/>
+          <w:sz w:val="17"/>
+          <w:szCs w:val="17"/>
+        </w:rPr>
+        <w:t>);</w:t>
+      </w:r>
+    </w:p>
+    <w:p>
+      <w:pPr>
+        <w:shd w:val="clear" w:color="auto" w:fill="121314"/>
+        <w:spacing w:line="228" w:lineRule="atLeast"/>
+        <w:rPr>
+          <w:rFonts w:ascii="Consolas" w:hAnsi="Consolas"/>
+          <w:color w:val="BBBEBF"/>
+          <w:sz w:val="17"/>
+          <w:szCs w:val="17"/>
+        </w:rPr>
+      </w:pPr>
+      <w:r>
+        <w:rPr>
+          <w:rFonts w:ascii="Consolas" w:hAnsi="Consolas"/>
+          <w:color w:val="C9D1D9"/>
+          <w:sz w:val="17"/>
+          <w:szCs w:val="17"/>
+        </w:rPr>
+        <w:t xml:space="preserve">    </w:t>
+      </w:r>
+      <w:proofErr w:type="spellStart"/>
+      <w:r>
+        <w:rPr>
+          <w:rFonts w:ascii="Consolas" w:hAnsi="Consolas"/>
+          <w:color w:val="D2A8FF"/>
+          <w:sz w:val="17"/>
+          <w:szCs w:val="17"/>
+        </w:rPr>
+        <w:t>pthread_</w:t>
+      </w:r>
+      <w:proofErr w:type="gramStart"/>
+      <w:r>
+        <w:rPr>
+          <w:rFonts w:ascii="Consolas" w:hAnsi="Consolas"/>
+          <w:color w:val="D2A8FF"/>
+          <w:sz w:val="17"/>
+          <w:szCs w:val="17"/>
+        </w:rPr>
+        <w:t>join</w:t>
+      </w:r>
+      <w:proofErr w:type="spellEnd"/>
+      <w:r>
+        <w:rPr>
+          <w:rFonts w:ascii="Consolas" w:hAnsi="Consolas"/>
+          <w:color w:val="C9D1D9"/>
+          <w:sz w:val="17"/>
+          <w:szCs w:val="17"/>
+        </w:rPr>
+        <w:t>(</w:t>
+      </w:r>
+      <w:proofErr w:type="gramEnd"/>
+      <w:r>
+        <w:rPr>
+          <w:rFonts w:ascii="Consolas" w:hAnsi="Consolas"/>
+          <w:color w:val="C9D1D9"/>
+          <w:sz w:val="17"/>
+          <w:szCs w:val="17"/>
+        </w:rPr>
+        <w:t xml:space="preserve">thread2, </w:t>
+      </w:r>
+      <w:r>
+        <w:rPr>
+          <w:rFonts w:ascii="Consolas" w:hAnsi="Consolas"/>
+          <w:color w:val="569CD6"/>
+          <w:sz w:val="17"/>
+          <w:szCs w:val="17"/>
+        </w:rPr>
+        <w:t>NULL</w:t>
+      </w:r>
+      <w:r>
+        <w:rPr>
+          <w:rFonts w:ascii="Consolas" w:hAnsi="Consolas"/>
+          <w:color w:val="C9D1D9"/>
+          <w:sz w:val="17"/>
+          <w:szCs w:val="17"/>
+        </w:rPr>
+        <w:t>);</w:t>
+      </w:r>
+    </w:p>
+    <w:p>
+      <w:pPr>
+        <w:shd w:val="clear" w:color="auto" w:fill="121314"/>
+        <w:spacing w:line="228" w:lineRule="atLeast"/>
+        <w:rPr>
+          <w:rFonts w:ascii="Consolas" w:hAnsi="Consolas"/>
+          <w:color w:val="BBBEBF"/>
+          <w:sz w:val="17"/>
+          <w:szCs w:val="17"/>
+        </w:rPr>
+      </w:pPr>
+    </w:p>
+    <w:p>
+      <w:pPr>
+        <w:shd w:val="clear" w:color="auto" w:fill="121314"/>
+        <w:spacing w:line="228" w:lineRule="atLeast"/>
+        <w:rPr>
+          <w:rFonts w:ascii="Consolas" w:hAnsi="Consolas"/>
+          <w:color w:val="BBBEBF"/>
+          <w:sz w:val="17"/>
+          <w:szCs w:val="17"/>
+        </w:rPr>
+      </w:pPr>
+      <w:r>
+        <w:rPr>
+          <w:rFonts w:ascii="Consolas" w:hAnsi="Consolas"/>
+          <w:color w:val="C9D1D9"/>
+          <w:sz w:val="17"/>
+          <w:szCs w:val="17"/>
+        </w:rPr>
+        <w:t xml:space="preserve">    </w:t>
+      </w:r>
+      <w:proofErr w:type="gramStart"/>
+      <w:r>
+        <w:rPr>
+          <w:rFonts w:ascii="Consolas" w:hAnsi="Consolas"/>
+          <w:color w:val="D2A8FF"/>
+          <w:sz w:val="17"/>
+          <w:szCs w:val="17"/>
+        </w:rPr>
+        <w:t>merge</w:t>
+      </w:r>
+      <w:r>
+        <w:rPr>
+          <w:rFonts w:ascii="Consolas" w:hAnsi="Consolas"/>
+          <w:color w:val="C9D1D9"/>
+          <w:sz w:val="17"/>
+          <w:szCs w:val="17"/>
+        </w:rPr>
+        <w:t>(</w:t>
+      </w:r>
+      <w:proofErr w:type="gramEnd"/>
+      <w:r>
+        <w:rPr>
+          <w:rFonts w:ascii="Consolas" w:hAnsi="Consolas"/>
+          <w:color w:val="B5CEA8"/>
+          <w:sz w:val="17"/>
+          <w:szCs w:val="17"/>
+        </w:rPr>
+        <w:t>0</w:t>
+      </w:r>
+      <w:r>
+        <w:rPr>
+          <w:rFonts w:ascii="Consolas" w:hAnsi="Consolas"/>
+          <w:color w:val="C9D1D9"/>
+          <w:sz w:val="17"/>
+          <w:szCs w:val="17"/>
+        </w:rPr>
+        <w:t xml:space="preserve">, </w:t>
+      </w:r>
+      <w:r>
+        <w:rPr>
+          <w:rFonts w:ascii="Consolas" w:hAnsi="Consolas"/>
+          <w:color w:val="569CD6"/>
+          <w:sz w:val="17"/>
+          <w:szCs w:val="17"/>
+        </w:rPr>
+        <w:t>SIZE</w:t>
+      </w:r>
+      <w:r>
+        <w:rPr>
+          <w:rFonts w:ascii="Consolas" w:hAnsi="Consolas"/>
+          <w:color w:val="C9D1D9"/>
+          <w:sz w:val="17"/>
+          <w:szCs w:val="17"/>
+        </w:rPr>
+        <w:t xml:space="preserve"> </w:t>
+      </w:r>
+      <w:r>
+        <w:rPr>
+          <w:rFonts w:ascii="Consolas" w:hAnsi="Consolas"/>
+          <w:color w:val="D4D4D4"/>
+          <w:sz w:val="17"/>
+          <w:szCs w:val="17"/>
+        </w:rPr>
+        <w:t>/</w:t>
+      </w:r>
+      <w:r>
+        <w:rPr>
+          <w:rFonts w:ascii="Consolas" w:hAnsi="Consolas"/>
+          <w:color w:val="C9D1D9"/>
+          <w:sz w:val="17"/>
+          <w:szCs w:val="17"/>
+        </w:rPr>
+        <w:t xml:space="preserve"> </w:t>
+      </w:r>
+      <w:r>
+        <w:rPr>
+          <w:rFonts w:ascii="Consolas" w:hAnsi="Consolas"/>
+          <w:color w:val="B5CEA8"/>
+          <w:sz w:val="17"/>
+          <w:szCs w:val="17"/>
+        </w:rPr>
+        <w:t>2</w:t>
+      </w:r>
+      <w:r>
+        <w:rPr>
+          <w:rFonts w:ascii="Consolas" w:hAnsi="Consolas"/>
+          <w:color w:val="C9D1D9"/>
+          <w:sz w:val="17"/>
+          <w:szCs w:val="17"/>
+        </w:rPr>
+        <w:t xml:space="preserve"> </w:t>
+      </w:r>
+      <w:r>
+        <w:rPr>
+          <w:rFonts w:ascii="Consolas" w:hAnsi="Consolas"/>
+          <w:color w:val="D4D4D4"/>
+          <w:sz w:val="17"/>
+          <w:szCs w:val="17"/>
+        </w:rPr>
+        <w:t>-</w:t>
+      </w:r>
+      <w:r>
+        <w:rPr>
+          <w:rFonts w:ascii="Consolas" w:hAnsi="Consolas"/>
+          <w:color w:val="C9D1D9"/>
+          <w:sz w:val="17"/>
+          <w:szCs w:val="17"/>
+        </w:rPr>
+        <w:t xml:space="preserve"> </w:t>
+      </w:r>
+      <w:r>
+        <w:rPr>
+          <w:rFonts w:ascii="Consolas" w:hAnsi="Consolas"/>
+          <w:color w:val="B5CEA8"/>
+          <w:sz w:val="17"/>
+          <w:szCs w:val="17"/>
+        </w:rPr>
+        <w:t>1</w:t>
+      </w:r>
+      <w:r>
+        <w:rPr>
+          <w:rFonts w:ascii="Consolas" w:hAnsi="Consolas"/>
+          <w:color w:val="C9D1D9"/>
+          <w:sz w:val="17"/>
+          <w:szCs w:val="17"/>
+        </w:rPr>
+        <w:t xml:space="preserve">, </w:t>
+      </w:r>
+      <w:r>
+        <w:rPr>
+          <w:rFonts w:ascii="Consolas" w:hAnsi="Consolas"/>
+          <w:color w:val="569CD6"/>
+          <w:sz w:val="17"/>
+          <w:szCs w:val="17"/>
+        </w:rPr>
+        <w:t>SIZE</w:t>
+      </w:r>
+      <w:r>
+        <w:rPr>
+          <w:rFonts w:ascii="Consolas" w:hAnsi="Consolas"/>
+          <w:color w:val="C9D1D9"/>
+          <w:sz w:val="17"/>
+          <w:szCs w:val="17"/>
+        </w:rPr>
+        <w:t xml:space="preserve"> </w:t>
+      </w:r>
+      <w:r>
+        <w:rPr>
+          <w:rFonts w:ascii="Consolas" w:hAnsi="Consolas"/>
+          <w:color w:val="D4D4D4"/>
+          <w:sz w:val="17"/>
+          <w:szCs w:val="17"/>
+        </w:rPr>
+        <w:t>-</w:t>
+      </w:r>
+      <w:r>
+        <w:rPr>
+          <w:rFonts w:ascii="Consolas" w:hAnsi="Consolas"/>
+          <w:color w:val="C9D1D9"/>
+          <w:sz w:val="17"/>
+          <w:szCs w:val="17"/>
+        </w:rPr>
+        <w:t xml:space="preserve"> </w:t>
+      </w:r>
+      <w:r>
+        <w:rPr>
+          <w:rFonts w:ascii="Consolas" w:hAnsi="Consolas"/>
+          <w:color w:val="B5CEA8"/>
+          <w:sz w:val="17"/>
+          <w:szCs w:val="17"/>
+        </w:rPr>
+        <w:t>1</w:t>
+      </w:r>
+      <w:r>
+        <w:rPr>
+          <w:rFonts w:ascii="Consolas" w:hAnsi="Consolas"/>
+          <w:color w:val="C9D1D9"/>
+          <w:sz w:val="17"/>
+          <w:szCs w:val="17"/>
+        </w:rPr>
+        <w:t>);</w:t>
+      </w:r>
+    </w:p>
+    <w:p>
+      <w:pPr>
+        <w:shd w:val="clear" w:color="auto" w:fill="121314"/>
+        <w:spacing w:line="228" w:lineRule="atLeast"/>
+        <w:rPr>
+          <w:rFonts w:ascii="Consolas" w:hAnsi="Consolas"/>
+          <w:color w:val="BBBEBF"/>
+          <w:sz w:val="17"/>
+          <w:szCs w:val="17"/>
+        </w:rPr>
+      </w:pPr>
+    </w:p>
+    <w:p>
+      <w:pPr>
+        <w:shd w:val="clear" w:color="auto" w:fill="121314"/>
+        <w:spacing w:line="228" w:lineRule="atLeast"/>
+        <w:rPr>
+          <w:rFonts w:ascii="Consolas" w:hAnsi="Consolas"/>
+          <w:color w:val="BBBEBF"/>
+          <w:sz w:val="17"/>
+          <w:szCs w:val="17"/>
+        </w:rPr>
+      </w:pPr>
+      <w:r>
+        <w:rPr>
+          <w:rFonts w:ascii="Consolas" w:hAnsi="Consolas"/>
+          <w:color w:val="C9D1D9"/>
+          <w:sz w:val="17"/>
+          <w:szCs w:val="17"/>
+        </w:rPr>
+        <w:t xml:space="preserve">    </w:t>
+      </w:r>
+      <w:proofErr w:type="spellStart"/>
+      <w:proofErr w:type="gramStart"/>
+      <w:r>
+        <w:rPr>
+          <w:rFonts w:ascii="Consolas" w:hAnsi="Consolas"/>
+          <w:color w:val="4EC9B0"/>
+          <w:sz w:val="17"/>
+          <w:szCs w:val="17"/>
+        </w:rPr>
+        <w:t>clock_t</w:t>
+      </w:r>
+      <w:proofErr w:type="spellEnd"/>
+      <w:proofErr w:type="gramEnd"/>
+      <w:r>
+        <w:rPr>
+          <w:rFonts w:ascii="Consolas" w:hAnsi="Consolas"/>
+          <w:color w:val="C9D1D9"/>
+          <w:sz w:val="17"/>
+          <w:szCs w:val="17"/>
+        </w:rPr>
+        <w:t xml:space="preserve"> end </w:t>
+      </w:r>
+      <w:r>
+        <w:rPr>
+          <w:rFonts w:ascii="Consolas" w:hAnsi="Consolas"/>
+          <w:color w:val="D4D4D4"/>
+          <w:sz w:val="17"/>
+          <w:szCs w:val="17"/>
+        </w:rPr>
+        <w:t>=</w:t>
+      </w:r>
+      <w:r>
+        <w:rPr>
+          <w:rFonts w:ascii="Consolas" w:hAnsi="Consolas"/>
+          <w:color w:val="C9D1D9"/>
+          <w:sz w:val="17"/>
+          <w:szCs w:val="17"/>
+        </w:rPr>
+        <w:t xml:space="preserve"> </w:t>
+      </w:r>
+      <w:r>
+        <w:rPr>
+          <w:rFonts w:ascii="Consolas" w:hAnsi="Consolas"/>
+          <w:color w:val="D2A8FF"/>
+          <w:sz w:val="17"/>
+          <w:szCs w:val="17"/>
+        </w:rPr>
+        <w:t>clock</w:t>
+      </w:r>
+      <w:r>
+        <w:rPr>
+          <w:rFonts w:ascii="Consolas" w:hAnsi="Consolas"/>
+          <w:color w:val="C9D1D9"/>
+          <w:sz w:val="17"/>
+          <w:szCs w:val="17"/>
+        </w:rPr>
+        <w:t>();</w:t>
+      </w:r>
+    </w:p>
+    <w:p>
+      <w:pPr>
+        <w:shd w:val="clear" w:color="auto" w:fill="121314"/>
+        <w:spacing w:line="228" w:lineRule="atLeast"/>
+        <w:rPr>
+          <w:rFonts w:ascii="Consolas" w:hAnsi="Consolas"/>
+          <w:color w:val="BBBEBF"/>
+          <w:sz w:val="17"/>
+          <w:szCs w:val="17"/>
+        </w:rPr>
+      </w:pPr>
+    </w:p>
+    <w:p>
+      <w:pPr>
+        <w:shd w:val="clear" w:color="auto" w:fill="121314"/>
+        <w:spacing w:line="228" w:lineRule="atLeast"/>
+        <w:rPr>
+          <w:rFonts w:ascii="Consolas" w:hAnsi="Consolas"/>
+          <w:color w:val="BBBEBF"/>
+          <w:sz w:val="17"/>
+          <w:szCs w:val="17"/>
+        </w:rPr>
+      </w:pPr>
+      <w:r>
+        <w:rPr>
+          <w:rFonts w:ascii="Consolas" w:hAnsi="Consolas"/>
+          <w:color w:val="C9D1D9"/>
+          <w:sz w:val="17"/>
+          <w:szCs w:val="17"/>
+        </w:rPr>
+        <w:t xml:space="preserve">    </w:t>
+      </w:r>
+      <w:proofErr w:type="gramStart"/>
+      <w:r>
+        <w:rPr>
+          <w:rFonts w:ascii="Consolas" w:hAnsi="Consolas"/>
+          <w:color w:val="FF7B72"/>
+          <w:sz w:val="17"/>
+          <w:szCs w:val="17"/>
+        </w:rPr>
+        <w:t>double</w:t>
+      </w:r>
+      <w:proofErr w:type="gramEnd"/>
+      <w:r>
+        <w:rPr>
+          <w:rFonts w:ascii="Consolas" w:hAnsi="Consolas"/>
+          <w:color w:val="C9D1D9"/>
+          <w:sz w:val="17"/>
+          <w:szCs w:val="17"/>
+        </w:rPr>
+        <w:t xml:space="preserve"> </w:t>
+      </w:r>
+      <w:proofErr w:type="spellStart"/>
+      <w:r>
+        <w:rPr>
+          <w:rFonts w:ascii="Consolas" w:hAnsi="Consolas"/>
+          <w:color w:val="C9D1D9"/>
+          <w:sz w:val="17"/>
+          <w:szCs w:val="17"/>
+        </w:rPr>
+        <w:t>time_taken</w:t>
+      </w:r>
+      <w:proofErr w:type="spellEnd"/>
+      <w:r>
+        <w:rPr>
+          <w:rFonts w:ascii="Consolas" w:hAnsi="Consolas"/>
+          <w:color w:val="C9D1D9"/>
+          <w:sz w:val="17"/>
+          <w:szCs w:val="17"/>
+        </w:rPr>
+        <w:t xml:space="preserve"> </w:t>
+      </w:r>
+      <w:r>
+        <w:rPr>
+          <w:rFonts w:ascii="Consolas" w:hAnsi="Consolas"/>
+          <w:color w:val="D4D4D4"/>
+          <w:sz w:val="17"/>
+          <w:szCs w:val="17"/>
+        </w:rPr>
+        <w:t>=</w:t>
+      </w:r>
+      <w:r>
+        <w:rPr>
+          <w:rFonts w:ascii="Consolas" w:hAnsi="Consolas"/>
+          <w:color w:val="C9D1D9"/>
+          <w:sz w:val="17"/>
+          <w:szCs w:val="17"/>
+        </w:rPr>
+        <w:t xml:space="preserve"> (</w:t>
+      </w:r>
+      <w:r>
+        <w:rPr>
+          <w:rFonts w:ascii="Consolas" w:hAnsi="Consolas"/>
+          <w:color w:val="FF7B72"/>
+          <w:sz w:val="17"/>
+          <w:szCs w:val="17"/>
+        </w:rPr>
+        <w:t>double</w:t>
+      </w:r>
+      <w:r>
+        <w:rPr>
+          <w:rFonts w:ascii="Consolas" w:hAnsi="Consolas"/>
+          <w:color w:val="C9D1D9"/>
+          <w:sz w:val="17"/>
+          <w:szCs w:val="17"/>
+        </w:rPr>
+        <w:t xml:space="preserve">)(end </w:t>
+      </w:r>
+      <w:r>
+        <w:rPr>
+          <w:rFonts w:ascii="Consolas" w:hAnsi="Consolas"/>
+          <w:color w:val="D4D4D4"/>
+          <w:sz w:val="17"/>
+          <w:szCs w:val="17"/>
+        </w:rPr>
+        <w:t>-</w:t>
+      </w:r>
+      <w:r>
+        <w:rPr>
+          <w:rFonts w:ascii="Consolas" w:hAnsi="Consolas"/>
+          <w:color w:val="C9D1D9"/>
+          <w:sz w:val="17"/>
+          <w:szCs w:val="17"/>
+        </w:rPr>
+        <w:t xml:space="preserve"> start) </w:t>
+      </w:r>
+      <w:r>
+        <w:rPr>
+          <w:rFonts w:ascii="Consolas" w:hAnsi="Consolas"/>
+          <w:color w:val="D4D4D4"/>
+          <w:sz w:val="17"/>
+          <w:szCs w:val="17"/>
+        </w:rPr>
+        <w:t>/</w:t>
+      </w:r>
+      <w:r>
+        <w:rPr>
+          <w:rFonts w:ascii="Consolas" w:hAnsi="Consolas"/>
+          <w:color w:val="C9D1D9"/>
+          <w:sz w:val="17"/>
+          <w:szCs w:val="17"/>
+        </w:rPr>
+        <w:t xml:space="preserve"> </w:t>
+      </w:r>
+      <w:r>
+        <w:rPr>
+          <w:rFonts w:ascii="Consolas" w:hAnsi="Consolas"/>
+          <w:color w:val="569CD6"/>
+          <w:sz w:val="17"/>
+          <w:szCs w:val="17"/>
+        </w:rPr>
+        <w:t>CLOCKS_PER_SEC</w:t>
+      </w:r>
+      <w:r>
+        <w:rPr>
+          <w:rFonts w:ascii="Consolas" w:hAnsi="Consolas"/>
+          <w:color w:val="C9D1D9"/>
+          <w:sz w:val="17"/>
+          <w:szCs w:val="17"/>
+        </w:rPr>
+        <w:t>;</w:t>
+      </w:r>
+    </w:p>
+    <w:p>
+      <w:pPr>
+        <w:shd w:val="clear" w:color="auto" w:fill="121314"/>
+        <w:spacing w:line="228" w:lineRule="atLeast"/>
+        <w:rPr>
+          <w:rFonts w:ascii="Consolas" w:hAnsi="Consolas"/>
+          <w:color w:val="BBBEBF"/>
+          <w:sz w:val="17"/>
+          <w:szCs w:val="17"/>
+        </w:rPr>
+      </w:pPr>
+    </w:p>
+    <w:p>
+      <w:pPr>
+        <w:shd w:val="clear" w:color="auto" w:fill="121314"/>
+        <w:spacing w:line="228" w:lineRule="atLeast"/>
+        <w:rPr>
+          <w:rFonts w:ascii="Consolas" w:hAnsi="Consolas"/>
+          <w:color w:val="BBBEBF"/>
+          <w:sz w:val="17"/>
+          <w:szCs w:val="17"/>
+        </w:rPr>
+      </w:pPr>
+      <w:r>
+        <w:rPr>
+          <w:rFonts w:ascii="Consolas" w:hAnsi="Consolas"/>
+          <w:color w:val="C9D1D9"/>
+          <w:sz w:val="17"/>
+          <w:szCs w:val="17"/>
+        </w:rPr>
+        <w:t xml:space="preserve">    </w:t>
+      </w:r>
+      <w:proofErr w:type="spellStart"/>
+      <w:proofErr w:type="gramStart"/>
+      <w:r>
+        <w:rPr>
+          <w:rFonts w:ascii="Consolas" w:hAnsi="Consolas"/>
+          <w:color w:val="D2A8FF"/>
+          <w:sz w:val="17"/>
+          <w:szCs w:val="17"/>
+        </w:rPr>
+        <w:t>printf</w:t>
+      </w:r>
+      <w:proofErr w:type="spellEnd"/>
+      <w:r>
+        <w:rPr>
+          <w:rFonts w:ascii="Consolas" w:hAnsi="Consolas"/>
+          <w:color w:val="C9D1D9"/>
+          <w:sz w:val="17"/>
+          <w:szCs w:val="17"/>
+        </w:rPr>
+        <w:t>(</w:t>
+      </w:r>
+      <w:proofErr w:type="gramEnd"/>
+      <w:r>
+        <w:rPr>
+          <w:rFonts w:ascii="Consolas" w:hAnsi="Consolas"/>
+          <w:color w:val="A5D6FF"/>
+          <w:sz w:val="17"/>
+          <w:szCs w:val="17"/>
+        </w:rPr>
+        <w:t>"Parallel Merge Sort Completed Successfully.</w:t>
+      </w:r>
+      <w:r>
+        <w:rPr>
+          <w:rFonts w:ascii="Consolas" w:hAnsi="Consolas"/>
+          <w:color w:val="D7BA7D"/>
+          <w:sz w:val="17"/>
+          <w:szCs w:val="17"/>
+        </w:rPr>
+        <w:t>\n</w:t>
+      </w:r>
+      <w:r>
+        <w:rPr>
+          <w:rFonts w:ascii="Consolas" w:hAnsi="Consolas"/>
+          <w:color w:val="A5D6FF"/>
+          <w:sz w:val="17"/>
+          <w:szCs w:val="17"/>
+        </w:rPr>
+        <w:t>"</w:t>
+      </w:r>
+      <w:r>
+        <w:rPr>
+          <w:rFonts w:ascii="Consolas" w:hAnsi="Consolas"/>
+          <w:color w:val="C9D1D9"/>
+          <w:sz w:val="17"/>
+          <w:szCs w:val="17"/>
+        </w:rPr>
+        <w:t>);</w:t>
+      </w:r>
+    </w:p>
+    <w:p>
+      <w:pPr>
+        <w:shd w:val="clear" w:color="auto" w:fill="121314"/>
+        <w:spacing w:line="228" w:lineRule="atLeast"/>
+        <w:rPr>
+          <w:rFonts w:ascii="Consolas" w:hAnsi="Consolas"/>
+          <w:color w:val="BBBEBF"/>
+          <w:sz w:val="17"/>
+          <w:szCs w:val="17"/>
+        </w:rPr>
+      </w:pPr>
+      <w:r>
+        <w:rPr>
+          <w:rFonts w:ascii="Consolas" w:hAnsi="Consolas"/>
+          <w:color w:val="C9D1D9"/>
+          <w:sz w:val="17"/>
+          <w:szCs w:val="17"/>
+        </w:rPr>
+        <w:t xml:space="preserve">    </w:t>
+      </w:r>
+      <w:proofErr w:type="spellStart"/>
+      <w:proofErr w:type="gramStart"/>
+      <w:r>
+        <w:rPr>
+          <w:rFonts w:ascii="Consolas" w:hAnsi="Consolas"/>
+          <w:color w:val="D2A8FF"/>
+          <w:sz w:val="17"/>
+          <w:szCs w:val="17"/>
+        </w:rPr>
+        <w:t>printf</w:t>
+      </w:r>
+      <w:proofErr w:type="spellEnd"/>
+      <w:r>
+        <w:rPr>
+          <w:rFonts w:ascii="Consolas" w:hAnsi="Consolas"/>
+          <w:color w:val="C9D1D9"/>
+          <w:sz w:val="17"/>
+          <w:szCs w:val="17"/>
+        </w:rPr>
+        <w:t>(</w:t>
+      </w:r>
+      <w:proofErr w:type="gramEnd"/>
+      <w:r>
+        <w:rPr>
+          <w:rFonts w:ascii="Consolas" w:hAnsi="Consolas"/>
+          <w:color w:val="A5D6FF"/>
+          <w:sz w:val="17"/>
+          <w:szCs w:val="17"/>
+        </w:rPr>
+        <w:t xml:space="preserve">"Execution Time: </w:t>
+      </w:r>
+      <w:r>
+        <w:rPr>
+          <w:rFonts w:ascii="Consolas" w:hAnsi="Consolas"/>
+          <w:color w:val="FF7B72"/>
+          <w:sz w:val="17"/>
+          <w:szCs w:val="17"/>
+        </w:rPr>
+        <w:t>%.6f</w:t>
+      </w:r>
+      <w:r>
+        <w:rPr>
+          <w:rFonts w:ascii="Consolas" w:hAnsi="Consolas"/>
+          <w:color w:val="A5D6FF"/>
+          <w:sz w:val="17"/>
+          <w:szCs w:val="17"/>
+        </w:rPr>
+        <w:t xml:space="preserve"> seconds</w:t>
+      </w:r>
+      <w:r>
+        <w:rPr>
+          <w:rFonts w:ascii="Consolas" w:hAnsi="Consolas"/>
+          <w:color w:val="D7BA7D"/>
+          <w:sz w:val="17"/>
+          <w:szCs w:val="17"/>
+        </w:rPr>
+        <w:t>\n</w:t>
+      </w:r>
+      <w:r>
+        <w:rPr>
+          <w:rFonts w:ascii="Consolas" w:hAnsi="Consolas"/>
+          <w:color w:val="A5D6FF"/>
+          <w:sz w:val="17"/>
+          <w:szCs w:val="17"/>
+        </w:rPr>
+        <w:t>"</w:t>
+      </w:r>
+      <w:r>
+        <w:rPr>
+          <w:rFonts w:ascii="Consolas" w:hAnsi="Consolas"/>
+          <w:color w:val="C9D1D9"/>
+          <w:sz w:val="17"/>
+          <w:szCs w:val="17"/>
+        </w:rPr>
+        <w:t xml:space="preserve">, </w:t>
+      </w:r>
+      <w:proofErr w:type="spellStart"/>
+      <w:r>
+        <w:rPr>
+          <w:rFonts w:ascii="Consolas" w:hAnsi="Consolas"/>
+          <w:color w:val="C9D1D9"/>
+          <w:sz w:val="17"/>
+          <w:szCs w:val="17"/>
+        </w:rPr>
+        <w:t>time_taken</w:t>
+      </w:r>
+      <w:proofErr w:type="spellEnd"/>
+      <w:r>
+        <w:rPr>
+          <w:rFonts w:ascii="Consolas" w:hAnsi="Consolas"/>
+          <w:color w:val="C9D1D9"/>
+          <w:sz w:val="17"/>
+          <w:szCs w:val="17"/>
+        </w:rPr>
+        <w:t>);</w:t>
+      </w:r>
+    </w:p>
+    <w:p>
+      <w:pPr>
+        <w:shd w:val="clear" w:color="auto" w:fill="121314"/>
+        <w:spacing w:line="228" w:lineRule="atLeast"/>
+        <w:rPr>
+          <w:rFonts w:ascii="Consolas" w:hAnsi="Consolas"/>
+          <w:color w:val="BBBEBF"/>
+          <w:sz w:val="17"/>
+          <w:szCs w:val="17"/>
+        </w:rPr>
+      </w:pPr>
+    </w:p>
+    <w:p>
+      <w:pPr>
+        <w:shd w:val="clear" w:color="auto" w:fill="121314"/>
+        <w:spacing w:line="228" w:lineRule="atLeast"/>
+        <w:rPr>
+          <w:rFonts w:ascii="Consolas" w:hAnsi="Consolas"/>
+          <w:color w:val="BBBEBF"/>
+          <w:sz w:val="17"/>
+          <w:szCs w:val="17"/>
+        </w:rPr>
+      </w:pPr>
+      <w:r>
+        <w:rPr>
+          <w:rFonts w:ascii="Consolas" w:hAnsi="Consolas"/>
+          <w:color w:val="C9D1D9"/>
+          <w:sz w:val="17"/>
+          <w:szCs w:val="17"/>
+        </w:rPr>
+        <w:t xml:space="preserve">    </w:t>
+      </w:r>
+      <w:proofErr w:type="gramStart"/>
+      <w:r>
+        <w:rPr>
+          <w:rFonts w:ascii="Consolas" w:hAnsi="Consolas"/>
+          <w:color w:val="C586C0"/>
+          <w:sz w:val="17"/>
+          <w:szCs w:val="17"/>
+        </w:rPr>
+        <w:t>return</w:t>
+      </w:r>
+      <w:proofErr w:type="gramEnd"/>
+      <w:r>
+        <w:rPr>
+          <w:rFonts w:ascii="Consolas" w:hAnsi="Consolas"/>
+          <w:color w:val="C9D1D9"/>
+          <w:sz w:val="17"/>
+          <w:szCs w:val="17"/>
+        </w:rPr>
+        <w:t xml:space="preserve"> </w:t>
+      </w:r>
+      <w:r>
+        <w:rPr>
+          <w:rFonts w:ascii="Consolas" w:hAnsi="Consolas"/>
+          <w:color w:val="B5CEA8"/>
+          <w:sz w:val="17"/>
+          <w:szCs w:val="17"/>
+        </w:rPr>
+        <w:t>0</w:t>
+      </w:r>
+      <w:r>
+        <w:rPr>
+          <w:rFonts w:ascii="Consolas" w:hAnsi="Consolas"/>
+          <w:color w:val="C9D1D9"/>
+          <w:sz w:val="17"/>
+          <w:szCs w:val="17"/>
+        </w:rPr>
+        <w:t>;</w:t>
+      </w:r>
+    </w:p>
+    <w:p>
+      <w:pPr>
+        <w:shd w:val="clear" w:color="auto" w:fill="121314"/>
+        <w:spacing w:line="228" w:lineRule="atLeast"/>
+        <w:rPr>
+          <w:rFonts w:ascii="Consolas" w:hAnsi="Consolas"/>
+          <w:color w:val="BBBEBF"/>
+          <w:sz w:val="17"/>
+          <w:szCs w:val="17"/>
+        </w:rPr>
+      </w:pPr>
+      <w:r>
+        <w:rPr>
+          <w:rFonts w:ascii="Consolas" w:hAnsi="Consolas"/>
+          <w:color w:val="C9D1D9"/>
+          <w:sz w:val="17"/>
+          <w:szCs w:val="17"/>
+        </w:rPr>
+        <w:t>}</w:t>
+      </w:r>
+    </w:p>
+    <w:p>
+      <w:pPr>
+        <w:rPr>
+          <w:b/>
+          <w:sz w:val="32"/>
+          <w:szCs w:val="32"/>
+        </w:rPr>
+      </w:pPr>
+    </w:p>
+    <w:p>
+      <w:pPr>
+        <w:rPr>
+          <w:b/>
+          <w:sz w:val="32"/>
+          <w:szCs w:val="32"/>
+        </w:rPr>
+      </w:pPr>
+    </w:p>
+    <w:p>
       <w:r>
         <w:rPr>
           <w:noProof/>
           <w:lang w:val="en-US" w:eastAsia="en-US"/>
         </w:rPr>
-        <w:lastRenderedPageBreak/>
         <w:drawing>
           <wp:inline distT="0" distB="0" distL="0" distR="0">
             <wp:extent cx="5760720" cy="3734429"/>
@@ -816,14 +7365,51 @@
         <w:rPr>
           <w:b/>
           <w:bCs/>
-          <w:color w:val="000000"/>
-        </w:rPr>
-      </w:pPr>
-      <w:r>
+        </w:rPr>
+      </w:pPr>
+    </w:p>
+    <w:p>
+      <w:pPr>
+        <w:jc w:val="both"/>
         <w:rPr>
           <w:b/>
           <w:bCs/>
         </w:rPr>
+      </w:pPr>
+    </w:p>
+    <w:p>
+      <w:pPr>
+        <w:jc w:val="both"/>
+        <w:rPr>
+          <w:b/>
+          <w:bCs/>
+        </w:rPr>
+      </w:pPr>
+    </w:p>
+    <w:p>
+      <w:pPr>
+        <w:jc w:val="both"/>
+        <w:rPr>
+          <w:b/>
+          <w:bCs/>
+        </w:rPr>
+      </w:pPr>
+    </w:p>
+    <w:p>
+      <w:pPr>
+        <w:jc w:val="both"/>
+        <w:rPr>
+          <w:b/>
+          <w:bCs/>
+          <w:color w:val="000000"/>
+        </w:rPr>
+      </w:pPr>
+      <w:r>
+        <w:rPr>
+          <w:b/>
+          <w:bCs/>
+        </w:rPr>
+        <w:lastRenderedPageBreak/>
         <w:t>RUBRICS FOR CALCULATION</w:t>
       </w:r>
     </w:p>
@@ -1485,7 +8071,6 @@
               <w:jc w:val="center"/>
             </w:pPr>
             <w:r>
-              <w:lastRenderedPageBreak/>
               <w:t>Use of Tools</w:t>
             </w:r>
           </w:p>
